--- a/soal TA/pekan04/laporan/707012400044_Muhammadnabilalfatih_modul04.docx
+++ b/soal TA/pekan04/laporan/707012400044_Muhammadnabilalfatih_modul04.docx
@@ -33,7 +33,7 @@
         <w:rPr>
           <w:rFonts w:ascii="Times New Roman" w:hAnsi="Times New Roman" w:cs="Times New Roman"/>
         </w:rPr>
-        <w:t>3</w:t>
+        <w:t>4</w:t>
       </w:r>
     </w:p>
     <w:p>
@@ -253,6 +253,7 @@
           <w:ilvl w:val="0"/>
           <w:numId w:val="38"/>
         </w:numPr>
+        <w:jc w:val="both"/>
         <w:rPr>
           <w:rFonts w:ascii="Times New Roman" w:hAnsi="Times New Roman" w:cs="Times New Roman"/>
         </w:rPr>
@@ -290,6 +291,11 @@
     <w:p>
       <w:pPr>
         <w:pStyle w:val="ListParagraph"/>
+        <w:numPr>
+          <w:ilvl w:val="0"/>
+          <w:numId w:val="41"/>
+        </w:numPr>
+        <w:jc w:val="both"/>
         <w:rPr>
           <w:rFonts w:ascii="Times New Roman" w:hAnsi="Times New Roman" w:cs="Times New Roman"/>
         </w:rPr>
@@ -306,158 +312,834 @@
         <w:rPr>
           <w:rFonts w:ascii="Times New Roman" w:hAnsi="Times New Roman" w:cs="Times New Roman"/>
         </w:rPr>
-        <w:t xml:space="preserve"> model state </w:t>
+        <w:t xml:space="preserve"> Project Flutter</w:t>
+      </w:r>
+      <w:r>
+        <w:rPr>
+          <w:rFonts w:ascii="Times New Roman" w:hAnsi="Times New Roman" w:cs="Times New Roman"/>
+        </w:rPr>
+        <w:br/>
+      </w:r>
+      <w:proofErr w:type="spellStart"/>
+      <w:r>
+        <w:rPr>
+          <w:rFonts w:ascii="Times New Roman" w:hAnsi="Times New Roman" w:cs="Times New Roman"/>
+        </w:rPr>
+        <w:t>Membuat</w:t>
+      </w:r>
+      <w:proofErr w:type="spellEnd"/>
+      <w:r>
+        <w:rPr>
+          <w:rFonts w:ascii="Times New Roman" w:hAnsi="Times New Roman" w:cs="Times New Roman"/>
+        </w:rPr>
+        <w:t xml:space="preserve"> project </w:t>
+      </w:r>
+      <w:proofErr w:type="spellStart"/>
+      <w:r>
+        <w:rPr>
+          <w:rFonts w:ascii="Times New Roman" w:hAnsi="Times New Roman" w:cs="Times New Roman"/>
+        </w:rPr>
+        <w:t>nusantara_cerdas_mobile</w:t>
+      </w:r>
+      <w:proofErr w:type="spellEnd"/>
+      <w:r>
+        <w:rPr>
+          <w:rFonts w:ascii="Times New Roman" w:hAnsi="Times New Roman" w:cs="Times New Roman"/>
+        </w:rPr>
+        <w:t xml:space="preserve">, </w:t>
+      </w:r>
+      <w:proofErr w:type="spellStart"/>
+      <w:r>
+        <w:rPr>
+          <w:rFonts w:ascii="Times New Roman" w:hAnsi="Times New Roman" w:cs="Times New Roman"/>
+        </w:rPr>
+        <w:t>kemudian</w:t>
+      </w:r>
+      <w:proofErr w:type="spellEnd"/>
+      <w:r>
+        <w:rPr>
+          <w:rFonts w:ascii="Times New Roman" w:hAnsi="Times New Roman" w:cs="Times New Roman"/>
+        </w:rPr>
+        <w:t xml:space="preserve"> </w:t>
+      </w:r>
+      <w:proofErr w:type="spellStart"/>
+      <w:r>
+        <w:rPr>
+          <w:rFonts w:ascii="Times New Roman" w:hAnsi="Times New Roman" w:cs="Times New Roman"/>
+        </w:rPr>
+        <w:t>menambahkan</w:t>
+      </w:r>
+      <w:proofErr w:type="spellEnd"/>
+      <w:r>
+        <w:rPr>
+          <w:rFonts w:ascii="Times New Roman" w:hAnsi="Times New Roman" w:cs="Times New Roman"/>
+        </w:rPr>
+        <w:t xml:space="preserve"> package provider, </w:t>
+      </w:r>
+      <w:proofErr w:type="spellStart"/>
+      <w:r>
+        <w:rPr>
+          <w:rFonts w:ascii="Times New Roman" w:hAnsi="Times New Roman" w:cs="Times New Roman"/>
+        </w:rPr>
+        <w:t>google_maps_flutter</w:t>
+      </w:r>
+      <w:proofErr w:type="spellEnd"/>
+      <w:r>
+        <w:rPr>
+          <w:rFonts w:ascii="Times New Roman" w:hAnsi="Times New Roman" w:cs="Times New Roman"/>
+        </w:rPr>
+        <w:t xml:space="preserve">, dan </w:t>
+      </w:r>
+      <w:proofErr w:type="spellStart"/>
+      <w:r>
+        <w:rPr>
+          <w:rFonts w:ascii="Times New Roman" w:hAnsi="Times New Roman" w:cs="Times New Roman"/>
+        </w:rPr>
+        <w:t>fl_chart</w:t>
+      </w:r>
+      <w:proofErr w:type="spellEnd"/>
+      <w:r>
+        <w:rPr>
+          <w:rFonts w:ascii="Times New Roman" w:hAnsi="Times New Roman" w:cs="Times New Roman"/>
+        </w:rPr>
+        <w:t>.</w:t>
       </w:r>
     </w:p>
     <w:p>
       <w:pPr>
         <w:pStyle w:val="ListParagraph"/>
-        <w:rPr>
-          <w:rFonts w:ascii="Times New Roman" w:hAnsi="Times New Roman" w:cs="Times New Roman"/>
-        </w:rPr>
-      </w:pPr>
-      <w:proofErr w:type="spellStart"/>
-      <w:r>
-        <w:rPr>
-          <w:rFonts w:ascii="Times New Roman" w:hAnsi="Times New Roman" w:cs="Times New Roman"/>
-        </w:rPr>
-        <w:t>Menerapkan</w:t>
-      </w:r>
-      <w:proofErr w:type="spellEnd"/>
-      <w:r>
-        <w:rPr>
-          <w:rFonts w:ascii="Times New Roman" w:hAnsi="Times New Roman" w:cs="Times New Roman"/>
-        </w:rPr>
-        <w:t xml:space="preserve"> multi provider</w:t>
+        <w:numPr>
+          <w:ilvl w:val="0"/>
+          <w:numId w:val="41"/>
+        </w:numPr>
+        <w:jc w:val="both"/>
+        <w:rPr>
+          <w:rFonts w:ascii="Times New Roman" w:hAnsi="Times New Roman" w:cs="Times New Roman"/>
+        </w:rPr>
+      </w:pPr>
+      <w:proofErr w:type="spellStart"/>
+      <w:r>
+        <w:rPr>
+          <w:rFonts w:ascii="Times New Roman" w:hAnsi="Times New Roman" w:cs="Times New Roman"/>
+        </w:rPr>
+        <w:t>Membuat</w:t>
+      </w:r>
+      <w:proofErr w:type="spellEnd"/>
+      <w:r>
+        <w:rPr>
+          <w:rFonts w:ascii="Times New Roman" w:hAnsi="Times New Roman" w:cs="Times New Roman"/>
+        </w:rPr>
+        <w:t xml:space="preserve"> Model </w:t>
+      </w:r>
+      <w:proofErr w:type="spellStart"/>
+      <w:r>
+        <w:rPr>
+          <w:rFonts w:ascii="Times New Roman" w:hAnsi="Times New Roman" w:cs="Times New Roman"/>
+        </w:rPr>
+        <w:t>Pengajuan</w:t>
+      </w:r>
+      <w:proofErr w:type="spellEnd"/>
+      <w:r>
+        <w:rPr>
+          <w:rFonts w:ascii="Times New Roman" w:hAnsi="Times New Roman" w:cs="Times New Roman"/>
+        </w:rPr>
+        <w:br/>
+      </w:r>
+      <w:proofErr w:type="spellStart"/>
+      <w:r>
+        <w:rPr>
+          <w:rFonts w:ascii="Times New Roman" w:hAnsi="Times New Roman" w:cs="Times New Roman"/>
+        </w:rPr>
+        <w:t>Membuat</w:t>
+      </w:r>
+      <w:proofErr w:type="spellEnd"/>
+      <w:r>
+        <w:rPr>
+          <w:rFonts w:ascii="Times New Roman" w:hAnsi="Times New Roman" w:cs="Times New Roman"/>
+        </w:rPr>
+        <w:t xml:space="preserve"> </w:t>
+      </w:r>
+      <w:proofErr w:type="spellStart"/>
+      <w:r>
+        <w:rPr>
+          <w:rFonts w:ascii="Times New Roman" w:hAnsi="Times New Roman" w:cs="Times New Roman"/>
+        </w:rPr>
+        <w:t>PengajuanModel</w:t>
+      </w:r>
+      <w:proofErr w:type="spellEnd"/>
+      <w:r>
+        <w:rPr>
+          <w:rFonts w:ascii="Times New Roman" w:hAnsi="Times New Roman" w:cs="Times New Roman"/>
+        </w:rPr>
+        <w:t xml:space="preserve"> </w:t>
+      </w:r>
+      <w:proofErr w:type="spellStart"/>
+      <w:r>
+        <w:rPr>
+          <w:rFonts w:ascii="Times New Roman" w:hAnsi="Times New Roman" w:cs="Times New Roman"/>
+        </w:rPr>
+        <w:t>menggunakan</w:t>
+      </w:r>
+      <w:proofErr w:type="spellEnd"/>
+      <w:r>
+        <w:rPr>
+          <w:rFonts w:ascii="Times New Roman" w:hAnsi="Times New Roman" w:cs="Times New Roman"/>
+        </w:rPr>
+        <w:t xml:space="preserve"> </w:t>
+      </w:r>
+      <w:proofErr w:type="spellStart"/>
+      <w:r>
+        <w:rPr>
+          <w:rFonts w:ascii="Times New Roman" w:hAnsi="Times New Roman" w:cs="Times New Roman"/>
+        </w:rPr>
+        <w:t>ChangeNotifier</w:t>
+      </w:r>
+      <w:proofErr w:type="spellEnd"/>
+      <w:r>
+        <w:rPr>
+          <w:rFonts w:ascii="Times New Roman" w:hAnsi="Times New Roman" w:cs="Times New Roman"/>
+        </w:rPr>
+        <w:t xml:space="preserve"> </w:t>
+      </w:r>
+      <w:proofErr w:type="spellStart"/>
+      <w:r>
+        <w:rPr>
+          <w:rFonts w:ascii="Times New Roman" w:hAnsi="Times New Roman" w:cs="Times New Roman"/>
+        </w:rPr>
+        <w:t>untuk</w:t>
+      </w:r>
+      <w:proofErr w:type="spellEnd"/>
+      <w:r>
+        <w:rPr>
+          <w:rFonts w:ascii="Times New Roman" w:hAnsi="Times New Roman" w:cs="Times New Roman"/>
+        </w:rPr>
+        <w:t xml:space="preserve"> </w:t>
+      </w:r>
+      <w:proofErr w:type="spellStart"/>
+      <w:r>
+        <w:rPr>
+          <w:rFonts w:ascii="Times New Roman" w:hAnsi="Times New Roman" w:cs="Times New Roman"/>
+        </w:rPr>
+        <w:t>menyimpan</w:t>
+      </w:r>
+      <w:proofErr w:type="spellEnd"/>
+      <w:r>
+        <w:rPr>
+          <w:rFonts w:ascii="Times New Roman" w:hAnsi="Times New Roman" w:cs="Times New Roman"/>
+        </w:rPr>
+        <w:t xml:space="preserve"> data </w:t>
+      </w:r>
+      <w:proofErr w:type="spellStart"/>
+      <w:r>
+        <w:rPr>
+          <w:rFonts w:ascii="Times New Roman" w:hAnsi="Times New Roman" w:cs="Times New Roman"/>
+        </w:rPr>
+        <w:t>pengajuan</w:t>
+      </w:r>
+      <w:proofErr w:type="spellEnd"/>
+      <w:r>
+        <w:rPr>
+          <w:rFonts w:ascii="Times New Roman" w:hAnsi="Times New Roman" w:cs="Times New Roman"/>
+        </w:rPr>
+        <w:t xml:space="preserve"> dan </w:t>
+      </w:r>
+      <w:proofErr w:type="spellStart"/>
+      <w:r>
+        <w:rPr>
+          <w:rFonts w:ascii="Times New Roman" w:hAnsi="Times New Roman" w:cs="Times New Roman"/>
+        </w:rPr>
+        <w:t>memperbarui</w:t>
+      </w:r>
+      <w:proofErr w:type="spellEnd"/>
+      <w:r>
+        <w:rPr>
+          <w:rFonts w:ascii="Times New Roman" w:hAnsi="Times New Roman" w:cs="Times New Roman"/>
+        </w:rPr>
+        <w:t xml:space="preserve"> </w:t>
+      </w:r>
+      <w:proofErr w:type="spellStart"/>
+      <w:r>
+        <w:rPr>
+          <w:rFonts w:ascii="Times New Roman" w:hAnsi="Times New Roman" w:cs="Times New Roman"/>
+        </w:rPr>
+        <w:t>tampilan</w:t>
+      </w:r>
+      <w:proofErr w:type="spellEnd"/>
+      <w:r>
+        <w:rPr>
+          <w:rFonts w:ascii="Times New Roman" w:hAnsi="Times New Roman" w:cs="Times New Roman"/>
+        </w:rPr>
+        <w:t xml:space="preserve"> </w:t>
+      </w:r>
+      <w:proofErr w:type="spellStart"/>
+      <w:r>
+        <w:rPr>
+          <w:rFonts w:ascii="Times New Roman" w:hAnsi="Times New Roman" w:cs="Times New Roman"/>
+        </w:rPr>
+        <w:t>ketika</w:t>
+      </w:r>
+      <w:proofErr w:type="spellEnd"/>
+      <w:r>
+        <w:rPr>
+          <w:rFonts w:ascii="Times New Roman" w:hAnsi="Times New Roman" w:cs="Times New Roman"/>
+        </w:rPr>
+        <w:t xml:space="preserve"> data </w:t>
+      </w:r>
+      <w:proofErr w:type="spellStart"/>
+      <w:r>
+        <w:rPr>
+          <w:rFonts w:ascii="Times New Roman" w:hAnsi="Times New Roman" w:cs="Times New Roman"/>
+        </w:rPr>
+        <w:t>berubah</w:t>
+      </w:r>
+      <w:proofErr w:type="spellEnd"/>
+      <w:r>
+        <w:rPr>
+          <w:rFonts w:ascii="Times New Roman" w:hAnsi="Times New Roman" w:cs="Times New Roman"/>
+        </w:rPr>
+        <w:t>.</w:t>
       </w:r>
     </w:p>
     <w:p>
       <w:pPr>
         <w:pStyle w:val="ListParagraph"/>
-        <w:rPr>
-          <w:rFonts w:ascii="Times New Roman" w:hAnsi="Times New Roman" w:cs="Times New Roman"/>
-        </w:rPr>
-      </w:pPr>
-      <w:proofErr w:type="spellStart"/>
-      <w:r>
-        <w:rPr>
-          <w:rFonts w:ascii="Times New Roman" w:hAnsi="Times New Roman" w:cs="Times New Roman"/>
-        </w:rPr>
-        <w:t>Mengelola</w:t>
-      </w:r>
-      <w:proofErr w:type="spellEnd"/>
-      <w:r>
-        <w:rPr>
-          <w:rFonts w:ascii="Times New Roman" w:hAnsi="Times New Roman" w:cs="Times New Roman"/>
-        </w:rPr>
-        <w:t xml:space="preserve"> favorite pada </w:t>
-      </w:r>
-      <w:proofErr w:type="spellStart"/>
-      <w:r>
-        <w:rPr>
-          <w:rFonts w:ascii="Times New Roman" w:hAnsi="Times New Roman" w:cs="Times New Roman"/>
-        </w:rPr>
-        <w:t>halaman</w:t>
-      </w:r>
-      <w:proofErr w:type="spellEnd"/>
-      <w:r>
-        <w:rPr>
-          <w:rFonts w:ascii="Times New Roman" w:hAnsi="Times New Roman" w:cs="Times New Roman"/>
-        </w:rPr>
-        <w:t xml:space="preserve"> </w:t>
-      </w:r>
-      <w:proofErr w:type="spellStart"/>
-      <w:r>
-        <w:rPr>
-          <w:rFonts w:ascii="Times New Roman" w:hAnsi="Times New Roman" w:cs="Times New Roman"/>
-        </w:rPr>
-        <w:t>layanan</w:t>
-      </w:r>
-      <w:proofErr w:type="spellEnd"/>
-      <w:r>
-        <w:rPr>
-          <w:rFonts w:ascii="Times New Roman" w:hAnsi="Times New Roman" w:cs="Times New Roman"/>
-        </w:rPr>
-        <w:t>\</w:t>
+        <w:numPr>
+          <w:ilvl w:val="0"/>
+          <w:numId w:val="41"/>
+        </w:numPr>
+        <w:jc w:val="both"/>
+        <w:rPr>
+          <w:rFonts w:ascii="Times New Roman" w:hAnsi="Times New Roman" w:cs="Times New Roman"/>
+        </w:rPr>
+      </w:pPr>
+      <w:proofErr w:type="spellStart"/>
+      <w:r>
+        <w:rPr>
+          <w:rFonts w:ascii="Times New Roman" w:hAnsi="Times New Roman" w:cs="Times New Roman"/>
+        </w:rPr>
+        <w:t>Membuat</w:t>
+      </w:r>
+      <w:proofErr w:type="spellEnd"/>
+      <w:r>
+        <w:rPr>
+          <w:rFonts w:ascii="Times New Roman" w:hAnsi="Times New Roman" w:cs="Times New Roman"/>
+        </w:rPr>
+        <w:t xml:space="preserve"> Form </w:t>
+      </w:r>
+      <w:proofErr w:type="spellStart"/>
+      <w:r>
+        <w:rPr>
+          <w:rFonts w:ascii="Times New Roman" w:hAnsi="Times New Roman" w:cs="Times New Roman"/>
+        </w:rPr>
+        <w:t>Pengajuan</w:t>
+      </w:r>
+      <w:proofErr w:type="spellEnd"/>
+      <w:r>
+        <w:rPr>
+          <w:rFonts w:ascii="Times New Roman" w:hAnsi="Times New Roman" w:cs="Times New Roman"/>
+        </w:rPr>
+        <w:br/>
+      </w:r>
+      <w:proofErr w:type="spellStart"/>
+      <w:r>
+        <w:rPr>
+          <w:rFonts w:ascii="Times New Roman" w:hAnsi="Times New Roman" w:cs="Times New Roman"/>
+        </w:rPr>
+        <w:t>Membuat</w:t>
+      </w:r>
+      <w:proofErr w:type="spellEnd"/>
+      <w:r>
+        <w:rPr>
+          <w:rFonts w:ascii="Times New Roman" w:hAnsi="Times New Roman" w:cs="Times New Roman"/>
+        </w:rPr>
+        <w:t xml:space="preserve"> form yang </w:t>
+      </w:r>
+      <w:proofErr w:type="spellStart"/>
+      <w:r>
+        <w:rPr>
+          <w:rFonts w:ascii="Times New Roman" w:hAnsi="Times New Roman" w:cs="Times New Roman"/>
+        </w:rPr>
+        <w:t>berisi</w:t>
+      </w:r>
+      <w:proofErr w:type="spellEnd"/>
+      <w:r>
+        <w:rPr>
+          <w:rFonts w:ascii="Times New Roman" w:hAnsi="Times New Roman" w:cs="Times New Roman"/>
+        </w:rPr>
+        <w:t xml:space="preserve"> </w:t>
+      </w:r>
+      <w:proofErr w:type="spellStart"/>
+      <w:r>
+        <w:rPr>
+          <w:rFonts w:ascii="Times New Roman" w:hAnsi="Times New Roman" w:cs="Times New Roman"/>
+        </w:rPr>
+        <w:t>TextField</w:t>
+      </w:r>
+      <w:proofErr w:type="spellEnd"/>
+      <w:r>
+        <w:rPr>
+          <w:rFonts w:ascii="Times New Roman" w:hAnsi="Times New Roman" w:cs="Times New Roman"/>
+        </w:rPr>
+        <w:t xml:space="preserve"> </w:t>
+      </w:r>
+      <w:proofErr w:type="spellStart"/>
+      <w:r>
+        <w:rPr>
+          <w:rFonts w:ascii="Times New Roman" w:hAnsi="Times New Roman" w:cs="Times New Roman"/>
+        </w:rPr>
+        <w:t>untuk</w:t>
+      </w:r>
+      <w:proofErr w:type="spellEnd"/>
+      <w:r>
+        <w:rPr>
+          <w:rFonts w:ascii="Times New Roman" w:hAnsi="Times New Roman" w:cs="Times New Roman"/>
+        </w:rPr>
+        <w:t xml:space="preserve"> nama dan email, Checkbox </w:t>
+      </w:r>
+      <w:proofErr w:type="spellStart"/>
+      <w:r>
+        <w:rPr>
+          <w:rFonts w:ascii="Times New Roman" w:hAnsi="Times New Roman" w:cs="Times New Roman"/>
+        </w:rPr>
+        <w:t>untuk</w:t>
+      </w:r>
+      <w:proofErr w:type="spellEnd"/>
+      <w:r>
+        <w:rPr>
+          <w:rFonts w:ascii="Times New Roman" w:hAnsi="Times New Roman" w:cs="Times New Roman"/>
+        </w:rPr>
+        <w:t xml:space="preserve"> </w:t>
+      </w:r>
+      <w:proofErr w:type="spellStart"/>
+      <w:r>
+        <w:rPr>
+          <w:rFonts w:ascii="Times New Roman" w:hAnsi="Times New Roman" w:cs="Times New Roman"/>
+        </w:rPr>
+        <w:t>persetujuan</w:t>
+      </w:r>
+      <w:proofErr w:type="spellEnd"/>
+      <w:r>
+        <w:rPr>
+          <w:rFonts w:ascii="Times New Roman" w:hAnsi="Times New Roman" w:cs="Times New Roman"/>
+        </w:rPr>
+        <w:t xml:space="preserve"> data, </w:t>
+      </w:r>
+      <w:proofErr w:type="spellStart"/>
+      <w:r>
+        <w:rPr>
+          <w:rFonts w:ascii="Times New Roman" w:hAnsi="Times New Roman" w:cs="Times New Roman"/>
+        </w:rPr>
+        <w:t>serta</w:t>
+      </w:r>
+      <w:proofErr w:type="spellEnd"/>
+      <w:r>
+        <w:rPr>
+          <w:rFonts w:ascii="Times New Roman" w:hAnsi="Times New Roman" w:cs="Times New Roman"/>
+        </w:rPr>
+        <w:t xml:space="preserve"> </w:t>
+      </w:r>
+      <w:proofErr w:type="spellStart"/>
+      <w:r>
+        <w:rPr>
+          <w:rFonts w:ascii="Times New Roman" w:hAnsi="Times New Roman" w:cs="Times New Roman"/>
+        </w:rPr>
+        <w:t>RadioButton</w:t>
+      </w:r>
+      <w:proofErr w:type="spellEnd"/>
+      <w:r>
+        <w:rPr>
+          <w:rFonts w:ascii="Times New Roman" w:hAnsi="Times New Roman" w:cs="Times New Roman"/>
+        </w:rPr>
+        <w:t xml:space="preserve"> </w:t>
+      </w:r>
+      <w:proofErr w:type="spellStart"/>
+      <w:r>
+        <w:rPr>
+          <w:rFonts w:ascii="Times New Roman" w:hAnsi="Times New Roman" w:cs="Times New Roman"/>
+        </w:rPr>
+        <w:t>untuk</w:t>
+      </w:r>
+      <w:proofErr w:type="spellEnd"/>
+      <w:r>
+        <w:rPr>
+          <w:rFonts w:ascii="Times New Roman" w:hAnsi="Times New Roman" w:cs="Times New Roman"/>
+        </w:rPr>
+        <w:t xml:space="preserve"> </w:t>
+      </w:r>
+      <w:proofErr w:type="spellStart"/>
+      <w:r>
+        <w:rPr>
+          <w:rFonts w:ascii="Times New Roman" w:hAnsi="Times New Roman" w:cs="Times New Roman"/>
+        </w:rPr>
+        <w:t>memilih</w:t>
+      </w:r>
+      <w:proofErr w:type="spellEnd"/>
+      <w:r>
+        <w:rPr>
+          <w:rFonts w:ascii="Times New Roman" w:hAnsi="Times New Roman" w:cs="Times New Roman"/>
+        </w:rPr>
+        <w:t xml:space="preserve"> </w:t>
+      </w:r>
+      <w:proofErr w:type="spellStart"/>
+      <w:r>
+        <w:rPr>
+          <w:rFonts w:ascii="Times New Roman" w:hAnsi="Times New Roman" w:cs="Times New Roman"/>
+        </w:rPr>
+        <w:t>sesi</w:t>
+      </w:r>
+      <w:proofErr w:type="spellEnd"/>
+      <w:r>
+        <w:rPr>
+          <w:rFonts w:ascii="Times New Roman" w:hAnsi="Times New Roman" w:cs="Times New Roman"/>
+        </w:rPr>
+        <w:t xml:space="preserve"> </w:t>
+      </w:r>
+      <w:proofErr w:type="spellStart"/>
+      <w:r>
+        <w:rPr>
+          <w:rFonts w:ascii="Times New Roman" w:hAnsi="Times New Roman" w:cs="Times New Roman"/>
+        </w:rPr>
+        <w:t>kunjungan</w:t>
+      </w:r>
+      <w:proofErr w:type="spellEnd"/>
+      <w:r>
+        <w:rPr>
+          <w:rFonts w:ascii="Times New Roman" w:hAnsi="Times New Roman" w:cs="Times New Roman"/>
+        </w:rPr>
+        <w:t>.</w:t>
       </w:r>
     </w:p>
     <w:p>
       <w:pPr>
         <w:pStyle w:val="ListParagraph"/>
-        <w:rPr>
-          <w:rFonts w:ascii="Times New Roman" w:hAnsi="Times New Roman" w:cs="Times New Roman"/>
-        </w:rPr>
-      </w:pPr>
-      <w:proofErr w:type="spellStart"/>
-      <w:r>
-        <w:rPr>
-          <w:rFonts w:ascii="Times New Roman" w:hAnsi="Times New Roman" w:cs="Times New Roman"/>
-        </w:rPr>
-        <w:t>Menampilkan</w:t>
-      </w:r>
-      <w:proofErr w:type="spellEnd"/>
-      <w:r>
-        <w:rPr>
-          <w:rFonts w:ascii="Times New Roman" w:hAnsi="Times New Roman" w:cs="Times New Roman"/>
-        </w:rPr>
-        <w:t xml:space="preserve"> </w:t>
-      </w:r>
-      <w:proofErr w:type="spellStart"/>
-      <w:r>
-        <w:rPr>
-          <w:rFonts w:ascii="Times New Roman" w:hAnsi="Times New Roman" w:cs="Times New Roman"/>
-        </w:rPr>
-        <w:t>layanan</w:t>
-      </w:r>
-      <w:proofErr w:type="spellEnd"/>
-      <w:r>
-        <w:rPr>
-          <w:rFonts w:ascii="Times New Roman" w:hAnsi="Times New Roman" w:cs="Times New Roman"/>
-        </w:rPr>
-        <w:t xml:space="preserve"> favorite pada </w:t>
-      </w:r>
-      <w:proofErr w:type="spellStart"/>
-      <w:r>
-        <w:rPr>
-          <w:rFonts w:ascii="Times New Roman" w:hAnsi="Times New Roman" w:cs="Times New Roman"/>
-        </w:rPr>
-        <w:t>halaman</w:t>
-      </w:r>
-      <w:proofErr w:type="spellEnd"/>
-      <w:r>
-        <w:rPr>
-          <w:rFonts w:ascii="Times New Roman" w:hAnsi="Times New Roman" w:cs="Times New Roman"/>
-        </w:rPr>
-        <w:t xml:space="preserve"> </w:t>
-      </w:r>
-      <w:proofErr w:type="spellStart"/>
-      <w:r>
-        <w:rPr>
-          <w:rFonts w:ascii="Times New Roman" w:hAnsi="Times New Roman" w:cs="Times New Roman"/>
-        </w:rPr>
-        <w:t>warga</w:t>
-      </w:r>
-      <w:proofErr w:type="spellEnd"/>
-      <w:r>
-        <w:rPr>
-          <w:rFonts w:ascii="Times New Roman" w:hAnsi="Times New Roman" w:cs="Times New Roman"/>
-        </w:rPr>
-        <w:t xml:space="preserve"> </w:t>
+        <w:numPr>
+          <w:ilvl w:val="0"/>
+          <w:numId w:val="41"/>
+        </w:numPr>
+        <w:jc w:val="both"/>
+        <w:rPr>
+          <w:rFonts w:ascii="Times New Roman" w:hAnsi="Times New Roman" w:cs="Times New Roman"/>
+        </w:rPr>
+      </w:pPr>
+      <w:proofErr w:type="spellStart"/>
+      <w:r>
+        <w:rPr>
+          <w:rFonts w:ascii="Times New Roman" w:hAnsi="Times New Roman" w:cs="Times New Roman"/>
+        </w:rPr>
+        <w:t>Menambahkan</w:t>
+      </w:r>
+      <w:proofErr w:type="spellEnd"/>
+      <w:r>
+        <w:rPr>
+          <w:rFonts w:ascii="Times New Roman" w:hAnsi="Times New Roman" w:cs="Times New Roman"/>
+        </w:rPr>
+        <w:t xml:space="preserve"> </w:t>
+      </w:r>
+      <w:proofErr w:type="spellStart"/>
+      <w:r>
+        <w:rPr>
+          <w:rFonts w:ascii="Times New Roman" w:hAnsi="Times New Roman" w:cs="Times New Roman"/>
+        </w:rPr>
+        <w:t>Tombol</w:t>
+      </w:r>
+      <w:proofErr w:type="spellEnd"/>
+      <w:r>
+        <w:rPr>
+          <w:rFonts w:ascii="Times New Roman" w:hAnsi="Times New Roman" w:cs="Times New Roman"/>
+        </w:rPr>
+        <w:t xml:space="preserve"> </w:t>
+      </w:r>
+      <w:proofErr w:type="spellStart"/>
+      <w:r>
+        <w:rPr>
+          <w:rFonts w:ascii="Times New Roman" w:hAnsi="Times New Roman" w:cs="Times New Roman"/>
+        </w:rPr>
+        <w:t>Pengajuan</w:t>
+      </w:r>
+      <w:proofErr w:type="spellEnd"/>
+      <w:r>
+        <w:rPr>
+          <w:rFonts w:ascii="Times New Roman" w:hAnsi="Times New Roman" w:cs="Times New Roman"/>
+        </w:rPr>
+        <w:br/>
+      </w:r>
+      <w:proofErr w:type="spellStart"/>
+      <w:r>
+        <w:rPr>
+          <w:rFonts w:ascii="Times New Roman" w:hAnsi="Times New Roman" w:cs="Times New Roman"/>
+        </w:rPr>
+        <w:t>Menggunakan</w:t>
+      </w:r>
+      <w:proofErr w:type="spellEnd"/>
+      <w:r>
+        <w:rPr>
+          <w:rFonts w:ascii="Times New Roman" w:hAnsi="Times New Roman" w:cs="Times New Roman"/>
+        </w:rPr>
+        <w:t xml:space="preserve"> </w:t>
+      </w:r>
+      <w:proofErr w:type="spellStart"/>
+      <w:r>
+        <w:rPr>
+          <w:rFonts w:ascii="Times New Roman" w:hAnsi="Times New Roman" w:cs="Times New Roman"/>
+        </w:rPr>
+        <w:t>ElevatedButton</w:t>
+      </w:r>
+      <w:proofErr w:type="spellEnd"/>
+      <w:r>
+        <w:rPr>
+          <w:rFonts w:ascii="Times New Roman" w:hAnsi="Times New Roman" w:cs="Times New Roman"/>
+        </w:rPr>
+        <w:t xml:space="preserve"> </w:t>
+      </w:r>
+      <w:proofErr w:type="spellStart"/>
+      <w:r>
+        <w:rPr>
+          <w:rFonts w:ascii="Times New Roman" w:hAnsi="Times New Roman" w:cs="Times New Roman"/>
+        </w:rPr>
+        <w:t>untuk</w:t>
+      </w:r>
+      <w:proofErr w:type="spellEnd"/>
+      <w:r>
+        <w:rPr>
+          <w:rFonts w:ascii="Times New Roman" w:hAnsi="Times New Roman" w:cs="Times New Roman"/>
+        </w:rPr>
+        <w:t xml:space="preserve"> </w:t>
+      </w:r>
+      <w:proofErr w:type="spellStart"/>
+      <w:r>
+        <w:rPr>
+          <w:rFonts w:ascii="Times New Roman" w:hAnsi="Times New Roman" w:cs="Times New Roman"/>
+        </w:rPr>
+        <w:t>mengirim</w:t>
+      </w:r>
+      <w:proofErr w:type="spellEnd"/>
+      <w:r>
+        <w:rPr>
+          <w:rFonts w:ascii="Times New Roman" w:hAnsi="Times New Roman" w:cs="Times New Roman"/>
+        </w:rPr>
+        <w:t xml:space="preserve"> data. </w:t>
+      </w:r>
+      <w:proofErr w:type="spellStart"/>
+      <w:r>
+        <w:rPr>
+          <w:rFonts w:ascii="Times New Roman" w:hAnsi="Times New Roman" w:cs="Times New Roman"/>
+        </w:rPr>
+        <w:t>Tombol</w:t>
+      </w:r>
+      <w:proofErr w:type="spellEnd"/>
+      <w:r>
+        <w:rPr>
+          <w:rFonts w:ascii="Times New Roman" w:hAnsi="Times New Roman" w:cs="Times New Roman"/>
+        </w:rPr>
+        <w:t xml:space="preserve"> </w:t>
+      </w:r>
+      <w:proofErr w:type="spellStart"/>
+      <w:r>
+        <w:rPr>
+          <w:rFonts w:ascii="Times New Roman" w:hAnsi="Times New Roman" w:cs="Times New Roman"/>
+        </w:rPr>
+        <w:t>hanya</w:t>
+      </w:r>
+      <w:proofErr w:type="spellEnd"/>
+      <w:r>
+        <w:rPr>
+          <w:rFonts w:ascii="Times New Roman" w:hAnsi="Times New Roman" w:cs="Times New Roman"/>
+        </w:rPr>
+        <w:t xml:space="preserve"> </w:t>
+      </w:r>
+      <w:proofErr w:type="spellStart"/>
+      <w:r>
+        <w:rPr>
+          <w:rFonts w:ascii="Times New Roman" w:hAnsi="Times New Roman" w:cs="Times New Roman"/>
+        </w:rPr>
+        <w:t>aktif</w:t>
+      </w:r>
+      <w:proofErr w:type="spellEnd"/>
+      <w:r>
+        <w:rPr>
+          <w:rFonts w:ascii="Times New Roman" w:hAnsi="Times New Roman" w:cs="Times New Roman"/>
+        </w:rPr>
+        <w:t xml:space="preserve"> </w:t>
+      </w:r>
+      <w:proofErr w:type="spellStart"/>
+      <w:r>
+        <w:rPr>
+          <w:rFonts w:ascii="Times New Roman" w:hAnsi="Times New Roman" w:cs="Times New Roman"/>
+        </w:rPr>
+        <w:t>jika</w:t>
+      </w:r>
+      <w:proofErr w:type="spellEnd"/>
+      <w:r>
+        <w:rPr>
+          <w:rFonts w:ascii="Times New Roman" w:hAnsi="Times New Roman" w:cs="Times New Roman"/>
+        </w:rPr>
+        <w:t xml:space="preserve"> </w:t>
+      </w:r>
+      <w:proofErr w:type="spellStart"/>
+      <w:r>
+        <w:rPr>
+          <w:rFonts w:ascii="Times New Roman" w:hAnsi="Times New Roman" w:cs="Times New Roman"/>
+        </w:rPr>
+        <w:t>formulir</w:t>
+      </w:r>
+      <w:proofErr w:type="spellEnd"/>
+      <w:r>
+        <w:rPr>
+          <w:rFonts w:ascii="Times New Roman" w:hAnsi="Times New Roman" w:cs="Times New Roman"/>
+        </w:rPr>
+        <w:t xml:space="preserve"> </w:t>
+      </w:r>
+      <w:proofErr w:type="spellStart"/>
+      <w:r>
+        <w:rPr>
+          <w:rFonts w:ascii="Times New Roman" w:hAnsi="Times New Roman" w:cs="Times New Roman"/>
+        </w:rPr>
+        <w:t>lengkap</w:t>
+      </w:r>
+      <w:proofErr w:type="spellEnd"/>
+      <w:r>
+        <w:rPr>
+          <w:rFonts w:ascii="Times New Roman" w:hAnsi="Times New Roman" w:cs="Times New Roman"/>
+        </w:rPr>
+        <w:t xml:space="preserve"> dan </w:t>
+      </w:r>
+      <w:proofErr w:type="spellStart"/>
+      <w:r>
+        <w:rPr>
+          <w:rFonts w:ascii="Times New Roman" w:hAnsi="Times New Roman" w:cs="Times New Roman"/>
+        </w:rPr>
+        <w:t>menampilkan</w:t>
+      </w:r>
+      <w:proofErr w:type="spellEnd"/>
+      <w:r>
+        <w:rPr>
+          <w:rFonts w:ascii="Times New Roman" w:hAnsi="Times New Roman" w:cs="Times New Roman"/>
+        </w:rPr>
+        <w:t xml:space="preserve"> </w:t>
+      </w:r>
+      <w:proofErr w:type="spellStart"/>
+      <w:r>
+        <w:rPr>
+          <w:rFonts w:ascii="Times New Roman" w:hAnsi="Times New Roman" w:cs="Times New Roman"/>
+        </w:rPr>
+        <w:t>indikator</w:t>
+      </w:r>
+      <w:proofErr w:type="spellEnd"/>
+      <w:r>
+        <w:rPr>
+          <w:rFonts w:ascii="Times New Roman" w:hAnsi="Times New Roman" w:cs="Times New Roman"/>
+        </w:rPr>
+        <w:t xml:space="preserve"> loading </w:t>
+      </w:r>
+      <w:proofErr w:type="spellStart"/>
+      <w:r>
+        <w:rPr>
+          <w:rFonts w:ascii="Times New Roman" w:hAnsi="Times New Roman" w:cs="Times New Roman"/>
+        </w:rPr>
+        <w:t>ketika</w:t>
+      </w:r>
+      <w:proofErr w:type="spellEnd"/>
+      <w:r>
+        <w:rPr>
+          <w:rFonts w:ascii="Times New Roman" w:hAnsi="Times New Roman" w:cs="Times New Roman"/>
+        </w:rPr>
+        <w:t xml:space="preserve"> </w:t>
+      </w:r>
+      <w:proofErr w:type="gramStart"/>
+      <w:r>
+        <w:rPr>
+          <w:rFonts w:ascii="Times New Roman" w:hAnsi="Times New Roman" w:cs="Times New Roman"/>
+        </w:rPr>
+        <w:t>proses</w:t>
+      </w:r>
+      <w:proofErr w:type="gramEnd"/>
+      <w:r>
+        <w:rPr>
+          <w:rFonts w:ascii="Times New Roman" w:hAnsi="Times New Roman" w:cs="Times New Roman"/>
+        </w:rPr>
+        <w:t xml:space="preserve"> </w:t>
+      </w:r>
+      <w:proofErr w:type="spellStart"/>
+      <w:r>
+        <w:rPr>
+          <w:rFonts w:ascii="Times New Roman" w:hAnsi="Times New Roman" w:cs="Times New Roman"/>
+        </w:rPr>
+        <w:t>pengiriman</w:t>
+      </w:r>
+      <w:proofErr w:type="spellEnd"/>
+      <w:r>
+        <w:rPr>
+          <w:rFonts w:ascii="Times New Roman" w:hAnsi="Times New Roman" w:cs="Times New Roman"/>
+        </w:rPr>
+        <w:t xml:space="preserve"> </w:t>
+      </w:r>
+      <w:proofErr w:type="spellStart"/>
+      <w:r>
+        <w:rPr>
+          <w:rFonts w:ascii="Times New Roman" w:hAnsi="Times New Roman" w:cs="Times New Roman"/>
+        </w:rPr>
+        <w:t>berlangsung</w:t>
+      </w:r>
+      <w:proofErr w:type="spellEnd"/>
+      <w:r>
+        <w:rPr>
+          <w:rFonts w:ascii="Times New Roman" w:hAnsi="Times New Roman" w:cs="Times New Roman"/>
+        </w:rPr>
+        <w:t>.</w:t>
       </w:r>
     </w:p>
     <w:p>
       <w:pPr>
         <w:pStyle w:val="ListParagraph"/>
-        <w:rPr>
-          <w:rFonts w:ascii="Times New Roman" w:hAnsi="Times New Roman" w:cs="Times New Roman"/>
-        </w:rPr>
-      </w:pPr>
-      <w:proofErr w:type="spellStart"/>
-      <w:r>
-        <w:rPr>
-          <w:rFonts w:ascii="Times New Roman" w:hAnsi="Times New Roman" w:cs="Times New Roman"/>
-        </w:rPr>
-        <w:t>Mengelola</w:t>
+        <w:numPr>
+          <w:ilvl w:val="0"/>
+          <w:numId w:val="41"/>
+        </w:numPr>
+        <w:jc w:val="both"/>
+        <w:rPr>
+          <w:rFonts w:ascii="Times New Roman" w:hAnsi="Times New Roman" w:cs="Times New Roman"/>
+        </w:rPr>
+      </w:pPr>
+      <w:proofErr w:type="spellStart"/>
+      <w:r>
+        <w:rPr>
+          <w:rFonts w:ascii="Times New Roman" w:hAnsi="Times New Roman" w:cs="Times New Roman"/>
+        </w:rPr>
+        <w:t>Membuat</w:t>
+      </w:r>
+      <w:proofErr w:type="spellEnd"/>
+      <w:r>
+        <w:rPr>
+          <w:rFonts w:ascii="Times New Roman" w:hAnsi="Times New Roman" w:cs="Times New Roman"/>
+        </w:rPr>
+        <w:t xml:space="preserve"> Halaman Warga</w:t>
+      </w:r>
+      <w:r>
+        <w:rPr>
+          <w:rFonts w:ascii="Times New Roman" w:hAnsi="Times New Roman" w:cs="Times New Roman"/>
+        </w:rPr>
+        <w:br/>
+      </w:r>
+      <w:proofErr w:type="spellStart"/>
+      <w:r>
+        <w:rPr>
+          <w:rFonts w:ascii="Times New Roman" w:hAnsi="Times New Roman" w:cs="Times New Roman"/>
+        </w:rPr>
+        <w:t>Menampilkan</w:t>
+      </w:r>
+      <w:proofErr w:type="spellEnd"/>
+      <w:r>
+        <w:rPr>
+          <w:rFonts w:ascii="Times New Roman" w:hAnsi="Times New Roman" w:cs="Times New Roman"/>
+        </w:rPr>
+        <w:t xml:space="preserve"> </w:t>
+      </w:r>
+      <w:proofErr w:type="spellStart"/>
+      <w:r>
+        <w:rPr>
+          <w:rFonts w:ascii="Times New Roman" w:hAnsi="Times New Roman" w:cs="Times New Roman"/>
+        </w:rPr>
+        <w:t>riwayat</w:t>
       </w:r>
       <w:proofErr w:type="spellEnd"/>
       <w:r>
@@ -485,30 +1167,182 @@
         <w:rPr>
           <w:rFonts w:ascii="Times New Roman" w:hAnsi="Times New Roman" w:cs="Times New Roman"/>
         </w:rPr>
-        <w:t>layanan</w:t>
-      </w:r>
-      <w:proofErr w:type="spellEnd"/>
+        <w:t>menggunakan</w:t>
+      </w:r>
+      <w:proofErr w:type="spellEnd"/>
+      <w:r>
+        <w:rPr>
+          <w:rFonts w:ascii="Times New Roman" w:hAnsi="Times New Roman" w:cs="Times New Roman"/>
+        </w:rPr>
+        <w:t xml:space="preserve"> data </w:t>
+      </w:r>
+      <w:proofErr w:type="spellStart"/>
+      <w:r>
+        <w:rPr>
+          <w:rFonts w:ascii="Times New Roman" w:hAnsi="Times New Roman" w:cs="Times New Roman"/>
+        </w:rPr>
+        <w:t>dari</w:t>
+      </w:r>
+      <w:proofErr w:type="spellEnd"/>
+      <w:r>
+        <w:rPr>
+          <w:rFonts w:ascii="Times New Roman" w:hAnsi="Times New Roman" w:cs="Times New Roman"/>
+        </w:rPr>
+        <w:t xml:space="preserve"> Provider. </w:t>
+      </w:r>
+      <w:proofErr w:type="spellStart"/>
+      <w:r>
+        <w:rPr>
+          <w:rFonts w:ascii="Times New Roman" w:hAnsi="Times New Roman" w:cs="Times New Roman"/>
+        </w:rPr>
+        <w:t>FloatingActionButton</w:t>
+      </w:r>
+      <w:proofErr w:type="spellEnd"/>
+      <w:r>
+        <w:rPr>
+          <w:rFonts w:ascii="Times New Roman" w:hAnsi="Times New Roman" w:cs="Times New Roman"/>
+        </w:rPr>
+        <w:t xml:space="preserve"> </w:t>
+      </w:r>
+      <w:proofErr w:type="spellStart"/>
+      <w:r>
+        <w:rPr>
+          <w:rFonts w:ascii="Times New Roman" w:hAnsi="Times New Roman" w:cs="Times New Roman"/>
+        </w:rPr>
+        <w:t>digunakan</w:t>
+      </w:r>
+      <w:proofErr w:type="spellEnd"/>
+      <w:r>
+        <w:rPr>
+          <w:rFonts w:ascii="Times New Roman" w:hAnsi="Times New Roman" w:cs="Times New Roman"/>
+        </w:rPr>
+        <w:t xml:space="preserve"> </w:t>
+      </w:r>
+      <w:proofErr w:type="spellStart"/>
+      <w:r>
+        <w:rPr>
+          <w:rFonts w:ascii="Times New Roman" w:hAnsi="Times New Roman" w:cs="Times New Roman"/>
+        </w:rPr>
+        <w:t>untuk</w:t>
+      </w:r>
+      <w:proofErr w:type="spellEnd"/>
+      <w:r>
+        <w:rPr>
+          <w:rFonts w:ascii="Times New Roman" w:hAnsi="Times New Roman" w:cs="Times New Roman"/>
+        </w:rPr>
+        <w:t xml:space="preserve"> </w:t>
+      </w:r>
+      <w:proofErr w:type="spellStart"/>
+      <w:r>
+        <w:rPr>
+          <w:rFonts w:ascii="Times New Roman" w:hAnsi="Times New Roman" w:cs="Times New Roman"/>
+        </w:rPr>
+        <w:t>membuka</w:t>
+      </w:r>
+      <w:proofErr w:type="spellEnd"/>
+      <w:r>
+        <w:rPr>
+          <w:rFonts w:ascii="Times New Roman" w:hAnsi="Times New Roman" w:cs="Times New Roman"/>
+        </w:rPr>
+        <w:t xml:space="preserve"> </w:t>
+      </w:r>
+      <w:proofErr w:type="spellStart"/>
+      <w:r>
+        <w:rPr>
+          <w:rFonts w:ascii="Times New Roman" w:hAnsi="Times New Roman" w:cs="Times New Roman"/>
+        </w:rPr>
+        <w:t>formulir</w:t>
+      </w:r>
+      <w:proofErr w:type="spellEnd"/>
+      <w:r>
+        <w:rPr>
+          <w:rFonts w:ascii="Times New Roman" w:hAnsi="Times New Roman" w:cs="Times New Roman"/>
+        </w:rPr>
+        <w:t xml:space="preserve"> </w:t>
+      </w:r>
+      <w:proofErr w:type="spellStart"/>
+      <w:r>
+        <w:rPr>
+          <w:rFonts w:ascii="Times New Roman" w:hAnsi="Times New Roman" w:cs="Times New Roman"/>
+        </w:rPr>
+        <w:t>pengajuan</w:t>
+      </w:r>
+      <w:proofErr w:type="spellEnd"/>
+      <w:r>
+        <w:rPr>
+          <w:rFonts w:ascii="Times New Roman" w:hAnsi="Times New Roman" w:cs="Times New Roman"/>
+        </w:rPr>
+        <w:t xml:space="preserve"> </w:t>
+      </w:r>
+      <w:proofErr w:type="spellStart"/>
+      <w:r>
+        <w:rPr>
+          <w:rFonts w:ascii="Times New Roman" w:hAnsi="Times New Roman" w:cs="Times New Roman"/>
+        </w:rPr>
+        <w:t>baru</w:t>
+      </w:r>
+      <w:proofErr w:type="spellEnd"/>
+      <w:r>
+        <w:rPr>
+          <w:rFonts w:ascii="Times New Roman" w:hAnsi="Times New Roman" w:cs="Times New Roman"/>
+        </w:rPr>
+        <w:t>.</w:t>
+      </w:r>
     </w:p>
     <w:p>
       <w:pPr>
         <w:pStyle w:val="ListParagraph"/>
-        <w:rPr>
-          <w:rFonts w:ascii="Times New Roman" w:hAnsi="Times New Roman" w:cs="Times New Roman"/>
-        </w:rPr>
-      </w:pPr>
-      <w:proofErr w:type="spellStart"/>
-      <w:r>
-        <w:rPr>
-          <w:rFonts w:ascii="Times New Roman" w:hAnsi="Times New Roman" w:cs="Times New Roman"/>
-        </w:rPr>
-        <w:t>Menerapkan</w:t>
-      </w:r>
-      <w:proofErr w:type="spellEnd"/>
-      <w:r>
-        <w:rPr>
-          <w:rFonts w:ascii="Times New Roman" w:hAnsi="Times New Roman" w:cs="Times New Roman"/>
-        </w:rPr>
-        <w:t xml:space="preserve"> badge </w:t>
+        <w:numPr>
+          <w:ilvl w:val="0"/>
+          <w:numId w:val="41"/>
+        </w:numPr>
+        <w:jc w:val="both"/>
+        <w:rPr>
+          <w:rFonts w:ascii="Times New Roman" w:hAnsi="Times New Roman" w:cs="Times New Roman"/>
+        </w:rPr>
+      </w:pPr>
+      <w:proofErr w:type="spellStart"/>
+      <w:r>
+        <w:rPr>
+          <w:rFonts w:ascii="Times New Roman" w:hAnsi="Times New Roman" w:cs="Times New Roman"/>
+        </w:rPr>
+        <w:t>Menambahkan</w:t>
+      </w:r>
+      <w:proofErr w:type="spellEnd"/>
+      <w:r>
+        <w:rPr>
+          <w:rFonts w:ascii="Times New Roman" w:hAnsi="Times New Roman" w:cs="Times New Roman"/>
+        </w:rPr>
+        <w:t xml:space="preserve"> </w:t>
+      </w:r>
+      <w:proofErr w:type="spellStart"/>
+      <w:r>
+        <w:rPr>
+          <w:rFonts w:ascii="Times New Roman" w:hAnsi="Times New Roman" w:cs="Times New Roman"/>
+        </w:rPr>
+        <w:t>GestureDetector</w:t>
+      </w:r>
+      <w:proofErr w:type="spellEnd"/>
+      <w:r>
+        <w:rPr>
+          <w:rFonts w:ascii="Times New Roman" w:hAnsi="Times New Roman" w:cs="Times New Roman"/>
+        </w:rPr>
+        <w:br/>
+        <w:t xml:space="preserve">Kartu </w:t>
+      </w:r>
+      <w:proofErr w:type="spellStart"/>
+      <w:r>
+        <w:rPr>
+          <w:rFonts w:ascii="Times New Roman" w:hAnsi="Times New Roman" w:cs="Times New Roman"/>
+        </w:rPr>
+        <w:t>riwayat</w:t>
+      </w:r>
+      <w:proofErr w:type="spellEnd"/>
+      <w:r>
+        <w:rPr>
+          <w:rFonts w:ascii="Times New Roman" w:hAnsi="Times New Roman" w:cs="Times New Roman"/>
+        </w:rPr>
+        <w:t xml:space="preserve"> </w:t>
       </w:r>
       <w:proofErr w:type="spellStart"/>
       <w:r>
@@ -518,54 +1352,1125 @@
         <w:t>pengajuan</w:t>
       </w:r>
       <w:proofErr w:type="spellEnd"/>
+      <w:r>
+        <w:rPr>
+          <w:rFonts w:ascii="Times New Roman" w:hAnsi="Times New Roman" w:cs="Times New Roman"/>
+        </w:rPr>
+        <w:t xml:space="preserve"> </w:t>
+      </w:r>
+      <w:proofErr w:type="spellStart"/>
+      <w:r>
+        <w:rPr>
+          <w:rFonts w:ascii="Times New Roman" w:hAnsi="Times New Roman" w:cs="Times New Roman"/>
+        </w:rPr>
+        <w:t>dapat</w:t>
+      </w:r>
+      <w:proofErr w:type="spellEnd"/>
+      <w:r>
+        <w:rPr>
+          <w:rFonts w:ascii="Times New Roman" w:hAnsi="Times New Roman" w:cs="Times New Roman"/>
+        </w:rPr>
+        <w:t xml:space="preserve"> </w:t>
+      </w:r>
+      <w:proofErr w:type="spellStart"/>
+      <w:r>
+        <w:rPr>
+          <w:rFonts w:ascii="Times New Roman" w:hAnsi="Times New Roman" w:cs="Times New Roman"/>
+        </w:rPr>
+        <w:t>ditekan</w:t>
+      </w:r>
+      <w:proofErr w:type="spellEnd"/>
+      <w:r>
+        <w:rPr>
+          <w:rFonts w:ascii="Times New Roman" w:hAnsi="Times New Roman" w:cs="Times New Roman"/>
+        </w:rPr>
+        <w:t xml:space="preserve"> </w:t>
+      </w:r>
+      <w:proofErr w:type="spellStart"/>
+      <w:r>
+        <w:rPr>
+          <w:rFonts w:ascii="Times New Roman" w:hAnsi="Times New Roman" w:cs="Times New Roman"/>
+        </w:rPr>
+        <w:t>sekali</w:t>
+      </w:r>
+      <w:proofErr w:type="spellEnd"/>
+      <w:r>
+        <w:rPr>
+          <w:rFonts w:ascii="Times New Roman" w:hAnsi="Times New Roman" w:cs="Times New Roman"/>
+        </w:rPr>
+        <w:t xml:space="preserve"> </w:t>
+      </w:r>
+      <w:proofErr w:type="spellStart"/>
+      <w:r>
+        <w:rPr>
+          <w:rFonts w:ascii="Times New Roman" w:hAnsi="Times New Roman" w:cs="Times New Roman"/>
+        </w:rPr>
+        <w:t>untuk</w:t>
+      </w:r>
+      <w:proofErr w:type="spellEnd"/>
+      <w:r>
+        <w:rPr>
+          <w:rFonts w:ascii="Times New Roman" w:hAnsi="Times New Roman" w:cs="Times New Roman"/>
+        </w:rPr>
+        <w:t xml:space="preserve"> </w:t>
+      </w:r>
+      <w:proofErr w:type="spellStart"/>
+      <w:r>
+        <w:rPr>
+          <w:rFonts w:ascii="Times New Roman" w:hAnsi="Times New Roman" w:cs="Times New Roman"/>
+        </w:rPr>
+        <w:t>melihat</w:t>
+      </w:r>
+      <w:proofErr w:type="spellEnd"/>
+      <w:r>
+        <w:rPr>
+          <w:rFonts w:ascii="Times New Roman" w:hAnsi="Times New Roman" w:cs="Times New Roman"/>
+        </w:rPr>
+        <w:t xml:space="preserve"> detail dan </w:t>
+      </w:r>
+      <w:proofErr w:type="spellStart"/>
+      <w:r>
+        <w:rPr>
+          <w:rFonts w:ascii="Times New Roman" w:hAnsi="Times New Roman" w:cs="Times New Roman"/>
+        </w:rPr>
+        <w:t>ditekan</w:t>
+      </w:r>
+      <w:proofErr w:type="spellEnd"/>
+      <w:r>
+        <w:rPr>
+          <w:rFonts w:ascii="Times New Roman" w:hAnsi="Times New Roman" w:cs="Times New Roman"/>
+        </w:rPr>
+        <w:t xml:space="preserve"> lama </w:t>
+      </w:r>
+      <w:proofErr w:type="spellStart"/>
+      <w:r>
+        <w:rPr>
+          <w:rFonts w:ascii="Times New Roman" w:hAnsi="Times New Roman" w:cs="Times New Roman"/>
+        </w:rPr>
+        <w:t>untuk</w:t>
+      </w:r>
+      <w:proofErr w:type="spellEnd"/>
+      <w:r>
+        <w:rPr>
+          <w:rFonts w:ascii="Times New Roman" w:hAnsi="Times New Roman" w:cs="Times New Roman"/>
+        </w:rPr>
+        <w:t xml:space="preserve"> </w:t>
+      </w:r>
+      <w:proofErr w:type="spellStart"/>
+      <w:r>
+        <w:rPr>
+          <w:rFonts w:ascii="Times New Roman" w:hAnsi="Times New Roman" w:cs="Times New Roman"/>
+        </w:rPr>
+        <w:t>menandai</w:t>
+      </w:r>
+      <w:proofErr w:type="spellEnd"/>
+      <w:r>
+        <w:rPr>
+          <w:rFonts w:ascii="Times New Roman" w:hAnsi="Times New Roman" w:cs="Times New Roman"/>
+        </w:rPr>
+        <w:t xml:space="preserve"> </w:t>
+      </w:r>
+      <w:proofErr w:type="spellStart"/>
+      <w:r>
+        <w:rPr>
+          <w:rFonts w:ascii="Times New Roman" w:hAnsi="Times New Roman" w:cs="Times New Roman"/>
+        </w:rPr>
+        <w:t>pengajuan</w:t>
+      </w:r>
+      <w:proofErr w:type="spellEnd"/>
+      <w:r>
+        <w:rPr>
+          <w:rFonts w:ascii="Times New Roman" w:hAnsi="Times New Roman" w:cs="Times New Roman"/>
+        </w:rPr>
+        <w:t xml:space="preserve"> </w:t>
+      </w:r>
+      <w:proofErr w:type="spellStart"/>
+      <w:r>
+        <w:rPr>
+          <w:rFonts w:ascii="Times New Roman" w:hAnsi="Times New Roman" w:cs="Times New Roman"/>
+        </w:rPr>
+        <w:t>sebagai</w:t>
+      </w:r>
+      <w:proofErr w:type="spellEnd"/>
+      <w:r>
+        <w:rPr>
+          <w:rFonts w:ascii="Times New Roman" w:hAnsi="Times New Roman" w:cs="Times New Roman"/>
+        </w:rPr>
+        <w:t xml:space="preserve"> </w:t>
+      </w:r>
+      <w:proofErr w:type="spellStart"/>
+      <w:r>
+        <w:rPr>
+          <w:rFonts w:ascii="Times New Roman" w:hAnsi="Times New Roman" w:cs="Times New Roman"/>
+        </w:rPr>
+        <w:t>selesai</w:t>
+      </w:r>
+      <w:proofErr w:type="spellEnd"/>
+      <w:r>
+        <w:rPr>
+          <w:rFonts w:ascii="Times New Roman" w:hAnsi="Times New Roman" w:cs="Times New Roman"/>
+        </w:rPr>
+        <w:t>.</w:t>
+      </w:r>
     </w:p>
     <w:p>
       <w:pPr>
         <w:pStyle w:val="ListParagraph"/>
-        <w:rPr>
-          <w:rFonts w:ascii="Times New Roman" w:hAnsi="Times New Roman" w:cs="Times New Roman"/>
-        </w:rPr>
-      </w:pPr>
-      <w:proofErr w:type="spellStart"/>
-      <w:r>
-        <w:rPr>
-          <w:rFonts w:ascii="Times New Roman" w:hAnsi="Times New Roman" w:cs="Times New Roman"/>
-        </w:rPr>
-        <w:t>Menerapkan</w:t>
-      </w:r>
-      <w:proofErr w:type="spellEnd"/>
-      <w:r>
-        <w:rPr>
-          <w:rFonts w:ascii="Times New Roman" w:hAnsi="Times New Roman" w:cs="Times New Roman"/>
-        </w:rPr>
-        <w:t xml:space="preserve"> </w:t>
-      </w:r>
-      <w:proofErr w:type="spellStart"/>
-      <w:r>
-        <w:rPr>
-          <w:rFonts w:ascii="Times New Roman" w:hAnsi="Times New Roman" w:cs="Times New Roman"/>
-        </w:rPr>
-        <w:t>navigasi</w:t>
-      </w:r>
-      <w:proofErr w:type="spellEnd"/>
-      <w:r>
-        <w:rPr>
-          <w:rFonts w:ascii="Times New Roman" w:hAnsi="Times New Roman" w:cs="Times New Roman"/>
-        </w:rPr>
-        <w:t xml:space="preserve"> responsive</w:t>
+        <w:numPr>
+          <w:ilvl w:val="0"/>
+          <w:numId w:val="41"/>
+        </w:numPr>
+        <w:jc w:val="both"/>
+        <w:rPr>
+          <w:rFonts w:ascii="Times New Roman" w:hAnsi="Times New Roman" w:cs="Times New Roman"/>
+        </w:rPr>
+      </w:pPr>
+      <w:proofErr w:type="spellStart"/>
+      <w:r>
+        <w:rPr>
+          <w:rFonts w:ascii="Times New Roman" w:hAnsi="Times New Roman" w:cs="Times New Roman"/>
+        </w:rPr>
+        <w:t>Membuat</w:t>
+      </w:r>
+      <w:proofErr w:type="spellEnd"/>
+      <w:r>
+        <w:rPr>
+          <w:rFonts w:ascii="Times New Roman" w:hAnsi="Times New Roman" w:cs="Times New Roman"/>
+        </w:rPr>
+        <w:t xml:space="preserve"> Halaman Tanya </w:t>
+      </w:r>
+      <w:proofErr w:type="spellStart"/>
+      <w:r>
+        <w:rPr>
+          <w:rFonts w:ascii="Times New Roman" w:hAnsi="Times New Roman" w:cs="Times New Roman"/>
+        </w:rPr>
+        <w:t>Petugas</w:t>
+      </w:r>
+      <w:proofErr w:type="spellEnd"/>
+      <w:r>
+        <w:rPr>
+          <w:rFonts w:ascii="Times New Roman" w:hAnsi="Times New Roman" w:cs="Times New Roman"/>
+        </w:rPr>
+        <w:br/>
+      </w:r>
+      <w:proofErr w:type="spellStart"/>
+      <w:r>
+        <w:rPr>
+          <w:rFonts w:ascii="Times New Roman" w:hAnsi="Times New Roman" w:cs="Times New Roman"/>
+        </w:rPr>
+        <w:t>Membuat</w:t>
+      </w:r>
+      <w:proofErr w:type="spellEnd"/>
+      <w:r>
+        <w:rPr>
+          <w:rFonts w:ascii="Times New Roman" w:hAnsi="Times New Roman" w:cs="Times New Roman"/>
+        </w:rPr>
+        <w:t xml:space="preserve"> chat </w:t>
+      </w:r>
+      <w:proofErr w:type="spellStart"/>
+      <w:r>
+        <w:rPr>
+          <w:rFonts w:ascii="Times New Roman" w:hAnsi="Times New Roman" w:cs="Times New Roman"/>
+        </w:rPr>
+        <w:t>sederhana</w:t>
+      </w:r>
+      <w:proofErr w:type="spellEnd"/>
+      <w:r>
+        <w:rPr>
+          <w:rFonts w:ascii="Times New Roman" w:hAnsi="Times New Roman" w:cs="Times New Roman"/>
+        </w:rPr>
+        <w:t xml:space="preserve"> </w:t>
+      </w:r>
+      <w:proofErr w:type="spellStart"/>
+      <w:r>
+        <w:rPr>
+          <w:rFonts w:ascii="Times New Roman" w:hAnsi="Times New Roman" w:cs="Times New Roman"/>
+        </w:rPr>
+        <w:t>menggunakan</w:t>
+      </w:r>
+      <w:proofErr w:type="spellEnd"/>
+      <w:r>
+        <w:rPr>
+          <w:rFonts w:ascii="Times New Roman" w:hAnsi="Times New Roman" w:cs="Times New Roman"/>
+        </w:rPr>
+        <w:t xml:space="preserve"> </w:t>
+      </w:r>
+      <w:proofErr w:type="spellStart"/>
+      <w:r>
+        <w:rPr>
+          <w:rFonts w:ascii="Times New Roman" w:hAnsi="Times New Roman" w:cs="Times New Roman"/>
+        </w:rPr>
+        <w:t>ListView</w:t>
+      </w:r>
+      <w:proofErr w:type="spellEnd"/>
+      <w:r>
+        <w:rPr>
+          <w:rFonts w:ascii="Times New Roman" w:hAnsi="Times New Roman" w:cs="Times New Roman"/>
+        </w:rPr>
+        <w:t xml:space="preserve">, </w:t>
+      </w:r>
+      <w:proofErr w:type="spellStart"/>
+      <w:r>
+        <w:rPr>
+          <w:rFonts w:ascii="Times New Roman" w:hAnsi="Times New Roman" w:cs="Times New Roman"/>
+        </w:rPr>
+        <w:t>TextField</w:t>
+      </w:r>
+      <w:proofErr w:type="spellEnd"/>
+      <w:r>
+        <w:rPr>
+          <w:rFonts w:ascii="Times New Roman" w:hAnsi="Times New Roman" w:cs="Times New Roman"/>
+        </w:rPr>
+        <w:t xml:space="preserve">, dan </w:t>
+      </w:r>
+      <w:proofErr w:type="spellStart"/>
+      <w:r>
+        <w:rPr>
+          <w:rFonts w:ascii="Times New Roman" w:hAnsi="Times New Roman" w:cs="Times New Roman"/>
+        </w:rPr>
+        <w:t>tombol</w:t>
+      </w:r>
+      <w:proofErr w:type="spellEnd"/>
+      <w:r>
+        <w:rPr>
+          <w:rFonts w:ascii="Times New Roman" w:hAnsi="Times New Roman" w:cs="Times New Roman"/>
+        </w:rPr>
+        <w:t xml:space="preserve"> </w:t>
+      </w:r>
+      <w:proofErr w:type="spellStart"/>
+      <w:r>
+        <w:rPr>
+          <w:rFonts w:ascii="Times New Roman" w:hAnsi="Times New Roman" w:cs="Times New Roman"/>
+        </w:rPr>
+        <w:t>kirim</w:t>
+      </w:r>
+      <w:proofErr w:type="spellEnd"/>
+      <w:r>
+        <w:rPr>
+          <w:rFonts w:ascii="Times New Roman" w:hAnsi="Times New Roman" w:cs="Times New Roman"/>
+        </w:rPr>
+        <w:t xml:space="preserve"> </w:t>
+      </w:r>
+      <w:proofErr w:type="spellStart"/>
+      <w:r>
+        <w:rPr>
+          <w:rFonts w:ascii="Times New Roman" w:hAnsi="Times New Roman" w:cs="Times New Roman"/>
+        </w:rPr>
+        <w:t>untuk</w:t>
+      </w:r>
+      <w:proofErr w:type="spellEnd"/>
+      <w:r>
+        <w:rPr>
+          <w:rFonts w:ascii="Times New Roman" w:hAnsi="Times New Roman" w:cs="Times New Roman"/>
+        </w:rPr>
+        <w:t xml:space="preserve"> </w:t>
+      </w:r>
+      <w:proofErr w:type="spellStart"/>
+      <w:r>
+        <w:rPr>
+          <w:rFonts w:ascii="Times New Roman" w:hAnsi="Times New Roman" w:cs="Times New Roman"/>
+        </w:rPr>
+        <w:t>menampilkan</w:t>
+      </w:r>
+      <w:proofErr w:type="spellEnd"/>
+      <w:r>
+        <w:rPr>
+          <w:rFonts w:ascii="Times New Roman" w:hAnsi="Times New Roman" w:cs="Times New Roman"/>
+        </w:rPr>
+        <w:t xml:space="preserve"> </w:t>
+      </w:r>
+      <w:proofErr w:type="spellStart"/>
+      <w:r>
+        <w:rPr>
+          <w:rFonts w:ascii="Times New Roman" w:hAnsi="Times New Roman" w:cs="Times New Roman"/>
+        </w:rPr>
+        <w:t>percakapan</w:t>
+      </w:r>
+      <w:proofErr w:type="spellEnd"/>
+      <w:r>
+        <w:rPr>
+          <w:rFonts w:ascii="Times New Roman" w:hAnsi="Times New Roman" w:cs="Times New Roman"/>
+        </w:rPr>
+        <w:t xml:space="preserve"> </w:t>
+      </w:r>
+      <w:proofErr w:type="spellStart"/>
+      <w:r>
+        <w:rPr>
+          <w:rFonts w:ascii="Times New Roman" w:hAnsi="Times New Roman" w:cs="Times New Roman"/>
+        </w:rPr>
+        <w:t>antara</w:t>
+      </w:r>
+      <w:proofErr w:type="spellEnd"/>
+      <w:r>
+        <w:rPr>
+          <w:rFonts w:ascii="Times New Roman" w:hAnsi="Times New Roman" w:cs="Times New Roman"/>
+        </w:rPr>
+        <w:t xml:space="preserve"> </w:t>
+      </w:r>
+      <w:proofErr w:type="spellStart"/>
+      <w:r>
+        <w:rPr>
+          <w:rFonts w:ascii="Times New Roman" w:hAnsi="Times New Roman" w:cs="Times New Roman"/>
+        </w:rPr>
+        <w:t>warga</w:t>
+      </w:r>
+      <w:proofErr w:type="spellEnd"/>
+      <w:r>
+        <w:rPr>
+          <w:rFonts w:ascii="Times New Roman" w:hAnsi="Times New Roman" w:cs="Times New Roman"/>
+        </w:rPr>
+        <w:t xml:space="preserve"> dan </w:t>
+      </w:r>
+      <w:proofErr w:type="spellStart"/>
+      <w:r>
+        <w:rPr>
+          <w:rFonts w:ascii="Times New Roman" w:hAnsi="Times New Roman" w:cs="Times New Roman"/>
+        </w:rPr>
+        <w:t>petugas</w:t>
+      </w:r>
+      <w:proofErr w:type="spellEnd"/>
+      <w:r>
+        <w:rPr>
+          <w:rFonts w:ascii="Times New Roman" w:hAnsi="Times New Roman" w:cs="Times New Roman"/>
+        </w:rPr>
+        <w:t>.</w:t>
       </w:r>
     </w:p>
     <w:p>
       <w:pPr>
         <w:pStyle w:val="ListParagraph"/>
-        <w:rPr>
-          <w:rFonts w:ascii="Times New Roman" w:hAnsi="Times New Roman" w:cs="Times New Roman"/>
-        </w:rPr>
-      </w:pPr>
+        <w:numPr>
+          <w:ilvl w:val="0"/>
+          <w:numId w:val="41"/>
+        </w:numPr>
+        <w:jc w:val="both"/>
+        <w:rPr>
+          <w:rFonts w:ascii="Times New Roman" w:hAnsi="Times New Roman" w:cs="Times New Roman"/>
+        </w:rPr>
+      </w:pPr>
+      <w:proofErr w:type="spellStart"/>
+      <w:r>
+        <w:rPr>
+          <w:rFonts w:ascii="Times New Roman" w:hAnsi="Times New Roman" w:cs="Times New Roman"/>
+        </w:rPr>
+        <w:t>Membuat</w:t>
+      </w:r>
+      <w:proofErr w:type="spellEnd"/>
+      <w:r>
+        <w:rPr>
+          <w:rFonts w:ascii="Times New Roman" w:hAnsi="Times New Roman" w:cs="Times New Roman"/>
+        </w:rPr>
+        <w:t xml:space="preserve"> Halaman Lokasi Kantor</w:t>
+      </w:r>
+      <w:r>
+        <w:rPr>
+          <w:rFonts w:ascii="Times New Roman" w:hAnsi="Times New Roman" w:cs="Times New Roman"/>
+        </w:rPr>
+        <w:br/>
+      </w:r>
+      <w:proofErr w:type="spellStart"/>
+      <w:r>
+        <w:rPr>
+          <w:rFonts w:ascii="Times New Roman" w:hAnsi="Times New Roman" w:cs="Times New Roman"/>
+        </w:rPr>
+        <w:t>Menggunakan</w:t>
+      </w:r>
+      <w:proofErr w:type="spellEnd"/>
+      <w:r>
+        <w:rPr>
+          <w:rFonts w:ascii="Times New Roman" w:hAnsi="Times New Roman" w:cs="Times New Roman"/>
+        </w:rPr>
+        <w:t xml:space="preserve"> </w:t>
+      </w:r>
+      <w:proofErr w:type="spellStart"/>
+      <w:r>
+        <w:rPr>
+          <w:rFonts w:ascii="Times New Roman" w:hAnsi="Times New Roman" w:cs="Times New Roman"/>
+        </w:rPr>
+        <w:t>GoogleMap</w:t>
+      </w:r>
+      <w:proofErr w:type="spellEnd"/>
+      <w:r>
+        <w:rPr>
+          <w:rFonts w:ascii="Times New Roman" w:hAnsi="Times New Roman" w:cs="Times New Roman"/>
+        </w:rPr>
+        <w:t xml:space="preserve"> dan </w:t>
+      </w:r>
+      <w:proofErr w:type="spellStart"/>
+      <w:r>
+        <w:rPr>
+          <w:rFonts w:ascii="Times New Roman" w:hAnsi="Times New Roman" w:cs="Times New Roman"/>
+        </w:rPr>
+        <w:t>menambahkan</w:t>
+      </w:r>
+      <w:proofErr w:type="spellEnd"/>
+      <w:r>
+        <w:rPr>
+          <w:rFonts w:ascii="Times New Roman" w:hAnsi="Times New Roman" w:cs="Times New Roman"/>
+        </w:rPr>
+        <w:t xml:space="preserve"> minimal </w:t>
+      </w:r>
+      <w:proofErr w:type="spellStart"/>
+      <w:r>
+        <w:rPr>
+          <w:rFonts w:ascii="Times New Roman" w:hAnsi="Times New Roman" w:cs="Times New Roman"/>
+        </w:rPr>
+        <w:t>tiga</w:t>
+      </w:r>
+      <w:proofErr w:type="spellEnd"/>
+      <w:r>
+        <w:rPr>
+          <w:rFonts w:ascii="Times New Roman" w:hAnsi="Times New Roman" w:cs="Times New Roman"/>
+        </w:rPr>
+        <w:t xml:space="preserve"> Marker </w:t>
+      </w:r>
+      <w:proofErr w:type="spellStart"/>
+      <w:r>
+        <w:rPr>
+          <w:rFonts w:ascii="Times New Roman" w:hAnsi="Times New Roman" w:cs="Times New Roman"/>
+        </w:rPr>
+        <w:t>sebagai</w:t>
+      </w:r>
+      <w:proofErr w:type="spellEnd"/>
+      <w:r>
+        <w:rPr>
+          <w:rFonts w:ascii="Times New Roman" w:hAnsi="Times New Roman" w:cs="Times New Roman"/>
+        </w:rPr>
+        <w:t xml:space="preserve"> </w:t>
+      </w:r>
+      <w:proofErr w:type="spellStart"/>
+      <w:r>
+        <w:rPr>
+          <w:rFonts w:ascii="Times New Roman" w:hAnsi="Times New Roman" w:cs="Times New Roman"/>
+        </w:rPr>
+        <w:t>lokasi</w:t>
+      </w:r>
+      <w:proofErr w:type="spellEnd"/>
+      <w:r>
+        <w:rPr>
+          <w:rFonts w:ascii="Times New Roman" w:hAnsi="Times New Roman" w:cs="Times New Roman"/>
+        </w:rPr>
+        <w:t xml:space="preserve"> </w:t>
+      </w:r>
+      <w:proofErr w:type="spellStart"/>
+      <w:r>
+        <w:rPr>
+          <w:rFonts w:ascii="Times New Roman" w:hAnsi="Times New Roman" w:cs="Times New Roman"/>
+        </w:rPr>
+        <w:t>kantor</w:t>
+      </w:r>
+      <w:proofErr w:type="spellEnd"/>
+      <w:r>
+        <w:rPr>
+          <w:rFonts w:ascii="Times New Roman" w:hAnsi="Times New Roman" w:cs="Times New Roman"/>
+        </w:rPr>
+        <w:t xml:space="preserve"> </w:t>
+      </w:r>
+      <w:proofErr w:type="spellStart"/>
+      <w:r>
+        <w:rPr>
+          <w:rFonts w:ascii="Times New Roman" w:hAnsi="Times New Roman" w:cs="Times New Roman"/>
+        </w:rPr>
+        <w:t>layanan</w:t>
+      </w:r>
+      <w:proofErr w:type="spellEnd"/>
+      <w:r>
+        <w:rPr>
+          <w:rFonts w:ascii="Times New Roman" w:hAnsi="Times New Roman" w:cs="Times New Roman"/>
+        </w:rPr>
+        <w:t>. Modul-4</w:t>
+      </w:r>
     </w:p>
     <w:p>
       <w:pPr>
         <w:pStyle w:val="ListParagraph"/>
+        <w:numPr>
+          <w:ilvl w:val="0"/>
+          <w:numId w:val="41"/>
+        </w:numPr>
+        <w:jc w:val="both"/>
+        <w:rPr>
+          <w:rFonts w:ascii="Times New Roman" w:hAnsi="Times New Roman" w:cs="Times New Roman"/>
+        </w:rPr>
+      </w:pPr>
+      <w:proofErr w:type="spellStart"/>
+      <w:r>
+        <w:rPr>
+          <w:rFonts w:ascii="Times New Roman" w:hAnsi="Times New Roman" w:cs="Times New Roman"/>
+        </w:rPr>
+        <w:t>Membuat</w:t>
+      </w:r>
+      <w:proofErr w:type="spellEnd"/>
+      <w:r>
+        <w:rPr>
+          <w:rFonts w:ascii="Times New Roman" w:hAnsi="Times New Roman" w:cs="Times New Roman"/>
+        </w:rPr>
+        <w:t xml:space="preserve"> Halaman </w:t>
+      </w:r>
+      <w:proofErr w:type="spellStart"/>
+      <w:r>
+        <w:rPr>
+          <w:rFonts w:ascii="Times New Roman" w:hAnsi="Times New Roman" w:cs="Times New Roman"/>
+        </w:rPr>
+        <w:t>Statistik</w:t>
+      </w:r>
+      <w:proofErr w:type="spellEnd"/>
+      <w:r>
+        <w:rPr>
+          <w:rFonts w:ascii="Times New Roman" w:hAnsi="Times New Roman" w:cs="Times New Roman"/>
+        </w:rPr>
+        <w:br/>
+      </w:r>
+      <w:proofErr w:type="spellStart"/>
+      <w:r>
+        <w:rPr>
+          <w:rFonts w:ascii="Times New Roman" w:hAnsi="Times New Roman" w:cs="Times New Roman"/>
+        </w:rPr>
+        <w:t>Menggunakan</w:t>
+      </w:r>
+      <w:proofErr w:type="spellEnd"/>
+      <w:r>
+        <w:rPr>
+          <w:rFonts w:ascii="Times New Roman" w:hAnsi="Times New Roman" w:cs="Times New Roman"/>
+        </w:rPr>
+        <w:t xml:space="preserve"> </w:t>
+      </w:r>
+      <w:proofErr w:type="spellStart"/>
+      <w:r>
+        <w:rPr>
+          <w:rFonts w:ascii="Times New Roman" w:hAnsi="Times New Roman" w:cs="Times New Roman"/>
+        </w:rPr>
+        <w:t>fl_chart</w:t>
+      </w:r>
+      <w:proofErr w:type="spellEnd"/>
+      <w:r>
+        <w:rPr>
+          <w:rFonts w:ascii="Times New Roman" w:hAnsi="Times New Roman" w:cs="Times New Roman"/>
+        </w:rPr>
+        <w:t xml:space="preserve"> </w:t>
+      </w:r>
+      <w:proofErr w:type="spellStart"/>
+      <w:r>
+        <w:rPr>
+          <w:rFonts w:ascii="Times New Roman" w:hAnsi="Times New Roman" w:cs="Times New Roman"/>
+        </w:rPr>
+        <w:t>dengan</w:t>
+      </w:r>
+      <w:proofErr w:type="spellEnd"/>
+      <w:r>
+        <w:rPr>
+          <w:rFonts w:ascii="Times New Roman" w:hAnsi="Times New Roman" w:cs="Times New Roman"/>
+        </w:rPr>
+        <w:t xml:space="preserve"> </w:t>
+      </w:r>
+      <w:proofErr w:type="spellStart"/>
+      <w:r>
+        <w:rPr>
+          <w:rFonts w:ascii="Times New Roman" w:hAnsi="Times New Roman" w:cs="Times New Roman"/>
+        </w:rPr>
+        <w:t>BarChart</w:t>
+      </w:r>
+      <w:proofErr w:type="spellEnd"/>
+      <w:r>
+        <w:rPr>
+          <w:rFonts w:ascii="Times New Roman" w:hAnsi="Times New Roman" w:cs="Times New Roman"/>
+        </w:rPr>
+        <w:t xml:space="preserve"> </w:t>
+      </w:r>
+      <w:proofErr w:type="spellStart"/>
+      <w:r>
+        <w:rPr>
+          <w:rFonts w:ascii="Times New Roman" w:hAnsi="Times New Roman" w:cs="Times New Roman"/>
+        </w:rPr>
+        <w:t>untuk</w:t>
+      </w:r>
+      <w:proofErr w:type="spellEnd"/>
+      <w:r>
+        <w:rPr>
+          <w:rFonts w:ascii="Times New Roman" w:hAnsi="Times New Roman" w:cs="Times New Roman"/>
+        </w:rPr>
+        <w:t xml:space="preserve"> </w:t>
+      </w:r>
+      <w:proofErr w:type="spellStart"/>
+      <w:r>
+        <w:rPr>
+          <w:rFonts w:ascii="Times New Roman" w:hAnsi="Times New Roman" w:cs="Times New Roman"/>
+        </w:rPr>
+        <w:t>menampilkan</w:t>
+      </w:r>
+      <w:proofErr w:type="spellEnd"/>
+      <w:r>
+        <w:rPr>
+          <w:rFonts w:ascii="Times New Roman" w:hAnsi="Times New Roman" w:cs="Times New Roman"/>
+        </w:rPr>
+        <w:t xml:space="preserve"> </w:t>
+      </w:r>
+      <w:proofErr w:type="spellStart"/>
+      <w:r>
+        <w:rPr>
+          <w:rFonts w:ascii="Times New Roman" w:hAnsi="Times New Roman" w:cs="Times New Roman"/>
+        </w:rPr>
+        <w:t>jumlah</w:t>
+      </w:r>
+      <w:proofErr w:type="spellEnd"/>
+      <w:r>
+        <w:rPr>
+          <w:rFonts w:ascii="Times New Roman" w:hAnsi="Times New Roman" w:cs="Times New Roman"/>
+        </w:rPr>
+        <w:t xml:space="preserve"> </w:t>
+      </w:r>
+      <w:proofErr w:type="spellStart"/>
+      <w:r>
+        <w:rPr>
+          <w:rFonts w:ascii="Times New Roman" w:hAnsi="Times New Roman" w:cs="Times New Roman"/>
+        </w:rPr>
+        <w:t>pengajuan</w:t>
+      </w:r>
+      <w:proofErr w:type="spellEnd"/>
+      <w:r>
+        <w:rPr>
+          <w:rFonts w:ascii="Times New Roman" w:hAnsi="Times New Roman" w:cs="Times New Roman"/>
+        </w:rPr>
+        <w:t xml:space="preserve"> </w:t>
+      </w:r>
+      <w:proofErr w:type="spellStart"/>
+      <w:r>
+        <w:rPr>
+          <w:rFonts w:ascii="Times New Roman" w:hAnsi="Times New Roman" w:cs="Times New Roman"/>
+        </w:rPr>
+        <w:t>berdasarkan</w:t>
+      </w:r>
+      <w:proofErr w:type="spellEnd"/>
+      <w:r>
+        <w:rPr>
+          <w:rFonts w:ascii="Times New Roman" w:hAnsi="Times New Roman" w:cs="Times New Roman"/>
+        </w:rPr>
+        <w:t xml:space="preserve"> </w:t>
+      </w:r>
+      <w:proofErr w:type="spellStart"/>
+      <w:r>
+        <w:rPr>
+          <w:rFonts w:ascii="Times New Roman" w:hAnsi="Times New Roman" w:cs="Times New Roman"/>
+        </w:rPr>
+        <w:t>bidang</w:t>
+      </w:r>
+      <w:proofErr w:type="spellEnd"/>
+      <w:r>
+        <w:rPr>
+          <w:rFonts w:ascii="Times New Roman" w:hAnsi="Times New Roman" w:cs="Times New Roman"/>
+        </w:rPr>
+        <w:t xml:space="preserve"> </w:t>
+      </w:r>
+      <w:proofErr w:type="spellStart"/>
+      <w:r>
+        <w:rPr>
+          <w:rFonts w:ascii="Times New Roman" w:hAnsi="Times New Roman" w:cs="Times New Roman"/>
+        </w:rPr>
+        <w:t>layanan</w:t>
+      </w:r>
+      <w:proofErr w:type="spellEnd"/>
+      <w:r>
+        <w:rPr>
+          <w:rFonts w:ascii="Times New Roman" w:hAnsi="Times New Roman" w:cs="Times New Roman"/>
+        </w:rPr>
+        <w:t>.</w:t>
+      </w:r>
+    </w:p>
+    <w:p>
+      <w:pPr>
+        <w:pStyle w:val="ListParagraph"/>
+        <w:numPr>
+          <w:ilvl w:val="0"/>
+          <w:numId w:val="41"/>
+        </w:numPr>
+        <w:jc w:val="both"/>
+        <w:rPr>
+          <w:rFonts w:ascii="Times New Roman" w:hAnsi="Times New Roman" w:cs="Times New Roman"/>
+        </w:rPr>
+      </w:pPr>
+      <w:proofErr w:type="spellStart"/>
+      <w:r>
+        <w:rPr>
+          <w:rFonts w:ascii="Times New Roman" w:hAnsi="Times New Roman" w:cs="Times New Roman"/>
+        </w:rPr>
+        <w:t>Menggabungkan</w:t>
+      </w:r>
+      <w:proofErr w:type="spellEnd"/>
+      <w:r>
+        <w:rPr>
+          <w:rFonts w:ascii="Times New Roman" w:hAnsi="Times New Roman" w:cs="Times New Roman"/>
+        </w:rPr>
+        <w:t xml:space="preserve"> </w:t>
+      </w:r>
+      <w:proofErr w:type="spellStart"/>
+      <w:r>
+        <w:rPr>
+          <w:rFonts w:ascii="Times New Roman" w:hAnsi="Times New Roman" w:cs="Times New Roman"/>
+        </w:rPr>
+        <w:t>Navigasi</w:t>
+      </w:r>
+      <w:proofErr w:type="spellEnd"/>
+      <w:r>
+        <w:rPr>
+          <w:rFonts w:ascii="Times New Roman" w:hAnsi="Times New Roman" w:cs="Times New Roman"/>
+        </w:rPr>
+        <w:br/>
+      </w:r>
+      <w:proofErr w:type="spellStart"/>
+      <w:r>
+        <w:rPr>
+          <w:rFonts w:ascii="Times New Roman" w:hAnsi="Times New Roman" w:cs="Times New Roman"/>
+        </w:rPr>
+        <w:t>Membuat</w:t>
+      </w:r>
+      <w:proofErr w:type="spellEnd"/>
+      <w:r>
+        <w:rPr>
+          <w:rFonts w:ascii="Times New Roman" w:hAnsi="Times New Roman" w:cs="Times New Roman"/>
+        </w:rPr>
+        <w:t xml:space="preserve"> </w:t>
+      </w:r>
+      <w:proofErr w:type="spellStart"/>
+      <w:r>
+        <w:rPr>
+          <w:rFonts w:ascii="Times New Roman" w:hAnsi="Times New Roman" w:cs="Times New Roman"/>
+        </w:rPr>
+        <w:t>AppRoutes</w:t>
+      </w:r>
+      <w:proofErr w:type="spellEnd"/>
+      <w:r>
+        <w:rPr>
+          <w:rFonts w:ascii="Times New Roman" w:hAnsi="Times New Roman" w:cs="Times New Roman"/>
+        </w:rPr>
+        <w:t xml:space="preserve"> dan </w:t>
+      </w:r>
+      <w:proofErr w:type="spellStart"/>
+      <w:r>
+        <w:rPr>
+          <w:rFonts w:ascii="Times New Roman" w:hAnsi="Times New Roman" w:cs="Times New Roman"/>
+        </w:rPr>
+        <w:t>KerangkaNavigasi</w:t>
+      </w:r>
+      <w:proofErr w:type="spellEnd"/>
+      <w:r>
+        <w:rPr>
+          <w:rFonts w:ascii="Times New Roman" w:hAnsi="Times New Roman" w:cs="Times New Roman"/>
+        </w:rPr>
+        <w:t xml:space="preserve"> </w:t>
+      </w:r>
+      <w:proofErr w:type="spellStart"/>
+      <w:r>
+        <w:rPr>
+          <w:rFonts w:ascii="Times New Roman" w:hAnsi="Times New Roman" w:cs="Times New Roman"/>
+        </w:rPr>
+        <w:t>untuk</w:t>
+      </w:r>
+      <w:proofErr w:type="spellEnd"/>
+      <w:r>
+        <w:rPr>
+          <w:rFonts w:ascii="Times New Roman" w:hAnsi="Times New Roman" w:cs="Times New Roman"/>
+        </w:rPr>
+        <w:t xml:space="preserve"> </w:t>
+      </w:r>
+      <w:proofErr w:type="spellStart"/>
+      <w:r>
+        <w:rPr>
+          <w:rFonts w:ascii="Times New Roman" w:hAnsi="Times New Roman" w:cs="Times New Roman"/>
+        </w:rPr>
+        <w:t>menghubungkan</w:t>
+      </w:r>
+      <w:proofErr w:type="spellEnd"/>
+      <w:r>
+        <w:rPr>
+          <w:rFonts w:ascii="Times New Roman" w:hAnsi="Times New Roman" w:cs="Times New Roman"/>
+        </w:rPr>
+        <w:t xml:space="preserve"> </w:t>
+      </w:r>
+      <w:proofErr w:type="spellStart"/>
+      <w:r>
+        <w:rPr>
+          <w:rFonts w:ascii="Times New Roman" w:hAnsi="Times New Roman" w:cs="Times New Roman"/>
+        </w:rPr>
+        <w:t>halaman</w:t>
+      </w:r>
+      <w:proofErr w:type="spellEnd"/>
+      <w:r>
+        <w:rPr>
+          <w:rFonts w:ascii="Times New Roman" w:hAnsi="Times New Roman" w:cs="Times New Roman"/>
+        </w:rPr>
+        <w:t xml:space="preserve"> Warga, Chat, Lokasi, </w:t>
+      </w:r>
+      <w:proofErr w:type="spellStart"/>
+      <w:r>
+        <w:rPr>
+          <w:rFonts w:ascii="Times New Roman" w:hAnsi="Times New Roman" w:cs="Times New Roman"/>
+        </w:rPr>
+        <w:t>Statistik</w:t>
+      </w:r>
+      <w:proofErr w:type="spellEnd"/>
+      <w:r>
+        <w:rPr>
+          <w:rFonts w:ascii="Times New Roman" w:hAnsi="Times New Roman" w:cs="Times New Roman"/>
+        </w:rPr>
+        <w:t xml:space="preserve">, </w:t>
+      </w:r>
+      <w:proofErr w:type="spellStart"/>
+      <w:r>
+        <w:rPr>
+          <w:rFonts w:ascii="Times New Roman" w:hAnsi="Times New Roman" w:cs="Times New Roman"/>
+        </w:rPr>
+        <w:t>serta</w:t>
+      </w:r>
+      <w:proofErr w:type="spellEnd"/>
+      <w:r>
+        <w:rPr>
+          <w:rFonts w:ascii="Times New Roman" w:hAnsi="Times New Roman" w:cs="Times New Roman"/>
+        </w:rPr>
+        <w:t xml:space="preserve"> </w:t>
+      </w:r>
+      <w:proofErr w:type="spellStart"/>
+      <w:r>
+        <w:rPr>
+          <w:rFonts w:ascii="Times New Roman" w:hAnsi="Times New Roman" w:cs="Times New Roman"/>
+        </w:rPr>
+        <w:t>halaman</w:t>
+      </w:r>
+      <w:proofErr w:type="spellEnd"/>
+      <w:r>
+        <w:rPr>
+          <w:rFonts w:ascii="Times New Roman" w:hAnsi="Times New Roman" w:cs="Times New Roman"/>
+        </w:rPr>
+        <w:t xml:space="preserve"> </w:t>
+      </w:r>
+      <w:proofErr w:type="spellStart"/>
+      <w:r>
+        <w:rPr>
+          <w:rFonts w:ascii="Times New Roman" w:hAnsi="Times New Roman" w:cs="Times New Roman"/>
+        </w:rPr>
+        <w:t>Pengajuan</w:t>
+      </w:r>
+      <w:proofErr w:type="spellEnd"/>
+      <w:r>
+        <w:rPr>
+          <w:rFonts w:ascii="Times New Roman" w:hAnsi="Times New Roman" w:cs="Times New Roman"/>
+        </w:rPr>
+        <w:t xml:space="preserve"> dan Detail.</w:t>
+      </w:r>
+    </w:p>
+    <w:p>
+      <w:pPr>
+        <w:pStyle w:val="ListParagraph"/>
+        <w:numPr>
+          <w:ilvl w:val="0"/>
+          <w:numId w:val="41"/>
+        </w:numPr>
+        <w:jc w:val="both"/>
+        <w:rPr>
+          <w:rFonts w:ascii="Times New Roman" w:hAnsi="Times New Roman" w:cs="Times New Roman"/>
+        </w:rPr>
+      </w:pPr>
+      <w:proofErr w:type="spellStart"/>
+      <w:r>
+        <w:rPr>
+          <w:rFonts w:ascii="Times New Roman" w:hAnsi="Times New Roman" w:cs="Times New Roman"/>
+        </w:rPr>
+        <w:lastRenderedPageBreak/>
+        <w:t>Menjalankan</w:t>
+      </w:r>
+      <w:proofErr w:type="spellEnd"/>
+      <w:r>
+        <w:rPr>
+          <w:rFonts w:ascii="Times New Roman" w:hAnsi="Times New Roman" w:cs="Times New Roman"/>
+        </w:rPr>
+        <w:t xml:space="preserve"> dan </w:t>
+      </w:r>
+      <w:proofErr w:type="spellStart"/>
+      <w:r>
+        <w:rPr>
+          <w:rFonts w:ascii="Times New Roman" w:hAnsi="Times New Roman" w:cs="Times New Roman"/>
+        </w:rPr>
+        <w:t>Menguji</w:t>
+      </w:r>
+      <w:proofErr w:type="spellEnd"/>
+      <w:r>
+        <w:rPr>
+          <w:rFonts w:ascii="Times New Roman" w:hAnsi="Times New Roman" w:cs="Times New Roman"/>
+        </w:rPr>
+        <w:t xml:space="preserve"> </w:t>
+      </w:r>
+      <w:proofErr w:type="spellStart"/>
+      <w:r>
+        <w:rPr>
+          <w:rFonts w:ascii="Times New Roman" w:hAnsi="Times New Roman" w:cs="Times New Roman"/>
+        </w:rPr>
+        <w:t>Aplikasi</w:t>
+      </w:r>
+      <w:proofErr w:type="spellEnd"/>
+      <w:r>
+        <w:rPr>
+          <w:rFonts w:ascii="Times New Roman" w:hAnsi="Times New Roman" w:cs="Times New Roman"/>
+        </w:rPr>
+        <w:br/>
+      </w:r>
+      <w:proofErr w:type="spellStart"/>
+      <w:r>
+        <w:rPr>
+          <w:rFonts w:ascii="Times New Roman" w:hAnsi="Times New Roman" w:cs="Times New Roman"/>
+        </w:rPr>
+        <w:t>Menjalankan</w:t>
+      </w:r>
+      <w:proofErr w:type="spellEnd"/>
+      <w:r>
+        <w:rPr>
+          <w:rFonts w:ascii="Times New Roman" w:hAnsi="Times New Roman" w:cs="Times New Roman"/>
+        </w:rPr>
+        <w:t xml:space="preserve"> flutter </w:t>
+      </w:r>
+      <w:proofErr w:type="gramStart"/>
+      <w:r>
+        <w:rPr>
+          <w:rFonts w:ascii="Times New Roman" w:hAnsi="Times New Roman" w:cs="Times New Roman"/>
+        </w:rPr>
+        <w:t>analyze</w:t>
+      </w:r>
+      <w:proofErr w:type="gramEnd"/>
+      <w:r>
+        <w:rPr>
+          <w:rFonts w:ascii="Times New Roman" w:hAnsi="Times New Roman" w:cs="Times New Roman"/>
+        </w:rPr>
+        <w:t xml:space="preserve"> dan flutter run, </w:t>
+      </w:r>
+      <w:proofErr w:type="spellStart"/>
+      <w:r>
+        <w:rPr>
+          <w:rFonts w:ascii="Times New Roman" w:hAnsi="Times New Roman" w:cs="Times New Roman"/>
+        </w:rPr>
+        <w:t>kemudian</w:t>
+      </w:r>
+      <w:proofErr w:type="spellEnd"/>
+      <w:r>
+        <w:rPr>
+          <w:rFonts w:ascii="Times New Roman" w:hAnsi="Times New Roman" w:cs="Times New Roman"/>
+        </w:rPr>
+        <w:t xml:space="preserve"> </w:t>
+      </w:r>
+      <w:proofErr w:type="spellStart"/>
+      <w:r>
+        <w:rPr>
+          <w:rFonts w:ascii="Times New Roman" w:hAnsi="Times New Roman" w:cs="Times New Roman"/>
+        </w:rPr>
+        <w:t>menguji</w:t>
+      </w:r>
+      <w:proofErr w:type="spellEnd"/>
+      <w:r>
+        <w:rPr>
+          <w:rFonts w:ascii="Times New Roman" w:hAnsi="Times New Roman" w:cs="Times New Roman"/>
+        </w:rPr>
+        <w:t xml:space="preserve"> </w:t>
+      </w:r>
+      <w:proofErr w:type="spellStart"/>
+      <w:r>
+        <w:rPr>
+          <w:rFonts w:ascii="Times New Roman" w:hAnsi="Times New Roman" w:cs="Times New Roman"/>
+        </w:rPr>
+        <w:t>seluruh</w:t>
+      </w:r>
+      <w:proofErr w:type="spellEnd"/>
+      <w:r>
+        <w:rPr>
+          <w:rFonts w:ascii="Times New Roman" w:hAnsi="Times New Roman" w:cs="Times New Roman"/>
+        </w:rPr>
+        <w:t xml:space="preserve"> </w:t>
+      </w:r>
+      <w:proofErr w:type="spellStart"/>
+      <w:r>
+        <w:rPr>
+          <w:rFonts w:ascii="Times New Roman" w:hAnsi="Times New Roman" w:cs="Times New Roman"/>
+        </w:rPr>
+        <w:t>fitur</w:t>
+      </w:r>
+      <w:proofErr w:type="spellEnd"/>
+      <w:r>
+        <w:rPr>
+          <w:rFonts w:ascii="Times New Roman" w:hAnsi="Times New Roman" w:cs="Times New Roman"/>
+        </w:rPr>
+        <w:t xml:space="preserve"> </w:t>
+      </w:r>
+      <w:proofErr w:type="spellStart"/>
+      <w:r>
+        <w:rPr>
+          <w:rFonts w:ascii="Times New Roman" w:hAnsi="Times New Roman" w:cs="Times New Roman"/>
+        </w:rPr>
+        <w:t>aplikasi</w:t>
+      </w:r>
+      <w:proofErr w:type="spellEnd"/>
+      <w:r>
+        <w:rPr>
+          <w:rFonts w:ascii="Times New Roman" w:hAnsi="Times New Roman" w:cs="Times New Roman"/>
+        </w:rPr>
+        <w:t xml:space="preserve"> </w:t>
+      </w:r>
+      <w:proofErr w:type="spellStart"/>
+      <w:r>
+        <w:rPr>
+          <w:rFonts w:ascii="Times New Roman" w:hAnsi="Times New Roman" w:cs="Times New Roman"/>
+        </w:rPr>
+        <w:t>dari</w:t>
+      </w:r>
+      <w:proofErr w:type="spellEnd"/>
+      <w:r>
+        <w:rPr>
+          <w:rFonts w:ascii="Times New Roman" w:hAnsi="Times New Roman" w:cs="Times New Roman"/>
+        </w:rPr>
+        <w:t xml:space="preserve"> </w:t>
+      </w:r>
+      <w:proofErr w:type="spellStart"/>
+      <w:r>
+        <w:rPr>
+          <w:rFonts w:ascii="Times New Roman" w:hAnsi="Times New Roman" w:cs="Times New Roman"/>
+        </w:rPr>
+        <w:t>pengisian</w:t>
+      </w:r>
+      <w:proofErr w:type="spellEnd"/>
+      <w:r>
+        <w:rPr>
+          <w:rFonts w:ascii="Times New Roman" w:hAnsi="Times New Roman" w:cs="Times New Roman"/>
+        </w:rPr>
+        <w:t xml:space="preserve"> form </w:t>
+      </w:r>
+      <w:proofErr w:type="spellStart"/>
+      <w:r>
+        <w:rPr>
+          <w:rFonts w:ascii="Times New Roman" w:hAnsi="Times New Roman" w:cs="Times New Roman"/>
+        </w:rPr>
+        <w:t>sampai</w:t>
+      </w:r>
+      <w:proofErr w:type="spellEnd"/>
+      <w:r>
+        <w:rPr>
+          <w:rFonts w:ascii="Times New Roman" w:hAnsi="Times New Roman" w:cs="Times New Roman"/>
+        </w:rPr>
+        <w:t xml:space="preserve"> </w:t>
+      </w:r>
+      <w:proofErr w:type="spellStart"/>
+      <w:r>
+        <w:rPr>
+          <w:rFonts w:ascii="Times New Roman" w:hAnsi="Times New Roman" w:cs="Times New Roman"/>
+        </w:rPr>
+        <w:t>statistik</w:t>
+      </w:r>
+      <w:proofErr w:type="spellEnd"/>
+      <w:r>
+        <w:rPr>
+          <w:rFonts w:ascii="Times New Roman" w:hAnsi="Times New Roman" w:cs="Times New Roman"/>
+        </w:rPr>
+        <w:t>.</w:t>
+      </w:r>
+    </w:p>
+    <w:p>
+      <w:pPr>
+        <w:pStyle w:val="ListParagraph"/>
+        <w:jc w:val="both"/>
         <w:rPr>
           <w:rFonts w:ascii="Times New Roman" w:hAnsi="Times New Roman" w:cs="Times New Roman"/>
         </w:rPr>
@@ -578,6 +2483,7 @@
           <w:ilvl w:val="0"/>
           <w:numId w:val="38"/>
         </w:numPr>
+        <w:jc w:val="both"/>
         <w:rPr>
           <w:rFonts w:ascii="Times New Roman" w:hAnsi="Times New Roman" w:cs="Times New Roman"/>
         </w:rPr>
@@ -594,21 +2500,21 @@
     <w:p>
       <w:pPr>
         <w:pStyle w:val="ListParagraph"/>
-        <w:rPr>
-          <w:rFonts w:ascii="Times New Roman" w:hAnsi="Times New Roman" w:cs="Times New Roman"/>
-        </w:rPr>
-      </w:pPr>
-      <w:r>
-        <w:rPr>
-          <w:rFonts w:ascii="Times New Roman" w:hAnsi="Times New Roman" w:cs="Times New Roman"/>
-          <w:noProof/>
+        <w:jc w:val="both"/>
+        <w:rPr>
+          <w:rFonts w:ascii="Times New Roman" w:hAnsi="Times New Roman" w:cs="Times New Roman"/>
+        </w:rPr>
+      </w:pPr>
+      <w:r>
+        <w:rPr>
+          <w:rFonts w:ascii="Times New Roman" w:hAnsi="Times New Roman" w:cs="Times New Roman"/>
         </w:rPr>
         <w:lastRenderedPageBreak/>
         <w:drawing>
-          <wp:inline distT="0" distB="0" distL="0" distR="0" wp14:anchorId="54C74246" wp14:editId="7B4651F1">
-            <wp:extent cx="3730625" cy="7178040"/>
-            <wp:effectExtent l="0" t="0" r="3175" b="3810"/>
-            <wp:docPr id="1954102011" name="Picture 1"/>
+          <wp:inline distT="0" distB="0" distL="0" distR="0" wp14:anchorId="00BD0330" wp14:editId="6E300534">
+            <wp:extent cx="3836035" cy="7178040"/>
+            <wp:effectExtent l="0" t="0" r="0" b="3810"/>
+            <wp:docPr id="642228651" name="Picture 1"/>
             <wp:cNvGraphicFramePr>
               <a:graphicFrameLocks xmlns:a="http://schemas.openxmlformats.org/drawingml/2006/main" noChangeAspect="1"/>
             </wp:cNvGraphicFramePr>
@@ -616,7 +2522,7 @@
               <a:graphicData uri="http://schemas.openxmlformats.org/drawingml/2006/picture">
                 <pic:pic xmlns:pic="http://schemas.openxmlformats.org/drawingml/2006/picture">
                   <pic:nvPicPr>
-                    <pic:cNvPr id="1954102011" name=""/>
+                    <pic:cNvPr id="642228651" name=""/>
                     <pic:cNvPicPr/>
                   </pic:nvPicPr>
                   <pic:blipFill>
@@ -628,7 +2534,7 @@
                   <pic:spPr>
                     <a:xfrm>
                       <a:off x="0" y="0"/>
-                      <a:ext cx="3730625" cy="7178040"/>
+                      <a:ext cx="3836035" cy="7178040"/>
                     </a:xfrm>
                     <a:prstGeom prst="rect">
                       <a:avLst/>
@@ -644,29 +2550,22 @@
     <w:p>
       <w:pPr>
         <w:pStyle w:val="ListParagraph"/>
-        <w:rPr>
-          <w:rFonts w:ascii="Times New Roman" w:hAnsi="Times New Roman" w:cs="Times New Roman"/>
-        </w:rPr>
-      </w:pPr>
-    </w:p>
-    <w:p>
-      <w:pPr>
-        <w:pStyle w:val="ListParagraph"/>
-        <w:rPr>
-          <w:rFonts w:ascii="Times New Roman" w:hAnsi="Times New Roman" w:cs="Times New Roman"/>
-        </w:rPr>
-      </w:pPr>
-      <w:r>
+        <w:jc w:val="both"/>
         <w:rPr>
           <w:rFonts w:ascii="Times New Roman" w:hAnsi="Times New Roman" w:cs="Times New Roman"/>
           <w:noProof/>
+        </w:rPr>
+      </w:pPr>
+      <w:r>
+        <w:rPr>
+          <w:rFonts w:ascii="Times New Roman" w:hAnsi="Times New Roman" w:cs="Times New Roman"/>
         </w:rPr>
         <w:lastRenderedPageBreak/>
         <w:drawing>
-          <wp:inline distT="0" distB="0" distL="0" distR="0" wp14:anchorId="54F758D8" wp14:editId="30183D32">
-            <wp:extent cx="4025900" cy="7178040"/>
-            <wp:effectExtent l="0" t="0" r="0" b="3810"/>
-            <wp:docPr id="43313211" name="Picture 1"/>
+          <wp:inline distT="0" distB="0" distL="0" distR="0" wp14:anchorId="057E9EB7" wp14:editId="659B8DBF">
+            <wp:extent cx="3956050" cy="7178040"/>
+            <wp:effectExtent l="0" t="0" r="6350" b="3810"/>
+            <wp:docPr id="475213222" name="Picture 1"/>
             <wp:cNvGraphicFramePr>
               <a:graphicFrameLocks xmlns:a="http://schemas.openxmlformats.org/drawingml/2006/main" noChangeAspect="1"/>
             </wp:cNvGraphicFramePr>
@@ -674,7 +2573,7 @@
               <a:graphicData uri="http://schemas.openxmlformats.org/drawingml/2006/picture">
                 <pic:pic xmlns:pic="http://schemas.openxmlformats.org/drawingml/2006/picture">
                   <pic:nvPicPr>
-                    <pic:cNvPr id="43313211" name=""/>
+                    <pic:cNvPr id="475213222" name=""/>
                     <pic:cNvPicPr/>
                   </pic:nvPicPr>
                   <pic:blipFill>
@@ -686,7 +2585,7 @@
                   <pic:spPr>
                     <a:xfrm>
                       <a:off x="0" y="0"/>
-                      <a:ext cx="4025900" cy="7178040"/>
+                      <a:ext cx="3956050" cy="7178040"/>
                     </a:xfrm>
                     <a:prstGeom prst="rect">
                       <a:avLst/>
@@ -698,25 +2597,23 @@
           </wp:inline>
         </w:drawing>
       </w:r>
-    </w:p>
-    <w:p>
-      <w:pPr>
-        <w:pStyle w:val="ListParagraph"/>
-        <w:rPr>
-          <w:rFonts w:ascii="Times New Roman" w:hAnsi="Times New Roman" w:cs="Times New Roman"/>
-        </w:rPr>
-      </w:pPr>
       <w:r>
         <w:rPr>
           <w:rFonts w:ascii="Times New Roman" w:hAnsi="Times New Roman" w:cs="Times New Roman"/>
           <w:noProof/>
+        </w:rPr>
+        <w:t xml:space="preserve"> </w:t>
+      </w:r>
+      <w:r>
+        <w:rPr>
+          <w:rFonts w:ascii="Times New Roman" w:hAnsi="Times New Roman" w:cs="Times New Roman"/>
         </w:rPr>
         <w:lastRenderedPageBreak/>
         <w:drawing>
-          <wp:inline distT="0" distB="0" distL="0" distR="0" wp14:anchorId="5CBA4F75" wp14:editId="7287150A">
-            <wp:extent cx="4291965" cy="7178040"/>
+          <wp:inline distT="0" distB="0" distL="0" distR="0" wp14:anchorId="42E8F3F7" wp14:editId="7DE417D4">
+            <wp:extent cx="3621405" cy="7178040"/>
             <wp:effectExtent l="0" t="0" r="0" b="3810"/>
-            <wp:docPr id="1425003532" name="Picture 1"/>
+            <wp:docPr id="1960795247" name="Picture 1"/>
             <wp:cNvGraphicFramePr>
               <a:graphicFrameLocks xmlns:a="http://schemas.openxmlformats.org/drawingml/2006/main" noChangeAspect="1"/>
             </wp:cNvGraphicFramePr>
@@ -724,7 +2621,7 @@
               <a:graphicData uri="http://schemas.openxmlformats.org/drawingml/2006/picture">
                 <pic:pic xmlns:pic="http://schemas.openxmlformats.org/drawingml/2006/picture">
                   <pic:nvPicPr>
-                    <pic:cNvPr id="1425003532" name=""/>
+                    <pic:cNvPr id="1960795247" name=""/>
                     <pic:cNvPicPr/>
                   </pic:nvPicPr>
                   <pic:blipFill>
@@ -736,7 +2633,7 @@
                   <pic:spPr>
                     <a:xfrm>
                       <a:off x="0" y="0"/>
-                      <a:ext cx="4291965" cy="7178040"/>
+                      <a:ext cx="3621405" cy="7178040"/>
                     </a:xfrm>
                     <a:prstGeom prst="rect">
                       <a:avLst/>
@@ -748,17 +2645,25 @@
           </wp:inline>
         </w:drawing>
       </w:r>
-      <w:r>
-        <w:rPr>
-          <w:rFonts w:ascii="Times New Roman" w:hAnsi="Times New Roman" w:cs="Times New Roman"/>
-          <w:noProof/>
+    </w:p>
+    <w:p>
+      <w:pPr>
+        <w:pStyle w:val="ListParagraph"/>
+        <w:jc w:val="both"/>
+        <w:rPr>
+          <w:rFonts w:ascii="Times New Roman" w:hAnsi="Times New Roman" w:cs="Times New Roman"/>
+        </w:rPr>
+      </w:pPr>
+      <w:r>
+        <w:rPr>
+          <w:rFonts w:ascii="Times New Roman" w:hAnsi="Times New Roman" w:cs="Times New Roman"/>
         </w:rPr>
         <w:lastRenderedPageBreak/>
         <w:drawing>
-          <wp:inline distT="0" distB="0" distL="0" distR="0" wp14:anchorId="1406CF49" wp14:editId="644AE528">
-            <wp:extent cx="4029710" cy="7178040"/>
-            <wp:effectExtent l="0" t="0" r="8890" b="3810"/>
-            <wp:docPr id="956094244" name="Picture 1"/>
+          <wp:inline distT="0" distB="0" distL="0" distR="0" wp14:anchorId="2293516C" wp14:editId="08A7545C">
+            <wp:extent cx="4185920" cy="7178040"/>
+            <wp:effectExtent l="0" t="0" r="5080" b="3810"/>
+            <wp:docPr id="66329110" name="Picture 1"/>
             <wp:cNvGraphicFramePr>
               <a:graphicFrameLocks xmlns:a="http://schemas.openxmlformats.org/drawingml/2006/main" noChangeAspect="1"/>
             </wp:cNvGraphicFramePr>
@@ -766,7 +2671,7 @@
               <a:graphicData uri="http://schemas.openxmlformats.org/drawingml/2006/picture">
                 <pic:pic xmlns:pic="http://schemas.openxmlformats.org/drawingml/2006/picture">
                   <pic:nvPicPr>
-                    <pic:cNvPr id="956094244" name=""/>
+                    <pic:cNvPr id="66329110" name=""/>
                     <pic:cNvPicPr/>
                   </pic:nvPicPr>
                   <pic:blipFill>
@@ -778,7 +2683,7 @@
                   <pic:spPr>
                     <a:xfrm>
                       <a:off x="0" y="0"/>
-                      <a:ext cx="4029710" cy="7178040"/>
+                      <a:ext cx="4185920" cy="7178040"/>
                     </a:xfrm>
                     <a:prstGeom prst="rect">
                       <a:avLst/>
@@ -790,17 +2695,25 @@
           </wp:inline>
         </w:drawing>
       </w:r>
-      <w:r>
-        <w:rPr>
-          <w:rFonts w:ascii="Times New Roman" w:hAnsi="Times New Roman" w:cs="Times New Roman"/>
-          <w:noProof/>
+    </w:p>
+    <w:p>
+      <w:pPr>
+        <w:pStyle w:val="ListParagraph"/>
+        <w:jc w:val="both"/>
+        <w:rPr>
+          <w:rFonts w:ascii="Times New Roman" w:hAnsi="Times New Roman" w:cs="Times New Roman"/>
+        </w:rPr>
+      </w:pPr>
+      <w:r>
+        <w:rPr>
+          <w:rFonts w:ascii="Times New Roman" w:hAnsi="Times New Roman" w:cs="Times New Roman"/>
         </w:rPr>
         <w:lastRenderedPageBreak/>
         <w:drawing>
-          <wp:inline distT="0" distB="0" distL="0" distR="0" wp14:anchorId="11C58627" wp14:editId="61B83525">
-            <wp:extent cx="3975735" cy="7178040"/>
-            <wp:effectExtent l="0" t="0" r="5715" b="3810"/>
-            <wp:docPr id="1946974129" name="Picture 1"/>
+          <wp:inline distT="0" distB="0" distL="0" distR="0" wp14:anchorId="2458D787" wp14:editId="7F5114AE">
+            <wp:extent cx="3940810" cy="7178040"/>
+            <wp:effectExtent l="0" t="0" r="2540" b="3810"/>
+            <wp:docPr id="762819044" name="Picture 1"/>
             <wp:cNvGraphicFramePr>
               <a:graphicFrameLocks xmlns:a="http://schemas.openxmlformats.org/drawingml/2006/main" noChangeAspect="1"/>
             </wp:cNvGraphicFramePr>
@@ -808,7 +2721,7 @@
               <a:graphicData uri="http://schemas.openxmlformats.org/drawingml/2006/picture">
                 <pic:pic xmlns:pic="http://schemas.openxmlformats.org/drawingml/2006/picture">
                   <pic:nvPicPr>
-                    <pic:cNvPr id="1946974129" name=""/>
+                    <pic:cNvPr id="762819044" name=""/>
                     <pic:cNvPicPr/>
                   </pic:nvPicPr>
                   <pic:blipFill>
@@ -820,7 +2733,7 @@
                   <pic:spPr>
                     <a:xfrm>
                       <a:off x="0" y="0"/>
-                      <a:ext cx="3975735" cy="7178040"/>
+                      <a:ext cx="3940810" cy="7178040"/>
                     </a:xfrm>
                     <a:prstGeom prst="rect">
                       <a:avLst/>
@@ -836,1370 +2749,11 @@
     <w:p>
       <w:pPr>
         <w:pStyle w:val="ListParagraph"/>
-        <w:numPr>
-          <w:ilvl w:val="0"/>
-          <w:numId w:val="38"/>
-        </w:numPr>
-        <w:rPr>
-          <w:rFonts w:ascii="Times New Roman" w:hAnsi="Times New Roman" w:cs="Times New Roman"/>
-        </w:rPr>
-      </w:pPr>
-      <w:proofErr w:type="spellStart"/>
-      <w:r>
-        <w:rPr>
-          <w:rFonts w:ascii="Times New Roman" w:hAnsi="Times New Roman" w:cs="Times New Roman"/>
-        </w:rPr>
-        <w:lastRenderedPageBreak/>
-        <w:t>Analisis</w:t>
-      </w:r>
-      <w:proofErr w:type="spellEnd"/>
-      <w:r>
-        <w:rPr>
-          <w:rFonts w:ascii="Times New Roman" w:hAnsi="Times New Roman" w:cs="Times New Roman"/>
-        </w:rPr>
-        <w:t xml:space="preserve"> </w:t>
-      </w:r>
-      <w:proofErr w:type="spellStart"/>
-      <w:r>
-        <w:rPr>
-          <w:rFonts w:ascii="Times New Roman" w:hAnsi="Times New Roman" w:cs="Times New Roman"/>
-        </w:rPr>
-        <w:t>pembahasan</w:t>
-      </w:r>
-      <w:proofErr w:type="spellEnd"/>
-    </w:p>
-    <w:p>
-      <w:pPr>
-        <w:pStyle w:val="ListParagraph"/>
-        <w:numPr>
-          <w:ilvl w:val="0"/>
-          <w:numId w:val="40"/>
-        </w:numPr>
         <w:jc w:val="both"/>
         <w:rPr>
           <w:rFonts w:ascii="Times New Roman" w:hAnsi="Times New Roman" w:cs="Times New Roman"/>
         </w:rPr>
       </w:pPr>
-      <w:proofErr w:type="spellStart"/>
-      <w:r>
-        <w:rPr>
-          <w:rFonts w:ascii="Times New Roman" w:hAnsi="Times New Roman" w:cs="Times New Roman"/>
-        </w:rPr>
-        <w:t>FavoritModel</w:t>
-      </w:r>
-      <w:proofErr w:type="spellEnd"/>
-      <w:r>
-        <w:rPr>
-          <w:rFonts w:ascii="Times New Roman" w:hAnsi="Times New Roman" w:cs="Times New Roman"/>
-        </w:rPr>
-        <w:t xml:space="preserve"> </w:t>
-      </w:r>
-      <w:proofErr w:type="spellStart"/>
-      <w:r>
-        <w:rPr>
-          <w:rFonts w:ascii="Times New Roman" w:hAnsi="Times New Roman" w:cs="Times New Roman"/>
-        </w:rPr>
-        <w:t>digunakan</w:t>
-      </w:r>
-      <w:proofErr w:type="spellEnd"/>
-      <w:r>
-        <w:rPr>
-          <w:rFonts w:ascii="Times New Roman" w:hAnsi="Times New Roman" w:cs="Times New Roman"/>
-        </w:rPr>
-        <w:t xml:space="preserve"> </w:t>
-      </w:r>
-      <w:proofErr w:type="spellStart"/>
-      <w:r>
-        <w:rPr>
-          <w:rFonts w:ascii="Times New Roman" w:hAnsi="Times New Roman" w:cs="Times New Roman"/>
-        </w:rPr>
-        <w:t>untuk</w:t>
-      </w:r>
-      <w:proofErr w:type="spellEnd"/>
-      <w:r>
-        <w:rPr>
-          <w:rFonts w:ascii="Times New Roman" w:hAnsi="Times New Roman" w:cs="Times New Roman"/>
-        </w:rPr>
-        <w:t xml:space="preserve"> </w:t>
-      </w:r>
-      <w:proofErr w:type="spellStart"/>
-      <w:r>
-        <w:rPr>
-          <w:rFonts w:ascii="Times New Roman" w:hAnsi="Times New Roman" w:cs="Times New Roman"/>
-        </w:rPr>
-        <w:t>menyimpan</w:t>
-      </w:r>
-      <w:proofErr w:type="spellEnd"/>
-      <w:r>
-        <w:rPr>
-          <w:rFonts w:ascii="Times New Roman" w:hAnsi="Times New Roman" w:cs="Times New Roman"/>
-        </w:rPr>
-        <w:t xml:space="preserve"> </w:t>
-      </w:r>
-      <w:proofErr w:type="spellStart"/>
-      <w:r>
-        <w:rPr>
-          <w:rFonts w:ascii="Times New Roman" w:hAnsi="Times New Roman" w:cs="Times New Roman"/>
-        </w:rPr>
-        <w:t>layanan</w:t>
-      </w:r>
-      <w:proofErr w:type="spellEnd"/>
-      <w:r>
-        <w:rPr>
-          <w:rFonts w:ascii="Times New Roman" w:hAnsi="Times New Roman" w:cs="Times New Roman"/>
-        </w:rPr>
-        <w:t xml:space="preserve"> yang </w:t>
-      </w:r>
-      <w:proofErr w:type="spellStart"/>
-      <w:r>
-        <w:rPr>
-          <w:rFonts w:ascii="Times New Roman" w:hAnsi="Times New Roman" w:cs="Times New Roman"/>
-        </w:rPr>
-        <w:t>ditandai</w:t>
-      </w:r>
-      <w:proofErr w:type="spellEnd"/>
-      <w:r>
-        <w:rPr>
-          <w:rFonts w:ascii="Times New Roman" w:hAnsi="Times New Roman" w:cs="Times New Roman"/>
-        </w:rPr>
-        <w:t xml:space="preserve"> </w:t>
-      </w:r>
-      <w:proofErr w:type="spellStart"/>
-      <w:r>
-        <w:rPr>
-          <w:rFonts w:ascii="Times New Roman" w:hAnsi="Times New Roman" w:cs="Times New Roman"/>
-        </w:rPr>
-        <w:t>sebagai</w:t>
-      </w:r>
-      <w:proofErr w:type="spellEnd"/>
-      <w:r>
-        <w:rPr>
-          <w:rFonts w:ascii="Times New Roman" w:hAnsi="Times New Roman" w:cs="Times New Roman"/>
-        </w:rPr>
-        <w:t xml:space="preserve"> </w:t>
-      </w:r>
-      <w:proofErr w:type="spellStart"/>
-      <w:r>
-        <w:rPr>
-          <w:rFonts w:ascii="Times New Roman" w:hAnsi="Times New Roman" w:cs="Times New Roman"/>
-        </w:rPr>
-        <w:t>favorit</w:t>
-      </w:r>
-      <w:proofErr w:type="spellEnd"/>
-      <w:r>
-        <w:rPr>
-          <w:rFonts w:ascii="Times New Roman" w:hAnsi="Times New Roman" w:cs="Times New Roman"/>
-        </w:rPr>
-        <w:t xml:space="preserve">. </w:t>
-      </w:r>
-    </w:p>
-    <w:p>
-      <w:pPr>
-        <w:pStyle w:val="ListParagraph"/>
-        <w:numPr>
-          <w:ilvl w:val="0"/>
-          <w:numId w:val="40"/>
-        </w:numPr>
-        <w:jc w:val="both"/>
-        <w:rPr>
-          <w:rFonts w:ascii="Times New Roman" w:hAnsi="Times New Roman" w:cs="Times New Roman"/>
-        </w:rPr>
-      </w:pPr>
-      <w:proofErr w:type="spellStart"/>
-      <w:r>
-        <w:rPr>
-          <w:rFonts w:ascii="Times New Roman" w:hAnsi="Times New Roman" w:cs="Times New Roman"/>
-        </w:rPr>
-        <w:t>PengajuanModel</w:t>
-      </w:r>
-      <w:proofErr w:type="spellEnd"/>
-      <w:r>
-        <w:rPr>
-          <w:rFonts w:ascii="Times New Roman" w:hAnsi="Times New Roman" w:cs="Times New Roman"/>
-        </w:rPr>
-        <w:t xml:space="preserve"> </w:t>
-      </w:r>
-      <w:proofErr w:type="spellStart"/>
-      <w:r>
-        <w:rPr>
-          <w:rFonts w:ascii="Times New Roman" w:hAnsi="Times New Roman" w:cs="Times New Roman"/>
-        </w:rPr>
-        <w:t>digunakan</w:t>
-      </w:r>
-      <w:proofErr w:type="spellEnd"/>
-      <w:r>
-        <w:rPr>
-          <w:rFonts w:ascii="Times New Roman" w:hAnsi="Times New Roman" w:cs="Times New Roman"/>
-        </w:rPr>
-        <w:t xml:space="preserve"> </w:t>
-      </w:r>
-      <w:proofErr w:type="spellStart"/>
-      <w:r>
-        <w:rPr>
-          <w:rFonts w:ascii="Times New Roman" w:hAnsi="Times New Roman" w:cs="Times New Roman"/>
-        </w:rPr>
-        <w:t>untuk</w:t>
-      </w:r>
-      <w:proofErr w:type="spellEnd"/>
-      <w:r>
-        <w:rPr>
-          <w:rFonts w:ascii="Times New Roman" w:hAnsi="Times New Roman" w:cs="Times New Roman"/>
-        </w:rPr>
-        <w:t xml:space="preserve"> </w:t>
-      </w:r>
-      <w:proofErr w:type="spellStart"/>
-      <w:r>
-        <w:rPr>
-          <w:rFonts w:ascii="Times New Roman" w:hAnsi="Times New Roman" w:cs="Times New Roman"/>
-        </w:rPr>
-        <w:t>menyimpan</w:t>
-      </w:r>
-      <w:proofErr w:type="spellEnd"/>
-      <w:r>
-        <w:rPr>
-          <w:rFonts w:ascii="Times New Roman" w:hAnsi="Times New Roman" w:cs="Times New Roman"/>
-        </w:rPr>
-        <w:t xml:space="preserve"> </w:t>
-      </w:r>
-      <w:proofErr w:type="spellStart"/>
-      <w:r>
-        <w:rPr>
-          <w:rFonts w:ascii="Times New Roman" w:hAnsi="Times New Roman" w:cs="Times New Roman"/>
-        </w:rPr>
-        <w:t>layanan</w:t>
-      </w:r>
-      <w:proofErr w:type="spellEnd"/>
-      <w:r>
-        <w:rPr>
-          <w:rFonts w:ascii="Times New Roman" w:hAnsi="Times New Roman" w:cs="Times New Roman"/>
-        </w:rPr>
-        <w:t xml:space="preserve"> yang </w:t>
-      </w:r>
-      <w:proofErr w:type="spellStart"/>
-      <w:r>
-        <w:rPr>
-          <w:rFonts w:ascii="Times New Roman" w:hAnsi="Times New Roman" w:cs="Times New Roman"/>
-        </w:rPr>
-        <w:t>sedang</w:t>
-      </w:r>
-      <w:proofErr w:type="spellEnd"/>
-      <w:r>
-        <w:rPr>
-          <w:rFonts w:ascii="Times New Roman" w:hAnsi="Times New Roman" w:cs="Times New Roman"/>
-        </w:rPr>
-        <w:t xml:space="preserve"> </w:t>
-      </w:r>
-      <w:proofErr w:type="spellStart"/>
-      <w:r>
-        <w:rPr>
-          <w:rFonts w:ascii="Times New Roman" w:hAnsi="Times New Roman" w:cs="Times New Roman"/>
-        </w:rPr>
-        <w:t>diajukan</w:t>
-      </w:r>
-      <w:proofErr w:type="spellEnd"/>
-      <w:r>
-        <w:rPr>
-          <w:rFonts w:ascii="Times New Roman" w:hAnsi="Times New Roman" w:cs="Times New Roman"/>
-        </w:rPr>
-        <w:t>.</w:t>
-      </w:r>
-    </w:p>
-    <w:p>
-      <w:pPr>
-        <w:pStyle w:val="ListParagraph"/>
-        <w:numPr>
-          <w:ilvl w:val="0"/>
-          <w:numId w:val="40"/>
-        </w:numPr>
-        <w:jc w:val="both"/>
-        <w:rPr>
-          <w:rFonts w:ascii="Times New Roman" w:hAnsi="Times New Roman" w:cs="Times New Roman"/>
-        </w:rPr>
-      </w:pPr>
-      <w:proofErr w:type="spellStart"/>
-      <w:r>
-        <w:rPr>
-          <w:rFonts w:ascii="Times New Roman" w:hAnsi="Times New Roman" w:cs="Times New Roman"/>
-        </w:rPr>
-        <w:t>Kedua</w:t>
-      </w:r>
-      <w:proofErr w:type="spellEnd"/>
-      <w:r>
-        <w:rPr>
-          <w:rFonts w:ascii="Times New Roman" w:hAnsi="Times New Roman" w:cs="Times New Roman"/>
-        </w:rPr>
-        <w:t xml:space="preserve"> model </w:t>
-      </w:r>
-      <w:proofErr w:type="spellStart"/>
-      <w:r>
-        <w:rPr>
-          <w:rFonts w:ascii="Times New Roman" w:hAnsi="Times New Roman" w:cs="Times New Roman"/>
-        </w:rPr>
-        <w:t>didaftarkan</w:t>
-      </w:r>
-      <w:proofErr w:type="spellEnd"/>
-      <w:r>
-        <w:rPr>
-          <w:rFonts w:ascii="Times New Roman" w:hAnsi="Times New Roman" w:cs="Times New Roman"/>
-        </w:rPr>
-        <w:t xml:space="preserve"> pada root </w:t>
-      </w:r>
-      <w:proofErr w:type="spellStart"/>
-      <w:r>
-        <w:rPr>
-          <w:rFonts w:ascii="Times New Roman" w:hAnsi="Times New Roman" w:cs="Times New Roman"/>
-        </w:rPr>
-        <w:t>aplikasi</w:t>
-      </w:r>
-      <w:proofErr w:type="spellEnd"/>
-      <w:r>
-        <w:rPr>
-          <w:rFonts w:ascii="Times New Roman" w:hAnsi="Times New Roman" w:cs="Times New Roman"/>
-        </w:rPr>
-        <w:t xml:space="preserve"> agar </w:t>
-      </w:r>
-      <w:proofErr w:type="spellStart"/>
-      <w:r>
-        <w:rPr>
-          <w:rFonts w:ascii="Times New Roman" w:hAnsi="Times New Roman" w:cs="Times New Roman"/>
-        </w:rPr>
-        <w:t>dapat</w:t>
-      </w:r>
-      <w:proofErr w:type="spellEnd"/>
-      <w:r>
-        <w:rPr>
-          <w:rFonts w:ascii="Times New Roman" w:hAnsi="Times New Roman" w:cs="Times New Roman"/>
-        </w:rPr>
-        <w:t xml:space="preserve"> </w:t>
-      </w:r>
-      <w:proofErr w:type="spellStart"/>
-      <w:r>
-        <w:rPr>
-          <w:rFonts w:ascii="Times New Roman" w:hAnsi="Times New Roman" w:cs="Times New Roman"/>
-        </w:rPr>
-        <w:t>diakses</w:t>
-      </w:r>
-      <w:proofErr w:type="spellEnd"/>
-      <w:r>
-        <w:rPr>
-          <w:rFonts w:ascii="Times New Roman" w:hAnsi="Times New Roman" w:cs="Times New Roman"/>
-        </w:rPr>
-        <w:t xml:space="preserve"> oleh </w:t>
-      </w:r>
-      <w:proofErr w:type="spellStart"/>
-      <w:r>
-        <w:rPr>
-          <w:rFonts w:ascii="Times New Roman" w:hAnsi="Times New Roman" w:cs="Times New Roman"/>
-        </w:rPr>
-        <w:t>seluruh</w:t>
-      </w:r>
-      <w:proofErr w:type="spellEnd"/>
-      <w:r>
-        <w:rPr>
-          <w:rFonts w:ascii="Times New Roman" w:hAnsi="Times New Roman" w:cs="Times New Roman"/>
-        </w:rPr>
-        <w:t xml:space="preserve"> </w:t>
-      </w:r>
-      <w:proofErr w:type="spellStart"/>
-      <w:r>
-        <w:rPr>
-          <w:rFonts w:ascii="Times New Roman" w:hAnsi="Times New Roman" w:cs="Times New Roman"/>
-        </w:rPr>
-        <w:t>halaman</w:t>
-      </w:r>
-      <w:proofErr w:type="spellEnd"/>
-      <w:r>
-        <w:rPr>
-          <w:rFonts w:ascii="Times New Roman" w:hAnsi="Times New Roman" w:cs="Times New Roman"/>
-        </w:rPr>
-        <w:t>.</w:t>
-      </w:r>
-    </w:p>
-    <w:p>
-      <w:pPr>
-        <w:pStyle w:val="ListParagraph"/>
-        <w:numPr>
-          <w:ilvl w:val="0"/>
-          <w:numId w:val="40"/>
-        </w:numPr>
-        <w:jc w:val="both"/>
-        <w:rPr>
-          <w:rFonts w:ascii="Times New Roman" w:hAnsi="Times New Roman" w:cs="Times New Roman"/>
-        </w:rPr>
-      </w:pPr>
-      <w:proofErr w:type="spellStart"/>
-      <w:proofErr w:type="gramStart"/>
-      <w:r>
-        <w:rPr>
-          <w:rFonts w:ascii="Times New Roman" w:hAnsi="Times New Roman" w:cs="Times New Roman"/>
-        </w:rPr>
-        <w:t>context.watch</w:t>
-      </w:r>
-      <w:proofErr w:type="spellEnd"/>
-      <w:proofErr w:type="gramEnd"/>
-      <w:r>
-        <w:rPr>
-          <w:rFonts w:ascii="Times New Roman" w:hAnsi="Times New Roman" w:cs="Times New Roman"/>
-        </w:rPr>
-        <w:t xml:space="preserve">() </w:t>
-      </w:r>
-      <w:proofErr w:type="spellStart"/>
-      <w:r>
-        <w:rPr>
-          <w:rFonts w:ascii="Times New Roman" w:hAnsi="Times New Roman" w:cs="Times New Roman"/>
-        </w:rPr>
-        <w:t>digunakan</w:t>
-      </w:r>
-      <w:proofErr w:type="spellEnd"/>
-      <w:r>
-        <w:rPr>
-          <w:rFonts w:ascii="Times New Roman" w:hAnsi="Times New Roman" w:cs="Times New Roman"/>
-        </w:rPr>
-        <w:t xml:space="preserve"> </w:t>
-      </w:r>
-      <w:proofErr w:type="spellStart"/>
-      <w:r>
-        <w:rPr>
-          <w:rFonts w:ascii="Times New Roman" w:hAnsi="Times New Roman" w:cs="Times New Roman"/>
-        </w:rPr>
-        <w:t>untuk</w:t>
-      </w:r>
-      <w:proofErr w:type="spellEnd"/>
-      <w:r>
-        <w:rPr>
-          <w:rFonts w:ascii="Times New Roman" w:hAnsi="Times New Roman" w:cs="Times New Roman"/>
-        </w:rPr>
-        <w:t xml:space="preserve"> </w:t>
-      </w:r>
-      <w:proofErr w:type="spellStart"/>
-      <w:r>
-        <w:rPr>
-          <w:rFonts w:ascii="Times New Roman" w:hAnsi="Times New Roman" w:cs="Times New Roman"/>
-        </w:rPr>
-        <w:t>memperbarui</w:t>
-      </w:r>
-      <w:proofErr w:type="spellEnd"/>
-      <w:r>
-        <w:rPr>
-          <w:rFonts w:ascii="Times New Roman" w:hAnsi="Times New Roman" w:cs="Times New Roman"/>
-        </w:rPr>
-        <w:t xml:space="preserve"> </w:t>
-      </w:r>
-      <w:proofErr w:type="spellStart"/>
-      <w:r>
-        <w:rPr>
-          <w:rFonts w:ascii="Times New Roman" w:hAnsi="Times New Roman" w:cs="Times New Roman"/>
-        </w:rPr>
-        <w:t>tampilan</w:t>
-      </w:r>
-      <w:proofErr w:type="spellEnd"/>
-      <w:r>
-        <w:rPr>
-          <w:rFonts w:ascii="Times New Roman" w:hAnsi="Times New Roman" w:cs="Times New Roman"/>
-        </w:rPr>
-        <w:t xml:space="preserve"> ikon </w:t>
-      </w:r>
-      <w:proofErr w:type="spellStart"/>
-      <w:r>
-        <w:rPr>
-          <w:rFonts w:ascii="Times New Roman" w:hAnsi="Times New Roman" w:cs="Times New Roman"/>
-        </w:rPr>
-        <w:t>bintang</w:t>
-      </w:r>
-      <w:proofErr w:type="spellEnd"/>
-      <w:r>
-        <w:rPr>
-          <w:rFonts w:ascii="Times New Roman" w:hAnsi="Times New Roman" w:cs="Times New Roman"/>
-        </w:rPr>
-        <w:t xml:space="preserve">. </w:t>
-      </w:r>
-    </w:p>
-    <w:p>
-      <w:pPr>
-        <w:pStyle w:val="ListParagraph"/>
-        <w:numPr>
-          <w:ilvl w:val="0"/>
-          <w:numId w:val="40"/>
-        </w:numPr>
-        <w:jc w:val="both"/>
-        <w:rPr>
-          <w:rFonts w:ascii="Times New Roman" w:hAnsi="Times New Roman" w:cs="Times New Roman"/>
-        </w:rPr>
-      </w:pPr>
-      <w:proofErr w:type="spellStart"/>
-      <w:proofErr w:type="gramStart"/>
-      <w:r>
-        <w:rPr>
-          <w:rFonts w:ascii="Times New Roman" w:hAnsi="Times New Roman" w:cs="Times New Roman"/>
-        </w:rPr>
-        <w:t>context.read</w:t>
-      </w:r>
-      <w:proofErr w:type="spellEnd"/>
-      <w:proofErr w:type="gramEnd"/>
-      <w:r>
-        <w:rPr>
-          <w:rFonts w:ascii="Times New Roman" w:hAnsi="Times New Roman" w:cs="Times New Roman"/>
-        </w:rPr>
-        <w:t xml:space="preserve">() </w:t>
-      </w:r>
-      <w:proofErr w:type="spellStart"/>
-      <w:r>
-        <w:rPr>
-          <w:rFonts w:ascii="Times New Roman" w:hAnsi="Times New Roman" w:cs="Times New Roman"/>
-        </w:rPr>
-        <w:t>digunakan</w:t>
-      </w:r>
-      <w:proofErr w:type="spellEnd"/>
-      <w:r>
-        <w:rPr>
-          <w:rFonts w:ascii="Times New Roman" w:hAnsi="Times New Roman" w:cs="Times New Roman"/>
-        </w:rPr>
-        <w:t xml:space="preserve"> </w:t>
-      </w:r>
-      <w:proofErr w:type="spellStart"/>
-      <w:r>
-        <w:rPr>
-          <w:rFonts w:ascii="Times New Roman" w:hAnsi="Times New Roman" w:cs="Times New Roman"/>
-        </w:rPr>
-        <w:t>untuk</w:t>
-      </w:r>
-      <w:proofErr w:type="spellEnd"/>
-      <w:r>
-        <w:rPr>
-          <w:rFonts w:ascii="Times New Roman" w:hAnsi="Times New Roman" w:cs="Times New Roman"/>
-        </w:rPr>
-        <w:t xml:space="preserve"> </w:t>
-      </w:r>
-      <w:proofErr w:type="spellStart"/>
-      <w:r>
-        <w:rPr>
-          <w:rFonts w:ascii="Times New Roman" w:hAnsi="Times New Roman" w:cs="Times New Roman"/>
-        </w:rPr>
-        <w:t>melakukan</w:t>
-      </w:r>
-      <w:proofErr w:type="spellEnd"/>
-      <w:r>
-        <w:rPr>
-          <w:rFonts w:ascii="Times New Roman" w:hAnsi="Times New Roman" w:cs="Times New Roman"/>
-        </w:rPr>
-        <w:t xml:space="preserve"> proses </w:t>
-      </w:r>
-      <w:proofErr w:type="spellStart"/>
-      <w:r>
-        <w:rPr>
-          <w:rFonts w:ascii="Times New Roman" w:hAnsi="Times New Roman" w:cs="Times New Roman"/>
-        </w:rPr>
-        <w:t>tambah</w:t>
-      </w:r>
-      <w:proofErr w:type="spellEnd"/>
-      <w:r>
-        <w:rPr>
-          <w:rFonts w:ascii="Times New Roman" w:hAnsi="Times New Roman" w:cs="Times New Roman"/>
-        </w:rPr>
-        <w:t xml:space="preserve">/hapus </w:t>
-      </w:r>
-      <w:proofErr w:type="spellStart"/>
-      <w:r>
-        <w:rPr>
-          <w:rFonts w:ascii="Times New Roman" w:hAnsi="Times New Roman" w:cs="Times New Roman"/>
-        </w:rPr>
-        <w:t>favorit</w:t>
-      </w:r>
-      <w:proofErr w:type="spellEnd"/>
-      <w:r>
-        <w:rPr>
-          <w:rFonts w:ascii="Times New Roman" w:hAnsi="Times New Roman" w:cs="Times New Roman"/>
-        </w:rPr>
-        <w:t>.</w:t>
-      </w:r>
-    </w:p>
-    <w:p>
-      <w:pPr>
-        <w:pStyle w:val="ListParagraph"/>
-        <w:numPr>
-          <w:ilvl w:val="0"/>
-          <w:numId w:val="40"/>
-        </w:numPr>
-        <w:jc w:val="both"/>
-        <w:rPr>
-          <w:rFonts w:ascii="Times New Roman" w:hAnsi="Times New Roman" w:cs="Times New Roman"/>
-        </w:rPr>
-      </w:pPr>
-      <w:r>
-        <w:rPr>
-          <w:rFonts w:ascii="Times New Roman" w:hAnsi="Times New Roman" w:cs="Times New Roman"/>
-        </w:rPr>
-        <w:t>Consumer&lt;</w:t>
-      </w:r>
-      <w:proofErr w:type="spellStart"/>
-      <w:r>
-        <w:rPr>
-          <w:rFonts w:ascii="Times New Roman" w:hAnsi="Times New Roman" w:cs="Times New Roman"/>
-        </w:rPr>
-        <w:t>FavoritModel</w:t>
-      </w:r>
-      <w:proofErr w:type="spellEnd"/>
-      <w:r>
-        <w:rPr>
-          <w:rFonts w:ascii="Times New Roman" w:hAnsi="Times New Roman" w:cs="Times New Roman"/>
-        </w:rPr>
-        <w:t xml:space="preserve">&gt; </w:t>
-      </w:r>
-      <w:proofErr w:type="spellStart"/>
-      <w:r>
-        <w:rPr>
-          <w:rFonts w:ascii="Times New Roman" w:hAnsi="Times New Roman" w:cs="Times New Roman"/>
-        </w:rPr>
-        <w:t>membuat</w:t>
-      </w:r>
-      <w:proofErr w:type="spellEnd"/>
-      <w:r>
-        <w:rPr>
-          <w:rFonts w:ascii="Times New Roman" w:hAnsi="Times New Roman" w:cs="Times New Roman"/>
-        </w:rPr>
-        <w:t xml:space="preserve"> daftar </w:t>
-      </w:r>
-      <w:proofErr w:type="spellStart"/>
-      <w:r>
-        <w:rPr>
-          <w:rFonts w:ascii="Times New Roman" w:hAnsi="Times New Roman" w:cs="Times New Roman"/>
-        </w:rPr>
-        <w:t>favorit</w:t>
-      </w:r>
-      <w:proofErr w:type="spellEnd"/>
-      <w:r>
-        <w:rPr>
-          <w:rFonts w:ascii="Times New Roman" w:hAnsi="Times New Roman" w:cs="Times New Roman"/>
-        </w:rPr>
-        <w:t xml:space="preserve"> </w:t>
-      </w:r>
-      <w:proofErr w:type="spellStart"/>
-      <w:r>
-        <w:rPr>
-          <w:rFonts w:ascii="Times New Roman" w:hAnsi="Times New Roman" w:cs="Times New Roman"/>
-        </w:rPr>
-        <w:t>otomatis</w:t>
-      </w:r>
-      <w:proofErr w:type="spellEnd"/>
-      <w:r>
-        <w:rPr>
-          <w:rFonts w:ascii="Times New Roman" w:hAnsi="Times New Roman" w:cs="Times New Roman"/>
-        </w:rPr>
-        <w:t xml:space="preserve"> </w:t>
-      </w:r>
-      <w:proofErr w:type="spellStart"/>
-      <w:r>
-        <w:rPr>
-          <w:rFonts w:ascii="Times New Roman" w:hAnsi="Times New Roman" w:cs="Times New Roman"/>
-        </w:rPr>
-        <w:t>diperbarui</w:t>
-      </w:r>
-      <w:proofErr w:type="spellEnd"/>
-      <w:r>
-        <w:rPr>
-          <w:rFonts w:ascii="Times New Roman" w:hAnsi="Times New Roman" w:cs="Times New Roman"/>
-        </w:rPr>
-        <w:t xml:space="preserve"> </w:t>
-      </w:r>
-      <w:proofErr w:type="spellStart"/>
-      <w:r>
-        <w:rPr>
-          <w:rFonts w:ascii="Times New Roman" w:hAnsi="Times New Roman" w:cs="Times New Roman"/>
-        </w:rPr>
-        <w:t>ketika</w:t>
-      </w:r>
-      <w:proofErr w:type="spellEnd"/>
-      <w:r>
-        <w:rPr>
-          <w:rFonts w:ascii="Times New Roman" w:hAnsi="Times New Roman" w:cs="Times New Roman"/>
-        </w:rPr>
-        <w:t xml:space="preserve"> state </w:t>
-      </w:r>
-      <w:proofErr w:type="spellStart"/>
-      <w:r>
-        <w:rPr>
-          <w:rFonts w:ascii="Times New Roman" w:hAnsi="Times New Roman" w:cs="Times New Roman"/>
-        </w:rPr>
-        <w:t>berubah</w:t>
-      </w:r>
-      <w:proofErr w:type="spellEnd"/>
-      <w:r>
-        <w:rPr>
-          <w:rFonts w:ascii="Times New Roman" w:hAnsi="Times New Roman" w:cs="Times New Roman"/>
-        </w:rPr>
-        <w:t>.</w:t>
-      </w:r>
-    </w:p>
-    <w:p>
-      <w:pPr>
-        <w:pStyle w:val="ListParagraph"/>
-        <w:numPr>
-          <w:ilvl w:val="0"/>
-          <w:numId w:val="40"/>
-        </w:numPr>
-        <w:jc w:val="both"/>
-        <w:rPr>
-          <w:rFonts w:ascii="Times New Roman" w:hAnsi="Times New Roman" w:cs="Times New Roman"/>
-        </w:rPr>
-      </w:pPr>
-      <w:proofErr w:type="spellStart"/>
-      <w:proofErr w:type="gramStart"/>
-      <w:r>
-        <w:rPr>
-          <w:rFonts w:ascii="Times New Roman" w:hAnsi="Times New Roman" w:cs="Times New Roman"/>
-        </w:rPr>
-        <w:t>setState</w:t>
-      </w:r>
-      <w:proofErr w:type="spellEnd"/>
-      <w:r>
-        <w:rPr>
-          <w:rFonts w:ascii="Times New Roman" w:hAnsi="Times New Roman" w:cs="Times New Roman"/>
-        </w:rPr>
-        <w:t>(</w:t>
-      </w:r>
-      <w:proofErr w:type="gramEnd"/>
-      <w:r>
-        <w:rPr>
-          <w:rFonts w:ascii="Times New Roman" w:hAnsi="Times New Roman" w:cs="Times New Roman"/>
-        </w:rPr>
-        <w:t xml:space="preserve">) </w:t>
-      </w:r>
-      <w:proofErr w:type="spellStart"/>
-      <w:r>
-        <w:rPr>
-          <w:rFonts w:ascii="Times New Roman" w:hAnsi="Times New Roman" w:cs="Times New Roman"/>
-        </w:rPr>
-        <w:t>digunakan</w:t>
-      </w:r>
-      <w:proofErr w:type="spellEnd"/>
-      <w:r>
-        <w:rPr>
-          <w:rFonts w:ascii="Times New Roman" w:hAnsi="Times New Roman" w:cs="Times New Roman"/>
-        </w:rPr>
-        <w:t xml:space="preserve"> </w:t>
-      </w:r>
-      <w:proofErr w:type="spellStart"/>
-      <w:r>
-        <w:rPr>
-          <w:rFonts w:ascii="Times New Roman" w:hAnsi="Times New Roman" w:cs="Times New Roman"/>
-        </w:rPr>
-        <w:t>untuk</w:t>
-      </w:r>
-      <w:proofErr w:type="spellEnd"/>
-      <w:r>
-        <w:rPr>
-          <w:rFonts w:ascii="Times New Roman" w:hAnsi="Times New Roman" w:cs="Times New Roman"/>
-        </w:rPr>
-        <w:t xml:space="preserve"> </w:t>
-      </w:r>
-      <w:proofErr w:type="spellStart"/>
-      <w:r>
-        <w:rPr>
-          <w:rFonts w:ascii="Times New Roman" w:hAnsi="Times New Roman" w:cs="Times New Roman"/>
-        </w:rPr>
-        <w:t>mengatur</w:t>
-      </w:r>
-      <w:proofErr w:type="spellEnd"/>
-      <w:r>
-        <w:rPr>
-          <w:rFonts w:ascii="Times New Roman" w:hAnsi="Times New Roman" w:cs="Times New Roman"/>
-        </w:rPr>
-        <w:t xml:space="preserve"> </w:t>
-      </w:r>
-      <w:proofErr w:type="spellStart"/>
-      <w:r>
-        <w:rPr>
-          <w:rFonts w:ascii="Times New Roman" w:hAnsi="Times New Roman" w:cs="Times New Roman"/>
-        </w:rPr>
-        <w:t>kondisi</w:t>
-      </w:r>
-      <w:proofErr w:type="spellEnd"/>
-      <w:r>
-        <w:rPr>
-          <w:rFonts w:ascii="Times New Roman" w:hAnsi="Times New Roman" w:cs="Times New Roman"/>
-        </w:rPr>
-        <w:t xml:space="preserve"> </w:t>
-      </w:r>
-      <w:proofErr w:type="spellStart"/>
-      <w:r>
-        <w:rPr>
-          <w:rFonts w:ascii="Times New Roman" w:hAnsi="Times New Roman" w:cs="Times New Roman"/>
-        </w:rPr>
-        <w:t>tombol</w:t>
-      </w:r>
-      <w:proofErr w:type="spellEnd"/>
-      <w:r>
-        <w:rPr>
-          <w:rFonts w:ascii="Times New Roman" w:hAnsi="Times New Roman" w:cs="Times New Roman"/>
-        </w:rPr>
-        <w:t xml:space="preserve"> </w:t>
-      </w:r>
-      <w:proofErr w:type="spellStart"/>
-      <w:r>
-        <w:rPr>
-          <w:rFonts w:ascii="Times New Roman" w:hAnsi="Times New Roman" w:cs="Times New Roman"/>
-        </w:rPr>
-        <w:t>saat</w:t>
-      </w:r>
-      <w:proofErr w:type="spellEnd"/>
-      <w:r>
-        <w:rPr>
-          <w:rFonts w:ascii="Times New Roman" w:hAnsi="Times New Roman" w:cs="Times New Roman"/>
-        </w:rPr>
-        <w:t xml:space="preserve"> proses </w:t>
-      </w:r>
-      <w:proofErr w:type="spellStart"/>
-      <w:r>
-        <w:rPr>
-          <w:rFonts w:ascii="Times New Roman" w:hAnsi="Times New Roman" w:cs="Times New Roman"/>
-        </w:rPr>
-        <w:t>pengajuan</w:t>
-      </w:r>
-      <w:proofErr w:type="spellEnd"/>
-      <w:r>
-        <w:rPr>
-          <w:rFonts w:ascii="Times New Roman" w:hAnsi="Times New Roman" w:cs="Times New Roman"/>
-        </w:rPr>
-        <w:t xml:space="preserve"> </w:t>
-      </w:r>
-      <w:proofErr w:type="spellStart"/>
-      <w:r>
-        <w:rPr>
-          <w:rFonts w:ascii="Times New Roman" w:hAnsi="Times New Roman" w:cs="Times New Roman"/>
-        </w:rPr>
-        <w:t>berlangsung</w:t>
-      </w:r>
-      <w:proofErr w:type="spellEnd"/>
-      <w:r>
-        <w:rPr>
-          <w:rFonts w:ascii="Times New Roman" w:hAnsi="Times New Roman" w:cs="Times New Roman"/>
-        </w:rPr>
-        <w:t xml:space="preserve">. </w:t>
-      </w:r>
-    </w:p>
-    <w:p>
-      <w:pPr>
-        <w:pStyle w:val="ListParagraph"/>
-        <w:numPr>
-          <w:ilvl w:val="0"/>
-          <w:numId w:val="40"/>
-        </w:numPr>
-        <w:jc w:val="both"/>
-        <w:rPr>
-          <w:rFonts w:ascii="Times New Roman" w:hAnsi="Times New Roman" w:cs="Times New Roman"/>
-        </w:rPr>
-      </w:pPr>
-      <w:proofErr w:type="spellStart"/>
-      <w:r>
-        <w:rPr>
-          <w:rFonts w:ascii="Times New Roman" w:hAnsi="Times New Roman" w:cs="Times New Roman"/>
-        </w:rPr>
-        <w:t>Setelah</w:t>
-      </w:r>
-      <w:proofErr w:type="spellEnd"/>
-      <w:r>
-        <w:rPr>
-          <w:rFonts w:ascii="Times New Roman" w:hAnsi="Times New Roman" w:cs="Times New Roman"/>
-        </w:rPr>
-        <w:t xml:space="preserve"> </w:t>
-      </w:r>
-      <w:proofErr w:type="gramStart"/>
-      <w:r>
-        <w:rPr>
-          <w:rFonts w:ascii="Times New Roman" w:hAnsi="Times New Roman" w:cs="Times New Roman"/>
-        </w:rPr>
-        <w:t>proses</w:t>
-      </w:r>
-      <w:proofErr w:type="gramEnd"/>
-      <w:r>
-        <w:rPr>
-          <w:rFonts w:ascii="Times New Roman" w:hAnsi="Times New Roman" w:cs="Times New Roman"/>
-        </w:rPr>
-        <w:t xml:space="preserve"> </w:t>
-      </w:r>
-      <w:proofErr w:type="spellStart"/>
-      <w:r>
-        <w:rPr>
-          <w:rFonts w:ascii="Times New Roman" w:hAnsi="Times New Roman" w:cs="Times New Roman"/>
-        </w:rPr>
-        <w:t>selesai</w:t>
-      </w:r>
-      <w:proofErr w:type="spellEnd"/>
-      <w:r>
-        <w:rPr>
-          <w:rFonts w:ascii="Times New Roman" w:hAnsi="Times New Roman" w:cs="Times New Roman"/>
-        </w:rPr>
-        <w:t xml:space="preserve">, data </w:t>
-      </w:r>
-      <w:proofErr w:type="spellStart"/>
-      <w:r>
-        <w:rPr>
-          <w:rFonts w:ascii="Times New Roman" w:hAnsi="Times New Roman" w:cs="Times New Roman"/>
-        </w:rPr>
-        <w:t>dimasukkan</w:t>
-      </w:r>
-      <w:proofErr w:type="spellEnd"/>
-      <w:r>
-        <w:rPr>
-          <w:rFonts w:ascii="Times New Roman" w:hAnsi="Times New Roman" w:cs="Times New Roman"/>
-        </w:rPr>
-        <w:t xml:space="preserve"> </w:t>
-      </w:r>
-      <w:proofErr w:type="spellStart"/>
-      <w:r>
-        <w:rPr>
-          <w:rFonts w:ascii="Times New Roman" w:hAnsi="Times New Roman" w:cs="Times New Roman"/>
-        </w:rPr>
-        <w:t>ke</w:t>
-      </w:r>
-      <w:proofErr w:type="spellEnd"/>
-      <w:r>
-        <w:rPr>
-          <w:rFonts w:ascii="Times New Roman" w:hAnsi="Times New Roman" w:cs="Times New Roman"/>
-        </w:rPr>
-        <w:t xml:space="preserve"> </w:t>
-      </w:r>
-      <w:proofErr w:type="spellStart"/>
-      <w:r>
-        <w:rPr>
-          <w:rFonts w:ascii="Times New Roman" w:hAnsi="Times New Roman" w:cs="Times New Roman"/>
-        </w:rPr>
-        <w:t>PengajuanModel</w:t>
-      </w:r>
-      <w:proofErr w:type="spellEnd"/>
-      <w:r>
-        <w:rPr>
-          <w:rFonts w:ascii="Times New Roman" w:hAnsi="Times New Roman" w:cs="Times New Roman"/>
-        </w:rPr>
-        <w:t>.</w:t>
-      </w:r>
-    </w:p>
-    <w:p>
-      <w:pPr>
-        <w:pStyle w:val="ListParagraph"/>
-        <w:numPr>
-          <w:ilvl w:val="0"/>
-          <w:numId w:val="40"/>
-        </w:numPr>
-        <w:jc w:val="both"/>
-        <w:rPr>
-          <w:rFonts w:ascii="Times New Roman" w:hAnsi="Times New Roman" w:cs="Times New Roman"/>
-        </w:rPr>
-      </w:pPr>
-      <w:proofErr w:type="spellStart"/>
-      <w:proofErr w:type="gramStart"/>
-      <w:r>
-        <w:rPr>
-          <w:rFonts w:ascii="Times New Roman" w:hAnsi="Times New Roman" w:cs="Times New Roman"/>
-        </w:rPr>
-        <w:t>context.select</w:t>
-      </w:r>
-      <w:proofErr w:type="spellEnd"/>
-      <w:proofErr w:type="gramEnd"/>
-      <w:r>
-        <w:rPr>
-          <w:rFonts w:ascii="Times New Roman" w:hAnsi="Times New Roman" w:cs="Times New Roman"/>
-        </w:rPr>
-        <w:t xml:space="preserve">() </w:t>
-      </w:r>
-      <w:proofErr w:type="spellStart"/>
-      <w:r>
-        <w:rPr>
-          <w:rFonts w:ascii="Times New Roman" w:hAnsi="Times New Roman" w:cs="Times New Roman"/>
-        </w:rPr>
-        <w:t>digunakan</w:t>
-      </w:r>
-      <w:proofErr w:type="spellEnd"/>
-      <w:r>
-        <w:rPr>
-          <w:rFonts w:ascii="Times New Roman" w:hAnsi="Times New Roman" w:cs="Times New Roman"/>
-        </w:rPr>
-        <w:t xml:space="preserve"> </w:t>
-      </w:r>
-      <w:proofErr w:type="spellStart"/>
-      <w:r>
-        <w:rPr>
-          <w:rFonts w:ascii="Times New Roman" w:hAnsi="Times New Roman" w:cs="Times New Roman"/>
-        </w:rPr>
-        <w:t>untuk</w:t>
-      </w:r>
-      <w:proofErr w:type="spellEnd"/>
-      <w:r>
-        <w:rPr>
-          <w:rFonts w:ascii="Times New Roman" w:hAnsi="Times New Roman" w:cs="Times New Roman"/>
-        </w:rPr>
-        <w:t xml:space="preserve"> </w:t>
-      </w:r>
-      <w:proofErr w:type="spellStart"/>
-      <w:r>
-        <w:rPr>
-          <w:rFonts w:ascii="Times New Roman" w:hAnsi="Times New Roman" w:cs="Times New Roman"/>
-        </w:rPr>
-        <w:t>mengambil</w:t>
-      </w:r>
-      <w:proofErr w:type="spellEnd"/>
-      <w:r>
-        <w:rPr>
-          <w:rFonts w:ascii="Times New Roman" w:hAnsi="Times New Roman" w:cs="Times New Roman"/>
-        </w:rPr>
-        <w:t xml:space="preserve"> </w:t>
-      </w:r>
-      <w:proofErr w:type="spellStart"/>
-      <w:r>
-        <w:rPr>
-          <w:rFonts w:ascii="Times New Roman" w:hAnsi="Times New Roman" w:cs="Times New Roman"/>
-        </w:rPr>
-        <w:t>totalPengajuan</w:t>
-      </w:r>
-      <w:proofErr w:type="spellEnd"/>
-      <w:r>
-        <w:rPr>
-          <w:rFonts w:ascii="Times New Roman" w:hAnsi="Times New Roman" w:cs="Times New Roman"/>
-        </w:rPr>
-        <w:t xml:space="preserve">, </w:t>
-      </w:r>
-      <w:proofErr w:type="spellStart"/>
-      <w:r>
-        <w:rPr>
-          <w:rFonts w:ascii="Times New Roman" w:hAnsi="Times New Roman" w:cs="Times New Roman"/>
-        </w:rPr>
-        <w:t>sehingga</w:t>
-      </w:r>
-      <w:proofErr w:type="spellEnd"/>
-      <w:r>
-        <w:rPr>
-          <w:rFonts w:ascii="Times New Roman" w:hAnsi="Times New Roman" w:cs="Times New Roman"/>
-        </w:rPr>
-        <w:t xml:space="preserve"> </w:t>
-      </w:r>
-      <w:proofErr w:type="spellStart"/>
-      <w:r>
-        <w:rPr>
-          <w:rFonts w:ascii="Times New Roman" w:hAnsi="Times New Roman" w:cs="Times New Roman"/>
-        </w:rPr>
-        <w:t>hanya</w:t>
-      </w:r>
-      <w:proofErr w:type="spellEnd"/>
-      <w:r>
-        <w:rPr>
-          <w:rFonts w:ascii="Times New Roman" w:hAnsi="Times New Roman" w:cs="Times New Roman"/>
-        </w:rPr>
-        <w:t xml:space="preserve"> </w:t>
-      </w:r>
-      <w:proofErr w:type="spellStart"/>
-      <w:r>
-        <w:rPr>
-          <w:rFonts w:ascii="Times New Roman" w:hAnsi="Times New Roman" w:cs="Times New Roman"/>
-        </w:rPr>
-        <w:t>bagian</w:t>
-      </w:r>
-      <w:proofErr w:type="spellEnd"/>
-      <w:r>
-        <w:rPr>
-          <w:rFonts w:ascii="Times New Roman" w:hAnsi="Times New Roman" w:cs="Times New Roman"/>
-        </w:rPr>
-        <w:t xml:space="preserve"> badge yang </w:t>
-      </w:r>
-      <w:proofErr w:type="spellStart"/>
-      <w:r>
-        <w:rPr>
-          <w:rFonts w:ascii="Times New Roman" w:hAnsi="Times New Roman" w:cs="Times New Roman"/>
-        </w:rPr>
-        <w:t>diperbarui</w:t>
-      </w:r>
-      <w:proofErr w:type="spellEnd"/>
-      <w:r>
-        <w:rPr>
-          <w:rFonts w:ascii="Times New Roman" w:hAnsi="Times New Roman" w:cs="Times New Roman"/>
-        </w:rPr>
-        <w:t xml:space="preserve"> </w:t>
-      </w:r>
-      <w:proofErr w:type="spellStart"/>
-      <w:r>
-        <w:rPr>
-          <w:rFonts w:ascii="Times New Roman" w:hAnsi="Times New Roman" w:cs="Times New Roman"/>
-        </w:rPr>
-        <w:t>ketika</w:t>
-      </w:r>
-      <w:proofErr w:type="spellEnd"/>
-      <w:r>
-        <w:rPr>
-          <w:rFonts w:ascii="Times New Roman" w:hAnsi="Times New Roman" w:cs="Times New Roman"/>
-        </w:rPr>
-        <w:t xml:space="preserve"> </w:t>
-      </w:r>
-      <w:proofErr w:type="spellStart"/>
-      <w:r>
-        <w:rPr>
-          <w:rFonts w:ascii="Times New Roman" w:hAnsi="Times New Roman" w:cs="Times New Roman"/>
-        </w:rPr>
-        <w:t>jumlah</w:t>
-      </w:r>
-      <w:proofErr w:type="spellEnd"/>
-      <w:r>
-        <w:rPr>
-          <w:rFonts w:ascii="Times New Roman" w:hAnsi="Times New Roman" w:cs="Times New Roman"/>
-        </w:rPr>
-        <w:t xml:space="preserve"> </w:t>
-      </w:r>
-      <w:proofErr w:type="spellStart"/>
-      <w:r>
-        <w:rPr>
-          <w:rFonts w:ascii="Times New Roman" w:hAnsi="Times New Roman" w:cs="Times New Roman"/>
-        </w:rPr>
-        <w:t>pengajuan</w:t>
-      </w:r>
-      <w:proofErr w:type="spellEnd"/>
-      <w:r>
-        <w:rPr>
-          <w:rFonts w:ascii="Times New Roman" w:hAnsi="Times New Roman" w:cs="Times New Roman"/>
-        </w:rPr>
-        <w:t xml:space="preserve"> </w:t>
-      </w:r>
-      <w:proofErr w:type="spellStart"/>
-      <w:r>
-        <w:rPr>
-          <w:rFonts w:ascii="Times New Roman" w:hAnsi="Times New Roman" w:cs="Times New Roman"/>
-        </w:rPr>
-        <w:t>berubah</w:t>
-      </w:r>
-      <w:proofErr w:type="spellEnd"/>
-      <w:r>
-        <w:rPr>
-          <w:rFonts w:ascii="Times New Roman" w:hAnsi="Times New Roman" w:cs="Times New Roman"/>
-        </w:rPr>
-        <w:t>.</w:t>
-      </w:r>
-      <w:r>
-        <w:rPr>
-          <w:rFonts w:ascii="Times New Roman" w:eastAsia="Times New Roman" w:hAnsi="Times New Roman" w:cs="Times New Roman"/>
-          <w:kern w:val="0"/>
-          <w14:ligatures w14:val="none"/>
-        </w:rPr>
-        <w:t xml:space="preserve"> </w:t>
-      </w:r>
-      <w:proofErr w:type="spellStart"/>
-      <w:r>
-        <w:rPr>
-          <w:rFonts w:ascii="Times New Roman" w:hAnsi="Times New Roman" w:cs="Times New Roman"/>
-        </w:rPr>
-        <w:t>Layar</w:t>
-      </w:r>
-      <w:proofErr w:type="spellEnd"/>
-      <w:r>
-        <w:rPr>
-          <w:rFonts w:ascii="Times New Roman" w:hAnsi="Times New Roman" w:cs="Times New Roman"/>
-        </w:rPr>
-        <w:t xml:space="preserve"> </w:t>
-      </w:r>
-      <w:proofErr w:type="spellStart"/>
-      <w:r>
-        <w:rPr>
-          <w:rFonts w:ascii="Times New Roman" w:hAnsi="Times New Roman" w:cs="Times New Roman"/>
-        </w:rPr>
-        <w:t>sempit</w:t>
-      </w:r>
-      <w:proofErr w:type="spellEnd"/>
-      <w:r>
-        <w:rPr>
-          <w:rFonts w:ascii="Times New Roman" w:hAnsi="Times New Roman" w:cs="Times New Roman"/>
-        </w:rPr>
-        <w:t xml:space="preserve"> </w:t>
-      </w:r>
-      <w:proofErr w:type="spellStart"/>
-      <w:r>
-        <w:rPr>
-          <w:rFonts w:ascii="Times New Roman" w:hAnsi="Times New Roman" w:cs="Times New Roman"/>
-        </w:rPr>
-        <w:t>menggunakan</w:t>
-      </w:r>
-      <w:proofErr w:type="spellEnd"/>
-      <w:r>
-        <w:rPr>
-          <w:rFonts w:ascii="Times New Roman" w:hAnsi="Times New Roman" w:cs="Times New Roman"/>
-        </w:rPr>
-        <w:t xml:space="preserve"> </w:t>
-      </w:r>
-      <w:proofErr w:type="spellStart"/>
-      <w:r>
-        <w:rPr>
-          <w:rFonts w:ascii="Times New Roman" w:hAnsi="Times New Roman" w:cs="Times New Roman"/>
-        </w:rPr>
-        <w:t>NavigationBar</w:t>
-      </w:r>
-      <w:proofErr w:type="spellEnd"/>
-      <w:r>
-        <w:rPr>
-          <w:rFonts w:ascii="Times New Roman" w:hAnsi="Times New Roman" w:cs="Times New Roman"/>
-        </w:rPr>
-        <w:t xml:space="preserve">. </w:t>
-      </w:r>
-    </w:p>
-    <w:p>
-      <w:pPr>
-        <w:pStyle w:val="ListParagraph"/>
-        <w:numPr>
-          <w:ilvl w:val="0"/>
-          <w:numId w:val="40"/>
-        </w:numPr>
-        <w:jc w:val="both"/>
-        <w:rPr>
-          <w:rFonts w:ascii="Times New Roman" w:hAnsi="Times New Roman" w:cs="Times New Roman"/>
-        </w:rPr>
-      </w:pPr>
-      <w:proofErr w:type="spellStart"/>
-      <w:r>
-        <w:rPr>
-          <w:rFonts w:ascii="Times New Roman" w:hAnsi="Times New Roman" w:cs="Times New Roman"/>
-        </w:rPr>
-        <w:t>Layar</w:t>
-      </w:r>
-      <w:proofErr w:type="spellEnd"/>
-      <w:r>
-        <w:rPr>
-          <w:rFonts w:ascii="Times New Roman" w:hAnsi="Times New Roman" w:cs="Times New Roman"/>
-        </w:rPr>
-        <w:t xml:space="preserve"> </w:t>
-      </w:r>
-      <w:proofErr w:type="spellStart"/>
-      <w:r>
-        <w:rPr>
-          <w:rFonts w:ascii="Times New Roman" w:hAnsi="Times New Roman" w:cs="Times New Roman"/>
-        </w:rPr>
-        <w:t>lebar</w:t>
-      </w:r>
-      <w:proofErr w:type="spellEnd"/>
-      <w:r>
-        <w:rPr>
-          <w:rFonts w:ascii="Times New Roman" w:hAnsi="Times New Roman" w:cs="Times New Roman"/>
-        </w:rPr>
-        <w:t xml:space="preserve"> </w:t>
-      </w:r>
-      <w:proofErr w:type="spellStart"/>
-      <w:r>
-        <w:rPr>
-          <w:rFonts w:ascii="Times New Roman" w:hAnsi="Times New Roman" w:cs="Times New Roman"/>
-        </w:rPr>
-        <w:t>menggunakan</w:t>
-      </w:r>
-      <w:proofErr w:type="spellEnd"/>
-      <w:r>
-        <w:rPr>
-          <w:rFonts w:ascii="Times New Roman" w:hAnsi="Times New Roman" w:cs="Times New Roman"/>
-        </w:rPr>
-        <w:t xml:space="preserve"> </w:t>
-      </w:r>
-      <w:proofErr w:type="spellStart"/>
-      <w:r>
-        <w:rPr>
-          <w:rFonts w:ascii="Times New Roman" w:hAnsi="Times New Roman" w:cs="Times New Roman"/>
-        </w:rPr>
-        <w:t>NavigationRail</w:t>
-      </w:r>
-      <w:proofErr w:type="spellEnd"/>
-      <w:r>
-        <w:rPr>
-          <w:rFonts w:ascii="Times New Roman" w:hAnsi="Times New Roman" w:cs="Times New Roman"/>
-        </w:rPr>
-        <w:t xml:space="preserve">. </w:t>
-      </w:r>
-    </w:p>
-    <w:p>
-      <w:pPr>
-        <w:pStyle w:val="ListParagraph"/>
-        <w:numPr>
-          <w:ilvl w:val="0"/>
-          <w:numId w:val="40"/>
-        </w:numPr>
-        <w:jc w:val="both"/>
-        <w:rPr>
-          <w:rFonts w:ascii="Times New Roman" w:hAnsi="Times New Roman" w:cs="Times New Roman"/>
-        </w:rPr>
-      </w:pPr>
-      <w:proofErr w:type="spellStart"/>
-      <w:r>
-        <w:rPr>
-          <w:rFonts w:ascii="Times New Roman" w:hAnsi="Times New Roman" w:cs="Times New Roman"/>
-        </w:rPr>
-        <w:t>NavigationDrawer</w:t>
-      </w:r>
-      <w:proofErr w:type="spellEnd"/>
-      <w:r>
-        <w:rPr>
-          <w:rFonts w:ascii="Times New Roman" w:hAnsi="Times New Roman" w:cs="Times New Roman"/>
-        </w:rPr>
-        <w:t xml:space="preserve"> </w:t>
-      </w:r>
-      <w:proofErr w:type="spellStart"/>
-      <w:r>
-        <w:rPr>
-          <w:rFonts w:ascii="Times New Roman" w:hAnsi="Times New Roman" w:cs="Times New Roman"/>
-        </w:rPr>
-        <w:t>digunakan</w:t>
-      </w:r>
-      <w:proofErr w:type="spellEnd"/>
-      <w:r>
-        <w:rPr>
-          <w:rFonts w:ascii="Times New Roman" w:hAnsi="Times New Roman" w:cs="Times New Roman"/>
-        </w:rPr>
-        <w:t xml:space="preserve"> </w:t>
-      </w:r>
-      <w:proofErr w:type="spellStart"/>
-      <w:r>
-        <w:rPr>
-          <w:rFonts w:ascii="Times New Roman" w:hAnsi="Times New Roman" w:cs="Times New Roman"/>
-        </w:rPr>
-        <w:t>sebagai</w:t>
-      </w:r>
-      <w:proofErr w:type="spellEnd"/>
-      <w:r>
-        <w:rPr>
-          <w:rFonts w:ascii="Times New Roman" w:hAnsi="Times New Roman" w:cs="Times New Roman"/>
-        </w:rPr>
-        <w:t xml:space="preserve"> </w:t>
-      </w:r>
-      <w:proofErr w:type="spellStart"/>
-      <w:r>
-        <w:rPr>
-          <w:rFonts w:ascii="Times New Roman" w:hAnsi="Times New Roman" w:cs="Times New Roman"/>
-        </w:rPr>
-        <w:t>alternatif</w:t>
-      </w:r>
-      <w:proofErr w:type="spellEnd"/>
-      <w:r>
-        <w:rPr>
-          <w:rFonts w:ascii="Times New Roman" w:hAnsi="Times New Roman" w:cs="Times New Roman"/>
-        </w:rPr>
-        <w:t xml:space="preserve"> </w:t>
-      </w:r>
-      <w:proofErr w:type="spellStart"/>
-      <w:r>
-        <w:rPr>
-          <w:rFonts w:ascii="Times New Roman" w:hAnsi="Times New Roman" w:cs="Times New Roman"/>
-        </w:rPr>
-        <w:t>navigasi</w:t>
-      </w:r>
-      <w:proofErr w:type="spellEnd"/>
-      <w:r>
-        <w:rPr>
-          <w:rFonts w:ascii="Times New Roman" w:hAnsi="Times New Roman" w:cs="Times New Roman"/>
-        </w:rPr>
-        <w:t xml:space="preserve"> </w:t>
-      </w:r>
-      <w:proofErr w:type="spellStart"/>
-      <w:r>
-        <w:rPr>
-          <w:rFonts w:ascii="Times New Roman" w:hAnsi="Times New Roman" w:cs="Times New Roman"/>
-        </w:rPr>
-        <w:t>utama</w:t>
-      </w:r>
-      <w:proofErr w:type="spellEnd"/>
-      <w:r>
-        <w:rPr>
-          <w:rFonts w:ascii="Times New Roman" w:hAnsi="Times New Roman" w:cs="Times New Roman"/>
-        </w:rPr>
-        <w:t>.</w:t>
-      </w:r>
     </w:p>
     <w:p>
       <w:pPr>
@@ -2269,50 +2823,14 @@
         <w:rPr>
           <w:rFonts w:ascii="Times New Roman" w:hAnsi="Times New Roman" w:cs="Times New Roman"/>
         </w:rPr>
-        <w:t>menerapkan</w:t>
-      </w:r>
-      <w:proofErr w:type="spellEnd"/>
-      <w:r>
-        <w:rPr>
-          <w:rFonts w:ascii="Times New Roman" w:hAnsi="Times New Roman" w:cs="Times New Roman"/>
-        </w:rPr>
-        <w:t xml:space="preserve"> state management </w:t>
-      </w:r>
-      <w:proofErr w:type="spellStart"/>
-      <w:r>
-        <w:rPr>
-          <w:rFonts w:ascii="Times New Roman" w:hAnsi="Times New Roman" w:cs="Times New Roman"/>
-        </w:rPr>
-        <w:t>menggunakan</w:t>
-      </w:r>
-      <w:proofErr w:type="spellEnd"/>
-      <w:r>
-        <w:rPr>
-          <w:rFonts w:ascii="Times New Roman" w:hAnsi="Times New Roman" w:cs="Times New Roman"/>
-        </w:rPr>
-        <w:t xml:space="preserve"> Provider dan </w:t>
-      </w:r>
-      <w:proofErr w:type="spellStart"/>
-      <w:proofErr w:type="gramStart"/>
-      <w:r>
-        <w:rPr>
-          <w:rFonts w:ascii="Times New Roman" w:hAnsi="Times New Roman" w:cs="Times New Roman"/>
-        </w:rPr>
-        <w:t>setState</w:t>
-      </w:r>
-      <w:proofErr w:type="spellEnd"/>
-      <w:r>
-        <w:rPr>
-          <w:rFonts w:ascii="Times New Roman" w:hAnsi="Times New Roman" w:cs="Times New Roman"/>
-        </w:rPr>
-        <w:t>(</w:t>
-      </w:r>
-      <w:proofErr w:type="gramEnd"/>
-      <w:r>
-        <w:rPr>
-          <w:rFonts w:ascii="Times New Roman" w:hAnsi="Times New Roman" w:cs="Times New Roman"/>
-        </w:rPr>
-        <w:t xml:space="preserve">) pada </w:t>
+        <w:t>menghasilkan</w:t>
+      </w:r>
+      <w:proofErr w:type="spellEnd"/>
+      <w:r>
+        <w:rPr>
+          <w:rFonts w:ascii="Times New Roman" w:hAnsi="Times New Roman" w:cs="Times New Roman"/>
+        </w:rPr>
+        <w:t xml:space="preserve"> </w:t>
       </w:r>
       <w:proofErr w:type="spellStart"/>
       <w:r>
@@ -2326,21 +2844,63 @@
         <w:rPr>
           <w:rFonts w:ascii="Times New Roman" w:hAnsi="Times New Roman" w:cs="Times New Roman"/>
         </w:rPr>
-        <w:t xml:space="preserve"> Nusantara Cerdas Mobile. State </w:t>
-      </w:r>
-      <w:proofErr w:type="spellStart"/>
-      <w:r>
-        <w:rPr>
-          <w:rFonts w:ascii="Times New Roman" w:hAnsi="Times New Roman" w:cs="Times New Roman"/>
-        </w:rPr>
-        <w:t>favorit</w:t>
-      </w:r>
-      <w:proofErr w:type="spellEnd"/>
-      <w:r>
-        <w:rPr>
-          <w:rFonts w:ascii="Times New Roman" w:hAnsi="Times New Roman" w:cs="Times New Roman"/>
-        </w:rPr>
-        <w:t xml:space="preserve"> dan </w:t>
+        <w:t xml:space="preserve"> Nusantara Cerdas Mobile yang </w:t>
+      </w:r>
+      <w:proofErr w:type="spellStart"/>
+      <w:r>
+        <w:rPr>
+          <w:rFonts w:ascii="Times New Roman" w:hAnsi="Times New Roman" w:cs="Times New Roman"/>
+        </w:rPr>
+        <w:t>dapat</w:t>
+      </w:r>
+      <w:proofErr w:type="spellEnd"/>
+      <w:r>
+        <w:rPr>
+          <w:rFonts w:ascii="Times New Roman" w:hAnsi="Times New Roman" w:cs="Times New Roman"/>
+        </w:rPr>
+        <w:t xml:space="preserve"> </w:t>
+      </w:r>
+      <w:proofErr w:type="spellStart"/>
+      <w:r>
+        <w:rPr>
+          <w:rFonts w:ascii="Times New Roman" w:hAnsi="Times New Roman" w:cs="Times New Roman"/>
+        </w:rPr>
+        <w:t>digunakan</w:t>
+      </w:r>
+      <w:proofErr w:type="spellEnd"/>
+      <w:r>
+        <w:rPr>
+          <w:rFonts w:ascii="Times New Roman" w:hAnsi="Times New Roman" w:cs="Times New Roman"/>
+        </w:rPr>
+        <w:t xml:space="preserve"> </w:t>
+      </w:r>
+      <w:proofErr w:type="spellStart"/>
+      <w:r>
+        <w:rPr>
+          <w:rFonts w:ascii="Times New Roman" w:hAnsi="Times New Roman" w:cs="Times New Roman"/>
+        </w:rPr>
+        <w:t>untuk</w:t>
+      </w:r>
+      <w:proofErr w:type="spellEnd"/>
+      <w:r>
+        <w:rPr>
+          <w:rFonts w:ascii="Times New Roman" w:hAnsi="Times New Roman" w:cs="Times New Roman"/>
+        </w:rPr>
+        <w:t xml:space="preserve"> </w:t>
+      </w:r>
+      <w:proofErr w:type="spellStart"/>
+      <w:r>
+        <w:rPr>
+          <w:rFonts w:ascii="Times New Roman" w:hAnsi="Times New Roman" w:cs="Times New Roman"/>
+        </w:rPr>
+        <w:t>melakukan</w:t>
+      </w:r>
+      <w:proofErr w:type="spellEnd"/>
+      <w:r>
+        <w:rPr>
+          <w:rFonts w:ascii="Times New Roman" w:hAnsi="Times New Roman" w:cs="Times New Roman"/>
+        </w:rPr>
+        <w:t xml:space="preserve"> </w:t>
       </w:r>
       <w:proofErr w:type="spellStart"/>
       <w:r>
@@ -2361,77 +2921,21 @@
         <w:rPr>
           <w:rFonts w:ascii="Times New Roman" w:hAnsi="Times New Roman" w:cs="Times New Roman"/>
         </w:rPr>
-        <w:t>dapat</w:t>
-      </w:r>
-      <w:proofErr w:type="spellEnd"/>
-      <w:r>
-        <w:rPr>
-          <w:rFonts w:ascii="Times New Roman" w:hAnsi="Times New Roman" w:cs="Times New Roman"/>
-        </w:rPr>
-        <w:t xml:space="preserve"> </w:t>
-      </w:r>
-      <w:proofErr w:type="spellStart"/>
-      <w:r>
-        <w:rPr>
-          <w:rFonts w:ascii="Times New Roman" w:hAnsi="Times New Roman" w:cs="Times New Roman"/>
-        </w:rPr>
-        <w:t>digunakan</w:t>
-      </w:r>
-      <w:proofErr w:type="spellEnd"/>
-      <w:r>
-        <w:rPr>
-          <w:rFonts w:ascii="Times New Roman" w:hAnsi="Times New Roman" w:cs="Times New Roman"/>
-        </w:rPr>
-        <w:t xml:space="preserve"> </w:t>
-      </w:r>
-      <w:proofErr w:type="spellStart"/>
-      <w:r>
-        <w:rPr>
-          <w:rFonts w:ascii="Times New Roman" w:hAnsi="Times New Roman" w:cs="Times New Roman"/>
-        </w:rPr>
-        <w:t>lintas</w:t>
-      </w:r>
-      <w:proofErr w:type="spellEnd"/>
-      <w:r>
-        <w:rPr>
-          <w:rFonts w:ascii="Times New Roman" w:hAnsi="Times New Roman" w:cs="Times New Roman"/>
-        </w:rPr>
-        <w:t xml:space="preserve"> </w:t>
-      </w:r>
-      <w:proofErr w:type="spellStart"/>
-      <w:r>
-        <w:rPr>
-          <w:rFonts w:ascii="Times New Roman" w:hAnsi="Times New Roman" w:cs="Times New Roman"/>
-        </w:rPr>
-        <w:t>halaman</w:t>
-      </w:r>
-      <w:proofErr w:type="spellEnd"/>
-      <w:r>
-        <w:rPr>
-          <w:rFonts w:ascii="Times New Roman" w:hAnsi="Times New Roman" w:cs="Times New Roman"/>
-        </w:rPr>
-        <w:t xml:space="preserve"> </w:t>
-      </w:r>
-      <w:proofErr w:type="spellStart"/>
-      <w:r>
-        <w:rPr>
-          <w:rFonts w:ascii="Times New Roman" w:hAnsi="Times New Roman" w:cs="Times New Roman"/>
-        </w:rPr>
-        <w:t>secara</w:t>
-      </w:r>
-      <w:proofErr w:type="spellEnd"/>
-      <w:r>
-        <w:rPr>
-          <w:rFonts w:ascii="Times New Roman" w:hAnsi="Times New Roman" w:cs="Times New Roman"/>
-        </w:rPr>
-        <w:t xml:space="preserve"> </w:t>
-      </w:r>
-      <w:proofErr w:type="spellStart"/>
-      <w:r>
-        <w:rPr>
-          <w:rFonts w:ascii="Times New Roman" w:hAnsi="Times New Roman" w:cs="Times New Roman"/>
-        </w:rPr>
-        <w:t>reaktif</w:t>
+        <w:t>layanan</w:t>
+      </w:r>
+      <w:proofErr w:type="spellEnd"/>
+      <w:r>
+        <w:rPr>
+          <w:rFonts w:ascii="Times New Roman" w:hAnsi="Times New Roman" w:cs="Times New Roman"/>
+        </w:rPr>
+        <w:t xml:space="preserve"> </w:t>
+      </w:r>
+      <w:proofErr w:type="spellStart"/>
+      <w:r>
+        <w:rPr>
+          <w:rFonts w:ascii="Times New Roman" w:hAnsi="Times New Roman" w:cs="Times New Roman"/>
+        </w:rPr>
+        <w:t>warga</w:t>
       </w:r>
       <w:proofErr w:type="spellEnd"/>
       <w:r>
@@ -2445,28 +2949,238 @@
         <w:rPr>
           <w:rFonts w:ascii="Times New Roman" w:hAnsi="Times New Roman" w:cs="Times New Roman"/>
         </w:rPr>
-        <w:t>sedangkan</w:t>
-      </w:r>
-      <w:proofErr w:type="spellEnd"/>
-      <w:r>
-        <w:rPr>
-          <w:rFonts w:ascii="Times New Roman" w:hAnsi="Times New Roman" w:cs="Times New Roman"/>
-        </w:rPr>
-        <w:t xml:space="preserve"> </w:t>
-      </w:r>
-      <w:proofErr w:type="gramStart"/>
-      <w:r>
-        <w:rPr>
-          <w:rFonts w:ascii="Times New Roman" w:hAnsi="Times New Roman" w:cs="Times New Roman"/>
-        </w:rPr>
-        <w:t>select(</w:t>
-      </w:r>
-      <w:proofErr w:type="gramEnd"/>
-      <w:r>
-        <w:rPr>
-          <w:rFonts w:ascii="Times New Roman" w:hAnsi="Times New Roman" w:cs="Times New Roman"/>
-        </w:rPr>
-        <w:t xml:space="preserve">) </w:t>
+        <w:t>berkomunikasi</w:t>
+      </w:r>
+      <w:proofErr w:type="spellEnd"/>
+      <w:r>
+        <w:rPr>
+          <w:rFonts w:ascii="Times New Roman" w:hAnsi="Times New Roman" w:cs="Times New Roman"/>
+        </w:rPr>
+        <w:t xml:space="preserve"> </w:t>
+      </w:r>
+      <w:proofErr w:type="spellStart"/>
+      <w:r>
+        <w:rPr>
+          <w:rFonts w:ascii="Times New Roman" w:hAnsi="Times New Roman" w:cs="Times New Roman"/>
+        </w:rPr>
+        <w:t>dengan</w:t>
+      </w:r>
+      <w:proofErr w:type="spellEnd"/>
+      <w:r>
+        <w:rPr>
+          <w:rFonts w:ascii="Times New Roman" w:hAnsi="Times New Roman" w:cs="Times New Roman"/>
+        </w:rPr>
+        <w:t xml:space="preserve"> </w:t>
+      </w:r>
+      <w:proofErr w:type="spellStart"/>
+      <w:r>
+        <w:rPr>
+          <w:rFonts w:ascii="Times New Roman" w:hAnsi="Times New Roman" w:cs="Times New Roman"/>
+        </w:rPr>
+        <w:t>petugas</w:t>
+      </w:r>
+      <w:proofErr w:type="spellEnd"/>
+      <w:r>
+        <w:rPr>
+          <w:rFonts w:ascii="Times New Roman" w:hAnsi="Times New Roman" w:cs="Times New Roman"/>
+        </w:rPr>
+        <w:t xml:space="preserve">, </w:t>
+      </w:r>
+      <w:proofErr w:type="spellStart"/>
+      <w:r>
+        <w:rPr>
+          <w:rFonts w:ascii="Times New Roman" w:hAnsi="Times New Roman" w:cs="Times New Roman"/>
+        </w:rPr>
+        <w:t>melihat</w:t>
+      </w:r>
+      <w:proofErr w:type="spellEnd"/>
+      <w:r>
+        <w:rPr>
+          <w:rFonts w:ascii="Times New Roman" w:hAnsi="Times New Roman" w:cs="Times New Roman"/>
+        </w:rPr>
+        <w:t xml:space="preserve"> </w:t>
+      </w:r>
+      <w:proofErr w:type="spellStart"/>
+      <w:r>
+        <w:rPr>
+          <w:rFonts w:ascii="Times New Roman" w:hAnsi="Times New Roman" w:cs="Times New Roman"/>
+        </w:rPr>
+        <w:t>lokasi</w:t>
+      </w:r>
+      <w:proofErr w:type="spellEnd"/>
+      <w:r>
+        <w:rPr>
+          <w:rFonts w:ascii="Times New Roman" w:hAnsi="Times New Roman" w:cs="Times New Roman"/>
+        </w:rPr>
+        <w:t xml:space="preserve"> </w:t>
+      </w:r>
+      <w:proofErr w:type="spellStart"/>
+      <w:r>
+        <w:rPr>
+          <w:rFonts w:ascii="Times New Roman" w:hAnsi="Times New Roman" w:cs="Times New Roman"/>
+        </w:rPr>
+        <w:t>kantor</w:t>
+      </w:r>
+      <w:proofErr w:type="spellEnd"/>
+      <w:r>
+        <w:rPr>
+          <w:rFonts w:ascii="Times New Roman" w:hAnsi="Times New Roman" w:cs="Times New Roman"/>
+        </w:rPr>
+        <w:t xml:space="preserve"> </w:t>
+      </w:r>
+      <w:proofErr w:type="spellStart"/>
+      <w:r>
+        <w:rPr>
+          <w:rFonts w:ascii="Times New Roman" w:hAnsi="Times New Roman" w:cs="Times New Roman"/>
+        </w:rPr>
+        <w:t>layanan</w:t>
+      </w:r>
+      <w:proofErr w:type="spellEnd"/>
+      <w:r>
+        <w:rPr>
+          <w:rFonts w:ascii="Times New Roman" w:hAnsi="Times New Roman" w:cs="Times New Roman"/>
+        </w:rPr>
+        <w:t xml:space="preserve">, dan </w:t>
+      </w:r>
+      <w:proofErr w:type="spellStart"/>
+      <w:r>
+        <w:rPr>
+          <w:rFonts w:ascii="Times New Roman" w:hAnsi="Times New Roman" w:cs="Times New Roman"/>
+        </w:rPr>
+        <w:t>memantau</w:t>
+      </w:r>
+      <w:proofErr w:type="spellEnd"/>
+      <w:r>
+        <w:rPr>
+          <w:rFonts w:ascii="Times New Roman" w:hAnsi="Times New Roman" w:cs="Times New Roman"/>
+        </w:rPr>
+        <w:t xml:space="preserve"> </w:t>
+      </w:r>
+      <w:proofErr w:type="spellStart"/>
+      <w:r>
+        <w:rPr>
+          <w:rFonts w:ascii="Times New Roman" w:hAnsi="Times New Roman" w:cs="Times New Roman"/>
+        </w:rPr>
+        <w:t>statistik</w:t>
+      </w:r>
+      <w:proofErr w:type="spellEnd"/>
+      <w:r>
+        <w:rPr>
+          <w:rFonts w:ascii="Times New Roman" w:hAnsi="Times New Roman" w:cs="Times New Roman"/>
+        </w:rPr>
+        <w:t xml:space="preserve"> </w:t>
+      </w:r>
+      <w:proofErr w:type="spellStart"/>
+      <w:r>
+        <w:rPr>
+          <w:rFonts w:ascii="Times New Roman" w:hAnsi="Times New Roman" w:cs="Times New Roman"/>
+        </w:rPr>
+        <w:t>pengajuan</w:t>
+      </w:r>
+      <w:proofErr w:type="spellEnd"/>
+      <w:r>
+        <w:rPr>
+          <w:rFonts w:ascii="Times New Roman" w:hAnsi="Times New Roman" w:cs="Times New Roman"/>
+        </w:rPr>
+        <w:t xml:space="preserve">. </w:t>
+      </w:r>
+      <w:proofErr w:type="spellStart"/>
+      <w:r>
+        <w:rPr>
+          <w:rFonts w:ascii="Times New Roman" w:hAnsi="Times New Roman" w:cs="Times New Roman"/>
+        </w:rPr>
+        <w:t>Penggunaan</w:t>
+      </w:r>
+      <w:proofErr w:type="spellEnd"/>
+      <w:r>
+        <w:rPr>
+          <w:rFonts w:ascii="Times New Roman" w:hAnsi="Times New Roman" w:cs="Times New Roman"/>
+        </w:rPr>
+        <w:t xml:space="preserve"> Provider, </w:t>
+      </w:r>
+      <w:proofErr w:type="spellStart"/>
+      <w:r>
+        <w:rPr>
+          <w:rFonts w:ascii="Times New Roman" w:hAnsi="Times New Roman" w:cs="Times New Roman"/>
+        </w:rPr>
+        <w:t>TextField</w:t>
+      </w:r>
+      <w:proofErr w:type="spellEnd"/>
+      <w:r>
+        <w:rPr>
+          <w:rFonts w:ascii="Times New Roman" w:hAnsi="Times New Roman" w:cs="Times New Roman"/>
+        </w:rPr>
+        <w:t xml:space="preserve">, Checkbox, </w:t>
+      </w:r>
+      <w:proofErr w:type="spellStart"/>
+      <w:r>
+        <w:rPr>
+          <w:rFonts w:ascii="Times New Roman" w:hAnsi="Times New Roman" w:cs="Times New Roman"/>
+        </w:rPr>
+        <w:t>RadioButton</w:t>
+      </w:r>
+      <w:proofErr w:type="spellEnd"/>
+      <w:r>
+        <w:rPr>
+          <w:rFonts w:ascii="Times New Roman" w:hAnsi="Times New Roman" w:cs="Times New Roman"/>
+        </w:rPr>
+        <w:t xml:space="preserve">, </w:t>
+      </w:r>
+      <w:proofErr w:type="spellStart"/>
+      <w:r>
+        <w:rPr>
+          <w:rFonts w:ascii="Times New Roman" w:hAnsi="Times New Roman" w:cs="Times New Roman"/>
+        </w:rPr>
+        <w:t>ElevatedButton</w:t>
+      </w:r>
+      <w:proofErr w:type="spellEnd"/>
+      <w:r>
+        <w:rPr>
+          <w:rFonts w:ascii="Times New Roman" w:hAnsi="Times New Roman" w:cs="Times New Roman"/>
+        </w:rPr>
+        <w:t xml:space="preserve">, </w:t>
+      </w:r>
+      <w:proofErr w:type="spellStart"/>
+      <w:r>
+        <w:rPr>
+          <w:rFonts w:ascii="Times New Roman" w:hAnsi="Times New Roman" w:cs="Times New Roman"/>
+        </w:rPr>
+        <w:t>FloatingActionButton</w:t>
+      </w:r>
+      <w:proofErr w:type="spellEnd"/>
+      <w:r>
+        <w:rPr>
+          <w:rFonts w:ascii="Times New Roman" w:hAnsi="Times New Roman" w:cs="Times New Roman"/>
+        </w:rPr>
+        <w:t xml:space="preserve">, </w:t>
+      </w:r>
+      <w:proofErr w:type="spellStart"/>
+      <w:r>
+        <w:rPr>
+          <w:rFonts w:ascii="Times New Roman" w:hAnsi="Times New Roman" w:cs="Times New Roman"/>
+        </w:rPr>
+        <w:t>GestureDetector</w:t>
+      </w:r>
+      <w:proofErr w:type="spellEnd"/>
+      <w:r>
+        <w:rPr>
+          <w:rFonts w:ascii="Times New Roman" w:hAnsi="Times New Roman" w:cs="Times New Roman"/>
+        </w:rPr>
+        <w:t xml:space="preserve">, Google Maps, dan </w:t>
+      </w:r>
+      <w:proofErr w:type="spellStart"/>
+      <w:r>
+        <w:rPr>
+          <w:rFonts w:ascii="Times New Roman" w:hAnsi="Times New Roman" w:cs="Times New Roman"/>
+        </w:rPr>
+        <w:t>BarChart</w:t>
+      </w:r>
+      <w:proofErr w:type="spellEnd"/>
+      <w:r>
+        <w:rPr>
+          <w:rFonts w:ascii="Times New Roman" w:hAnsi="Times New Roman" w:cs="Times New Roman"/>
+        </w:rPr>
+        <w:t xml:space="preserve"> </w:t>
       </w:r>
       <w:proofErr w:type="spellStart"/>
       <w:r>
@@ -2487,175 +3201,7 @@
         <w:rPr>
           <w:rFonts w:ascii="Times New Roman" w:hAnsi="Times New Roman" w:cs="Times New Roman"/>
         </w:rPr>
-        <w:t>membatasi</w:t>
-      </w:r>
-      <w:proofErr w:type="spellEnd"/>
-      <w:r>
-        <w:rPr>
-          <w:rFonts w:ascii="Times New Roman" w:hAnsi="Times New Roman" w:cs="Times New Roman"/>
-        </w:rPr>
-        <w:t xml:space="preserve"> rebuild </w:t>
-      </w:r>
-      <w:proofErr w:type="spellStart"/>
-      <w:r>
-        <w:rPr>
-          <w:rFonts w:ascii="Times New Roman" w:hAnsi="Times New Roman" w:cs="Times New Roman"/>
-        </w:rPr>
-        <w:t>hanya</w:t>
-      </w:r>
-      <w:proofErr w:type="spellEnd"/>
-      <w:r>
-        <w:rPr>
-          <w:rFonts w:ascii="Times New Roman" w:hAnsi="Times New Roman" w:cs="Times New Roman"/>
-        </w:rPr>
-        <w:t xml:space="preserve"> pada </w:t>
-      </w:r>
-      <w:proofErr w:type="spellStart"/>
-      <w:r>
-        <w:rPr>
-          <w:rFonts w:ascii="Times New Roman" w:hAnsi="Times New Roman" w:cs="Times New Roman"/>
-        </w:rPr>
-        <w:t>bagian</w:t>
-      </w:r>
-      <w:proofErr w:type="spellEnd"/>
-      <w:r>
-        <w:rPr>
-          <w:rFonts w:ascii="Times New Roman" w:hAnsi="Times New Roman" w:cs="Times New Roman"/>
-        </w:rPr>
-        <w:t xml:space="preserve"> yang </w:t>
-      </w:r>
-      <w:proofErr w:type="spellStart"/>
-      <w:r>
-        <w:rPr>
-          <w:rFonts w:ascii="Times New Roman" w:hAnsi="Times New Roman" w:cs="Times New Roman"/>
-        </w:rPr>
-        <w:t>membutuhkan</w:t>
-      </w:r>
-      <w:proofErr w:type="spellEnd"/>
-      <w:r>
-        <w:rPr>
-          <w:rFonts w:ascii="Times New Roman" w:hAnsi="Times New Roman" w:cs="Times New Roman"/>
-        </w:rPr>
-        <w:t xml:space="preserve"> </w:t>
-      </w:r>
-      <w:proofErr w:type="spellStart"/>
-      <w:r>
-        <w:rPr>
-          <w:rFonts w:ascii="Times New Roman" w:hAnsi="Times New Roman" w:cs="Times New Roman"/>
-        </w:rPr>
-        <w:t>perubahan</w:t>
-      </w:r>
-      <w:proofErr w:type="spellEnd"/>
-      <w:r>
-        <w:rPr>
-          <w:rFonts w:ascii="Times New Roman" w:hAnsi="Times New Roman" w:cs="Times New Roman"/>
-        </w:rPr>
-        <w:t xml:space="preserve">. </w:t>
-      </w:r>
-      <w:proofErr w:type="spellStart"/>
-      <w:r>
-        <w:rPr>
-          <w:rFonts w:ascii="Times New Roman" w:hAnsi="Times New Roman" w:cs="Times New Roman"/>
-        </w:rPr>
-        <w:t>Navigasi</w:t>
-      </w:r>
-      <w:proofErr w:type="spellEnd"/>
-      <w:r>
-        <w:rPr>
-          <w:rFonts w:ascii="Times New Roman" w:hAnsi="Times New Roman" w:cs="Times New Roman"/>
-        </w:rPr>
-        <w:t xml:space="preserve"> juga </w:t>
-      </w:r>
-      <w:proofErr w:type="spellStart"/>
-      <w:r>
-        <w:rPr>
-          <w:rFonts w:ascii="Times New Roman" w:hAnsi="Times New Roman" w:cs="Times New Roman"/>
-        </w:rPr>
-        <w:t>dapat</w:t>
-      </w:r>
-      <w:proofErr w:type="spellEnd"/>
-      <w:r>
-        <w:rPr>
-          <w:rFonts w:ascii="Times New Roman" w:hAnsi="Times New Roman" w:cs="Times New Roman"/>
-        </w:rPr>
-        <w:t xml:space="preserve"> </w:t>
-      </w:r>
-      <w:proofErr w:type="spellStart"/>
-      <w:r>
-        <w:rPr>
-          <w:rFonts w:ascii="Times New Roman" w:hAnsi="Times New Roman" w:cs="Times New Roman"/>
-        </w:rPr>
-        <w:t>menyesuaikan</w:t>
-      </w:r>
-      <w:proofErr w:type="spellEnd"/>
-      <w:r>
-        <w:rPr>
-          <w:rFonts w:ascii="Times New Roman" w:hAnsi="Times New Roman" w:cs="Times New Roman"/>
-        </w:rPr>
-        <w:t xml:space="preserve"> </w:t>
-      </w:r>
-      <w:proofErr w:type="spellStart"/>
-      <w:r>
-        <w:rPr>
-          <w:rFonts w:ascii="Times New Roman" w:hAnsi="Times New Roman" w:cs="Times New Roman"/>
-        </w:rPr>
-        <w:t>tampilan</w:t>
-      </w:r>
-      <w:proofErr w:type="spellEnd"/>
-      <w:r>
-        <w:rPr>
-          <w:rFonts w:ascii="Times New Roman" w:hAnsi="Times New Roman" w:cs="Times New Roman"/>
-        </w:rPr>
-        <w:t xml:space="preserve"> </w:t>
-      </w:r>
-      <w:proofErr w:type="spellStart"/>
-      <w:r>
-        <w:rPr>
-          <w:rFonts w:ascii="Times New Roman" w:hAnsi="Times New Roman" w:cs="Times New Roman"/>
-        </w:rPr>
-        <w:t>berdasarkan</w:t>
-      </w:r>
-      <w:proofErr w:type="spellEnd"/>
-      <w:r>
-        <w:rPr>
-          <w:rFonts w:ascii="Times New Roman" w:hAnsi="Times New Roman" w:cs="Times New Roman"/>
-        </w:rPr>
-        <w:t xml:space="preserve"> </w:t>
-      </w:r>
-      <w:proofErr w:type="spellStart"/>
-      <w:r>
-        <w:rPr>
-          <w:rFonts w:ascii="Times New Roman" w:hAnsi="Times New Roman" w:cs="Times New Roman"/>
-        </w:rPr>
-        <w:t>ukuran</w:t>
-      </w:r>
-      <w:proofErr w:type="spellEnd"/>
-      <w:r>
-        <w:rPr>
-          <w:rFonts w:ascii="Times New Roman" w:hAnsi="Times New Roman" w:cs="Times New Roman"/>
-        </w:rPr>
-        <w:t xml:space="preserve"> </w:t>
-      </w:r>
-      <w:proofErr w:type="spellStart"/>
-      <w:r>
-        <w:rPr>
-          <w:rFonts w:ascii="Times New Roman" w:hAnsi="Times New Roman" w:cs="Times New Roman"/>
-        </w:rPr>
-        <w:t>layar</w:t>
-      </w:r>
-      <w:proofErr w:type="spellEnd"/>
-      <w:r>
-        <w:rPr>
-          <w:rFonts w:ascii="Times New Roman" w:hAnsi="Times New Roman" w:cs="Times New Roman"/>
-        </w:rPr>
-        <w:t xml:space="preserve"> </w:t>
-      </w:r>
-      <w:proofErr w:type="spellStart"/>
-      <w:r>
-        <w:rPr>
-          <w:rFonts w:ascii="Times New Roman" w:hAnsi="Times New Roman" w:cs="Times New Roman"/>
-        </w:rPr>
-        <w:t>sehingga</w:t>
+        <w:t>membangun</w:t>
       </w:r>
       <w:proofErr w:type="spellEnd"/>
       <w:r>
@@ -2672,96 +3218,6 @@
         <w:t>aplikasi</w:t>
       </w:r>
       <w:proofErr w:type="spellEnd"/>
-      <w:r>
-        <w:rPr>
-          <w:rFonts w:ascii="Times New Roman" w:hAnsi="Times New Roman" w:cs="Times New Roman"/>
-        </w:rPr>
-        <w:t xml:space="preserve"> </w:t>
-      </w:r>
-      <w:proofErr w:type="spellStart"/>
-      <w:r>
-        <w:rPr>
-          <w:rFonts w:ascii="Times New Roman" w:hAnsi="Times New Roman" w:cs="Times New Roman"/>
-        </w:rPr>
-        <w:t>menjadi</w:t>
-      </w:r>
-      <w:proofErr w:type="spellEnd"/>
-      <w:r>
-        <w:rPr>
-          <w:rFonts w:ascii="Times New Roman" w:hAnsi="Times New Roman" w:cs="Times New Roman"/>
-        </w:rPr>
-        <w:t xml:space="preserve"> </w:t>
-      </w:r>
-      <w:proofErr w:type="spellStart"/>
-      <w:r>
-        <w:rPr>
-          <w:rFonts w:ascii="Times New Roman" w:hAnsi="Times New Roman" w:cs="Times New Roman"/>
-        </w:rPr>
-        <w:t>lebih</w:t>
-      </w:r>
-      <w:proofErr w:type="spellEnd"/>
-      <w:r>
-        <w:rPr>
-          <w:rFonts w:ascii="Times New Roman" w:hAnsi="Times New Roman" w:cs="Times New Roman"/>
-        </w:rPr>
-        <w:t xml:space="preserve"> </w:t>
-      </w:r>
-      <w:proofErr w:type="spellStart"/>
-      <w:r>
-        <w:rPr>
-          <w:rFonts w:ascii="Times New Roman" w:hAnsi="Times New Roman" w:cs="Times New Roman"/>
-        </w:rPr>
-        <w:t>terstruktur</w:t>
-      </w:r>
-      <w:proofErr w:type="spellEnd"/>
-      <w:r>
-        <w:rPr>
-          <w:rFonts w:ascii="Times New Roman" w:hAnsi="Times New Roman" w:cs="Times New Roman"/>
-        </w:rPr>
-        <w:t xml:space="preserve">, </w:t>
-      </w:r>
-      <w:proofErr w:type="spellStart"/>
-      <w:r>
-        <w:rPr>
-          <w:rFonts w:ascii="Times New Roman" w:hAnsi="Times New Roman" w:cs="Times New Roman"/>
-        </w:rPr>
-        <w:t>responsif</w:t>
-      </w:r>
-      <w:proofErr w:type="spellEnd"/>
-      <w:r>
-        <w:rPr>
-          <w:rFonts w:ascii="Times New Roman" w:hAnsi="Times New Roman" w:cs="Times New Roman"/>
-        </w:rPr>
-        <w:t xml:space="preserve">, dan </w:t>
-      </w:r>
-      <w:proofErr w:type="spellStart"/>
-      <w:r>
-        <w:rPr>
-          <w:rFonts w:ascii="Times New Roman" w:hAnsi="Times New Roman" w:cs="Times New Roman"/>
-        </w:rPr>
-        <w:t>mudah</w:t>
-      </w:r>
-      <w:proofErr w:type="spellEnd"/>
-      <w:r>
-        <w:rPr>
-          <w:rFonts w:ascii="Times New Roman" w:hAnsi="Times New Roman" w:cs="Times New Roman"/>
-        </w:rPr>
-        <w:t xml:space="preserve"> </w:t>
-      </w:r>
-      <w:proofErr w:type="spellStart"/>
-      <w:r>
-        <w:rPr>
-          <w:rFonts w:ascii="Times New Roman" w:hAnsi="Times New Roman" w:cs="Times New Roman"/>
-        </w:rPr>
-        <w:t>dikelola</w:t>
-      </w:r>
-      <w:proofErr w:type="spellEnd"/>
-      <w:r>
-        <w:rPr>
-          <w:rFonts w:ascii="Times New Roman" w:hAnsi="Times New Roman" w:cs="Times New Roman"/>
-        </w:rPr>
-        <w:t>.</w:t>
-      </w:r>
     </w:p>
     <w:sectPr>
       <w:footerReference w:type="default" r:id="rId14"/>
@@ -6278,6 +6734,95 @@
     </w:lvl>
   </w:abstractNum>
   <w:abstractNum w:abstractNumId="37" w15:restartNumberingAfterBreak="0">
+    <w:nsid w:val="7B3F6C9F"/>
+    <w:multiLevelType w:val="hybridMultilevel"/>
+    <w:tmpl w:val="A5B2087A"/>
+    <w:lvl w:ilvl="0" w:tplc="8FA08AA0">
+      <w:start w:val="1"/>
+      <w:numFmt w:val="lowerLetter"/>
+      <w:lvlText w:val="%1."/>
+      <w:lvlJc w:val="left"/>
+      <w:pPr>
+        <w:ind w:left="1080" w:hanging="360"/>
+      </w:pPr>
+      <w:rPr>
+        <w:rFonts w:hint="default"/>
+      </w:rPr>
+    </w:lvl>
+    <w:lvl w:ilvl="1" w:tplc="04090019" w:tentative="1">
+      <w:start w:val="1"/>
+      <w:numFmt w:val="lowerLetter"/>
+      <w:lvlText w:val="%2."/>
+      <w:lvlJc w:val="left"/>
+      <w:pPr>
+        <w:ind w:left="1800" w:hanging="360"/>
+      </w:pPr>
+    </w:lvl>
+    <w:lvl w:ilvl="2" w:tplc="0409001B" w:tentative="1">
+      <w:start w:val="1"/>
+      <w:numFmt w:val="lowerRoman"/>
+      <w:lvlText w:val="%3."/>
+      <w:lvlJc w:val="right"/>
+      <w:pPr>
+        <w:ind w:left="2520" w:hanging="180"/>
+      </w:pPr>
+    </w:lvl>
+    <w:lvl w:ilvl="3" w:tplc="0409000F" w:tentative="1">
+      <w:start w:val="1"/>
+      <w:numFmt w:val="decimal"/>
+      <w:lvlText w:val="%4."/>
+      <w:lvlJc w:val="left"/>
+      <w:pPr>
+        <w:ind w:left="3240" w:hanging="360"/>
+      </w:pPr>
+    </w:lvl>
+    <w:lvl w:ilvl="4" w:tplc="04090019" w:tentative="1">
+      <w:start w:val="1"/>
+      <w:numFmt w:val="lowerLetter"/>
+      <w:lvlText w:val="%5."/>
+      <w:lvlJc w:val="left"/>
+      <w:pPr>
+        <w:ind w:left="3960" w:hanging="360"/>
+      </w:pPr>
+    </w:lvl>
+    <w:lvl w:ilvl="5" w:tplc="0409001B" w:tentative="1">
+      <w:start w:val="1"/>
+      <w:numFmt w:val="lowerRoman"/>
+      <w:lvlText w:val="%6."/>
+      <w:lvlJc w:val="right"/>
+      <w:pPr>
+        <w:ind w:left="4680" w:hanging="180"/>
+      </w:pPr>
+    </w:lvl>
+    <w:lvl w:ilvl="6" w:tplc="0409000F" w:tentative="1">
+      <w:start w:val="1"/>
+      <w:numFmt w:val="decimal"/>
+      <w:lvlText w:val="%7."/>
+      <w:lvlJc w:val="left"/>
+      <w:pPr>
+        <w:ind w:left="5400" w:hanging="360"/>
+      </w:pPr>
+    </w:lvl>
+    <w:lvl w:ilvl="7" w:tplc="04090019" w:tentative="1">
+      <w:start w:val="1"/>
+      <w:numFmt w:val="lowerLetter"/>
+      <w:lvlText w:val="%8."/>
+      <w:lvlJc w:val="left"/>
+      <w:pPr>
+        <w:ind w:left="6120" w:hanging="360"/>
+      </w:pPr>
+    </w:lvl>
+    <w:lvl w:ilvl="8" w:tplc="0409001B" w:tentative="1">
+      <w:start w:val="1"/>
+      <w:numFmt w:val="lowerRoman"/>
+      <w:lvlText w:val="%9."/>
+      <w:lvlJc w:val="right"/>
+      <w:pPr>
+        <w:ind w:left="6840" w:hanging="180"/>
+      </w:pPr>
+    </w:lvl>
+  </w:abstractNum>
+  <w:abstractNum w:abstractNumId="38" w15:restartNumberingAfterBreak="0">
     <w:nsid w:val="7BDC76AB"/>
     <w:multiLevelType w:val="hybridMultilevel"/>
     <w:tmpl w:val="B8E0EEE4"/>
@@ -6363,7 +6908,7 @@
       </w:pPr>
     </w:lvl>
   </w:abstractNum>
-  <w:abstractNum w:abstractNumId="38" w15:restartNumberingAfterBreak="0">
+  <w:abstractNum w:abstractNumId="39" w15:restartNumberingAfterBreak="0">
     <w:nsid w:val="7BF110EF"/>
     <w:multiLevelType w:val="hybridMultilevel"/>
     <w:tmpl w:val="B4F232D0"/>
@@ -6449,10 +6994,10 @@
       </w:pPr>
     </w:lvl>
   </w:abstractNum>
-  <w:abstractNum w:abstractNumId="39" w15:restartNumberingAfterBreak="0">
+  <w:abstractNum w:abstractNumId="40" w15:restartNumberingAfterBreak="0">
     <w:nsid w:val="7FD6009E"/>
     <w:multiLevelType w:val="hybridMultilevel"/>
-    <w:tmpl w:val="86A4C336"/>
+    <w:tmpl w:val="52AC0B78"/>
     <w:lvl w:ilvl="0" w:tplc="0409000F">
       <w:start w:val="1"/>
       <w:numFmt w:val="decimal"/>
@@ -6542,13 +7087,13 @@
     <w:abstractNumId w:val="30"/>
   </w:num>
   <w:num w:numId="2" w16cid:durableId="1452478591">
-    <w:abstractNumId w:val="38"/>
+    <w:abstractNumId w:val="39"/>
   </w:num>
   <w:num w:numId="3" w16cid:durableId="693921813">
     <w:abstractNumId w:val="16"/>
   </w:num>
   <w:num w:numId="4" w16cid:durableId="927805619">
-    <w:abstractNumId w:val="37"/>
+    <w:abstractNumId w:val="38"/>
   </w:num>
   <w:num w:numId="5" w16cid:durableId="1700667342">
     <w:abstractNumId w:val="26"/>
@@ -6650,13 +7195,16 @@
     <w:abstractNumId w:val="35"/>
   </w:num>
   <w:num w:numId="38" w16cid:durableId="1891726348">
-    <w:abstractNumId w:val="39"/>
+    <w:abstractNumId w:val="40"/>
   </w:num>
   <w:num w:numId="39" w16cid:durableId="274094602">
     <w:abstractNumId w:val="12"/>
   </w:num>
   <w:num w:numId="40" w16cid:durableId="765536339">
     <w:abstractNumId w:val="17"/>
+  </w:num>
+  <w:num w:numId="41" w16cid:durableId="768700661">
+    <w:abstractNumId w:val="37"/>
   </w:num>
 </w:numbering>
 </file>
@@ -7265,7 +7813,6 @@
   <w:style w:type="character" w:default="1" w:styleId="DefaultParagraphFont">
     <w:name w:val="Default Paragraph Font"/>
     <w:uiPriority w:val="1"/>
-    <w:semiHidden/>
     <w:unhideWhenUsed/>
   </w:style>
   <w:style w:type="table" w:default="1" w:styleId="TableNormal">
